--- a/docs/fungi-taxonomy-review-pack.docx
+++ b/docs/fungi-taxonomy-review-pack.docx
@@ -74,7 +74,7 @@
           <w:sz w:val="20"/>
           <w:szCs w:val="20"/>
         </w:rPr>
-        <w:t xml:space="preserve">The app never tells a user that a mushroom is safe to eat. There is deliberately no "edible" category: the safest value on the scale is INEDIBLE. The toxicity field records the consequence of eating a species, and is used only to drive warnings.</w:t>
+        <w:t xml:space="preserve">The app never tells a user that a mushroom is safe to eat. There is deliberately no "edible" category — and no "inedible" one either, because calling a choice edible inedible would be plainly false and would undermine trust in the warnings that matter. The scale below records harm from eating, and drives warnings only.</w:t>
       </w:r>
     </w:p>
     <w:p>
@@ -95,7 +95,7 @@
     </w:p>
     <w:p>
       <w:pPr>
-        <w:spacing w:after="320" w:before="0"/>
+        <w:spacing w:after="120" w:before="0"/>
       </w:pPr>
       <w:r>
         <w:rPr>
@@ -104,7 +104,21 @@
           <w:sz w:val="19"/>
           <w:szCs w:val="19"/>
         </w:rPr>
-        <w:t xml:space="preserve">DEADLY — can kill.  SERIOUS — hospitalisation likely.  TOXIC — significant illness.  INEDIBLE — unpalatable, or simply not assessed as safe.</w:t>
+        <w:t xml:space="preserve">DEADLY — can kill.  SERIOUS — hospitalisation likely.  TOXIC — significant illness.  NONE_RECORDED — no toxicity recorded.</w:t>
+      </w:r>
+    </w:p>
+    <w:p>
+      <w:pPr>
+        <w:spacing w:after="320" w:before="0"/>
+      </w:pPr>
+      <w:r>
+        <w:rPr>
+          <w:rFonts w:ascii="Calibri" w:cs="Calibri" w:eastAsia="Calibri" w:hAnsi="Calibri"/>
+          <w:color w:val="595959"/>
+          <w:sz w:val="19"/>
+          <w:szCs w:val="19"/>
+        </w:rPr>
+        <w:t xml:space="preserve">"No toxicity recorded" is a statement about toxicity alone. It does not mean a species is safe to eat, and it does not mean it is not; the app makes no edibility claim in either direction. If you think a species sits wrongly on this scale, the notes column is the place to say so.</w:t>
       </w:r>
     </w:p>
     <w:p>
@@ -3371,7 +3385,7 @@
                 <w:sz w:val="17"/>
                 <w:szCs w:val="17"/>
               </w:rPr>
-              <w:t xml:space="preserve">INEDIBLE</w:t>
+              <w:t xml:space="preserve">NONE_RECORDED</w:t>
             </w:r>
           </w:p>
         </w:tc>
@@ -3571,7 +3585,7 @@
                 <w:sz w:val="17"/>
                 <w:szCs w:val="17"/>
               </w:rPr>
-              <w:t xml:space="preserve">INEDIBLE</w:t>
+              <w:t xml:space="preserve">NONE_RECORDED</w:t>
             </w:r>
           </w:p>
         </w:tc>
@@ -3774,7 +3788,7 @@
                 <w:sz w:val="17"/>
                 <w:szCs w:val="17"/>
               </w:rPr>
-              <w:t xml:space="preserve">INEDIBLE</w:t>
+              <w:t xml:space="preserve">NONE_RECORDED</w:t>
             </w:r>
           </w:p>
         </w:tc>
@@ -4580,7 +4594,7 @@
                 <w:sz w:val="17"/>
                 <w:szCs w:val="17"/>
               </w:rPr>
-              <w:t xml:space="preserve">INEDIBLE</w:t>
+              <w:t xml:space="preserve">NONE_RECORDED</w:t>
             </w:r>
           </w:p>
         </w:tc>
@@ -4983,7 +4997,7 @@
                 <w:sz w:val="17"/>
                 <w:szCs w:val="17"/>
               </w:rPr>
-              <w:t xml:space="preserve">INEDIBLE</w:t>
+              <w:t xml:space="preserve">NONE_RECORDED</w:t>
             </w:r>
           </w:p>
         </w:tc>
@@ -5183,7 +5197,7 @@
                 <w:sz w:val="17"/>
                 <w:szCs w:val="17"/>
               </w:rPr>
-              <w:t xml:space="preserve">INEDIBLE</w:t>
+              <w:t xml:space="preserve">NONE_RECORDED</w:t>
             </w:r>
           </w:p>
         </w:tc>
@@ -5386,7 +5400,7 @@
                 <w:sz w:val="17"/>
                 <w:szCs w:val="17"/>
               </w:rPr>
-              <w:t xml:space="preserve">INEDIBLE</w:t>
+              <w:t xml:space="preserve">NONE_RECORDED</w:t>
             </w:r>
           </w:p>
         </w:tc>
@@ -5789,7 +5803,7 @@
                 <w:sz w:val="17"/>
                 <w:szCs w:val="17"/>
               </w:rPr>
-              <w:t xml:space="preserve">INEDIBLE</w:t>
+              <w:t xml:space="preserve">NONE_RECORDED</w:t>
             </w:r>
           </w:p>
         </w:tc>
@@ -5989,7 +6003,7 @@
                 <w:sz w:val="17"/>
                 <w:szCs w:val="17"/>
               </w:rPr>
-              <w:t xml:space="preserve">INEDIBLE</w:t>
+              <w:t xml:space="preserve">NONE_RECORDED</w:t>
             </w:r>
           </w:p>
         </w:tc>
@@ -6192,7 +6206,7 @@
                 <w:sz w:val="17"/>
                 <w:szCs w:val="17"/>
               </w:rPr>
-              <w:t xml:space="preserve">INEDIBLE</w:t>
+              <w:t xml:space="preserve">NONE_RECORDED</w:t>
             </w:r>
           </w:p>
         </w:tc>
@@ -6392,7 +6406,7 @@
                 <w:sz w:val="17"/>
                 <w:szCs w:val="17"/>
               </w:rPr>
-              <w:t xml:space="preserve">INEDIBLE</w:t>
+              <w:t xml:space="preserve">NONE_RECORDED</w:t>
             </w:r>
           </w:p>
         </w:tc>
@@ -6595,7 +6609,7 @@
                 <w:sz w:val="17"/>
                 <w:szCs w:val="17"/>
               </w:rPr>
-              <w:t xml:space="preserve">INEDIBLE</w:t>
+              <w:t xml:space="preserve">NONE_RECORDED</w:t>
             </w:r>
           </w:p>
         </w:tc>
@@ -6998,7 +7012,7 @@
                 <w:sz w:val="17"/>
                 <w:szCs w:val="17"/>
               </w:rPr>
-              <w:t xml:space="preserve">INEDIBLE</w:t>
+              <w:t xml:space="preserve">NONE_RECORDED</w:t>
             </w:r>
           </w:p>
         </w:tc>
@@ -7929,7 +7943,7 @@
                 <w:sz w:val="17"/>
                 <w:szCs w:val="17"/>
               </w:rPr>
-              <w:t xml:space="preserve">INEDIBLE</w:t>
+              <w:t xml:space="preserve">NONE_RECORDED</w:t>
             </w:r>
           </w:p>
         </w:tc>
@@ -8132,7 +8146,7 @@
                 <w:sz w:val="17"/>
                 <w:szCs w:val="17"/>
               </w:rPr>
-              <w:t xml:space="preserve">INEDIBLE</w:t>
+              <w:t xml:space="preserve">NONE_RECORDED</w:t>
             </w:r>
           </w:p>
         </w:tc>
@@ -8332,7 +8346,7 @@
                 <w:sz w:val="17"/>
                 <w:szCs w:val="17"/>
               </w:rPr>
-              <w:t xml:space="preserve">INEDIBLE</w:t>
+              <w:t xml:space="preserve">NONE_RECORDED</w:t>
             </w:r>
           </w:p>
         </w:tc>
@@ -8938,7 +8952,7 @@
                 <w:sz w:val="17"/>
                 <w:szCs w:val="17"/>
               </w:rPr>
-              <w:t xml:space="preserve">INEDIBLE</w:t>
+              <w:t xml:space="preserve">NONE_RECORDED</w:t>
             </w:r>
           </w:p>
         </w:tc>
@@ -9138,7 +9152,7 @@
                 <w:sz w:val="17"/>
                 <w:szCs w:val="17"/>
               </w:rPr>
-              <w:t xml:space="preserve">INEDIBLE</w:t>
+              <w:t xml:space="preserve">NONE_RECORDED</w:t>
             </w:r>
           </w:p>
         </w:tc>
@@ -9341,7 +9355,7 @@
                 <w:sz w:val="17"/>
                 <w:szCs w:val="17"/>
               </w:rPr>
-              <w:t xml:space="preserve">INEDIBLE</w:t>
+              <w:t xml:space="preserve">NONE_RECORDED</w:t>
             </w:r>
           </w:p>
         </w:tc>
@@ -9541,7 +9555,7 @@
                 <w:sz w:val="17"/>
                 <w:szCs w:val="17"/>
               </w:rPr>
-              <w:t xml:space="preserve">INEDIBLE</w:t>
+              <w:t xml:space="preserve">NONE_RECORDED</w:t>
             </w:r>
           </w:p>
         </w:tc>
@@ -9744,7 +9758,7 @@
                 <w:sz w:val="17"/>
                 <w:szCs w:val="17"/>
               </w:rPr>
-              <w:t xml:space="preserve">INEDIBLE</w:t>
+              <w:t xml:space="preserve">NONE_RECORDED</w:t>
             </w:r>
           </w:p>
         </w:tc>
@@ -10550,7 +10564,7 @@
                 <w:sz w:val="17"/>
                 <w:szCs w:val="17"/>
               </w:rPr>
-              <w:t xml:space="preserve">INEDIBLE</w:t>
+              <w:t xml:space="preserve">NONE_RECORDED</w:t>
             </w:r>
           </w:p>
         </w:tc>
@@ -11153,7 +11167,7 @@
                 <w:sz w:val="17"/>
                 <w:szCs w:val="17"/>
               </w:rPr>
-              <w:t xml:space="preserve">INEDIBLE</w:t>
+              <w:t xml:space="preserve">NONE_RECORDED</w:t>
             </w:r>
           </w:p>
         </w:tc>
@@ -11556,7 +11570,7 @@
                 <w:sz w:val="17"/>
                 <w:szCs w:val="17"/>
               </w:rPr>
-              <w:t xml:space="preserve">INEDIBLE</w:t>
+              <w:t xml:space="preserve">NONE_RECORDED</w:t>
             </w:r>
           </w:p>
         </w:tc>
@@ -11959,7 +11973,7 @@
                 <w:sz w:val="17"/>
                 <w:szCs w:val="17"/>
               </w:rPr>
-              <w:t xml:space="preserve">INEDIBLE</w:t>
+              <w:t xml:space="preserve">NONE_RECORDED</w:t>
             </w:r>
           </w:p>
         </w:tc>
@@ -12162,7 +12176,7 @@
                 <w:sz w:val="17"/>
                 <w:szCs w:val="17"/>
               </w:rPr>
-              <w:t xml:space="preserve">INEDIBLE</w:t>
+              <w:t xml:space="preserve">NONE_RECORDED</w:t>
             </w:r>
           </w:p>
         </w:tc>
@@ -12362,7 +12376,7 @@
                 <w:sz w:val="17"/>
                 <w:szCs w:val="17"/>
               </w:rPr>
-              <w:t xml:space="preserve">INEDIBLE</w:t>
+              <w:t xml:space="preserve">NONE_RECORDED</w:t>
             </w:r>
           </w:p>
         </w:tc>
@@ -12565,7 +12579,7 @@
                 <w:sz w:val="17"/>
                 <w:szCs w:val="17"/>
               </w:rPr>
-              <w:t xml:space="preserve">INEDIBLE</w:t>
+              <w:t xml:space="preserve">NONE_RECORDED</w:t>
             </w:r>
           </w:p>
         </w:tc>

--- a/docs/fungi-taxonomy-review-pack.docx
+++ b/docs/fungi-taxonomy-review-pack.docx
@@ -30,7 +30,7 @@
           <w:sz w:val="21"/>
           <w:szCs w:val="21"/>
         </w:rPr>
-        <w:t xml:space="preserve">57 species  ·  UK-first identification app  ·  compiled from standard references, not yet verified</w:t>
+        <w:t xml:space="preserve">62 species  ·  UK-first identification app  ·  compiled from standard references, not yet verified</w:t>
       </w:r>
     </w:p>
     <w:p>
@@ -276,7 +276,7 @@
           <w:sz w:val="19"/>
           <w:szCs w:val="19"/>
         </w:rPr>
-        <w:t xml:space="preserve">12 species</w:t>
+        <w:t xml:space="preserve">16 species</w:t>
       </w:r>
     </w:p>
     <w:p>
@@ -1000,7 +1000,7 @@
                 <w:sz w:val="19"/>
                 <w:szCs w:val="19"/>
               </w:rPr>
-              <w:t xml:space="preserve">Clitocybe rivulosa</w:t>
+              <w:t xml:space="preserve">Lepiota brunneoincarnata</w:t>
             </w:r>
           </w:p>
           <w:p>
@@ -1014,7 +1014,7 @@
                 <w:sz w:val="16"/>
                 <w:szCs w:val="16"/>
               </w:rPr>
-              <w:t xml:space="preserve">Fool's Funnel, Ivory Funnel</w:t>
+              <w:t xml:space="preserve">Deadly Dapperling</w:t>
             </w:r>
           </w:p>
         </w:tc>
@@ -1199,7 +1199,7 @@
                 <w:sz w:val="19"/>
                 <w:szCs w:val="19"/>
               </w:rPr>
-              <w:t xml:space="preserve">Cortinarius rubellus</w:t>
+              <w:t xml:space="preserve">Clitocybe rivulosa</w:t>
             </w:r>
           </w:p>
           <w:p>
@@ -1213,7 +1213,7 @@
                 <w:sz w:val="16"/>
                 <w:szCs w:val="16"/>
               </w:rPr>
-              <w:t xml:space="preserve">Deadly Webcap</w:t>
+              <w:t xml:space="preserve">Fool's Funnel, Ivory Funnel</w:t>
             </w:r>
           </w:p>
         </w:tc>
@@ -1403,7 +1403,7 @@
                 <w:sz w:val="19"/>
                 <w:szCs w:val="19"/>
               </w:rPr>
-              <w:t xml:space="preserve">Galerina marginata</w:t>
+              <w:t xml:space="preserve">Cortinarius rubellus</w:t>
             </w:r>
           </w:p>
           <w:p>
@@ -1417,7 +1417,7 @@
                 <w:sz w:val="16"/>
                 <w:szCs w:val="16"/>
               </w:rPr>
-              <w:t xml:space="preserve">Funeral Bell</w:t>
+              <w:t xml:space="preserve">Deadly Webcap</w:t>
             </w:r>
           </w:p>
         </w:tc>
@@ -1602,7 +1602,7 @@
                 <w:sz w:val="19"/>
                 <w:szCs w:val="19"/>
               </w:rPr>
-              <w:t xml:space="preserve">Clitocybe dealbata</w:t>
+              <w:t xml:space="preserve">Galerina marginata</w:t>
             </w:r>
           </w:p>
           <w:p>
@@ -1616,7 +1616,7 @@
                 <w:sz w:val="16"/>
                 <w:szCs w:val="16"/>
               </w:rPr>
-              <w:t xml:space="preserve">Ivory Funnel</w:t>
+              <w:t xml:space="preserve">Funeral Bell</w:t>
             </w:r>
           </w:p>
         </w:tc>
@@ -1806,7 +1806,7 @@
                 <w:sz w:val="19"/>
                 <w:szCs w:val="19"/>
               </w:rPr>
-              <w:t xml:space="preserve">Gyromitra esculenta</w:t>
+              <w:t xml:space="preserve">Lepiota subincarnata</w:t>
             </w:r>
           </w:p>
           <w:p>
@@ -1820,7 +1820,7 @@
                 <w:sz w:val="16"/>
                 <w:szCs w:val="16"/>
               </w:rPr>
-              <w:t xml:space="preserve">False Morel, Turban Fungus</w:t>
+              <w:t xml:space="preserve">Fatal Dapperling</w:t>
             </w:r>
           </w:p>
         </w:tc>
@@ -2005,7 +2005,7 @@
                 <w:sz w:val="19"/>
                 <w:szCs w:val="19"/>
               </w:rPr>
-              <w:t xml:space="preserve">Inocybe erubescens</w:t>
+              <w:t xml:space="preserve">Amanita pantherina</w:t>
             </w:r>
           </w:p>
           <w:p>
@@ -2019,7 +2019,813 @@
                 <w:sz w:val="16"/>
                 <w:szCs w:val="16"/>
               </w:rPr>
+              <w:t xml:space="preserve">Panther Cap</w:t>
+            </w:r>
+          </w:p>
+        </w:tc>
+        <w:tc>
+          <w:tcPr>
+            <w:tcW w:type="dxa" w:w="1050"/>
+            <w:shd w:fill="F5F2EE" w:color="auto" w:val="clear"/>
+            <w:tcMar>
+              <w:top w:type="dxa" w:w="90"/>
+              <w:left w:type="dxa" w:w="110"/>
+              <w:bottom w:type="dxa" w:w="90"/>
+              <w:right w:type="dxa" w:w="110"/>
+            </w:tcMar>
+            <w:vAlign w:val="center"/>
+          </w:tcPr>
+          <w:p>
+            <w:pPr>
+              <w:spacing w:after="0"/>
+            </w:pPr>
+            <w:r>
+              <w:rPr>
+                <w:rFonts w:ascii="Calibri" w:cs="Calibri" w:eastAsia="Calibri" w:hAnsi="Calibri"/>
+                <w:b/>
+                <w:bCs/>
+                <w:color w:val="B3261E"/>
+                <w:sz w:val="17"/>
+                <w:szCs w:val="17"/>
+              </w:rPr>
+              <w:t xml:space="preserve">SERIOUS</w:t>
+            </w:r>
+          </w:p>
+        </w:tc>
+        <w:tc>
+          <w:tcPr>
+            <w:tcW w:type="dxa" w:w="3300"/>
+            <w:shd w:fill="F5F2EE" w:color="auto" w:val="clear"/>
+            <w:tcMar>
+              <w:top w:type="dxa" w:w="90"/>
+              <w:left w:type="dxa" w:w="110"/>
+              <w:bottom w:type="dxa" w:w="90"/>
+              <w:right w:type="dxa" w:w="110"/>
+            </w:tcMar>
+            <w:vAlign w:val="center"/>
+          </w:tcPr>
+          <w:p>
+            <w:pPr>
+              <w:spacing w:after="0"/>
+            </w:pPr>
+            <w:r>
+              <w:rPr>
+                <w:rFonts w:ascii="Calibri" w:cs="Calibri" w:eastAsia="Calibri" w:hAnsi="Calibri"/>
+                <w:i/>
+                <w:iCs/>
+                <w:color w:val="1A1A1A"/>
+                <w:sz w:val="16"/>
+                <w:szCs w:val="16"/>
+              </w:rPr>
+              <w:t xml:space="preserve">Amanita phalloides; Amanita virosa</w:t>
+            </w:r>
+          </w:p>
+        </w:tc>
+        <w:tc>
+          <w:tcPr>
+            <w:tcW w:type="dxa" w:w="950"/>
+            <w:shd w:fill="F5F2EE" w:color="auto" w:val="clear"/>
+            <w:tcMar>
+              <w:top w:type="dxa" w:w="90"/>
+              <w:left w:type="dxa" w:w="110"/>
+              <w:bottom w:type="dxa" w:w="90"/>
+              <w:right w:type="dxa" w:w="110"/>
+            </w:tcMar>
+            <w:vAlign w:val="center"/>
+          </w:tcPr>
+          <w:p>
+            <w:pPr>
+              <w:spacing w:after="0"/>
+            </w:pPr>
+            <w:r>
+              <w:rPr>
+                <w:sz w:val="20"/>
+                <w:szCs w:val="20"/>
+              </w:rPr>
+              <w:t xml:space="preserve"/>
+            </w:r>
+          </w:p>
+        </w:tc>
+        <w:tc>
+          <w:tcPr>
+            <w:tcW w:type="dxa" w:w="1050"/>
+            <w:shd w:fill="F5F2EE" w:color="auto" w:val="clear"/>
+            <w:tcMar>
+              <w:top w:type="dxa" w:w="90"/>
+              <w:left w:type="dxa" w:w="110"/>
+              <w:bottom w:type="dxa" w:w="90"/>
+              <w:right w:type="dxa" w:w="110"/>
+            </w:tcMar>
+            <w:vAlign w:val="center"/>
+          </w:tcPr>
+          <w:p>
+            <w:pPr>
+              <w:spacing w:after="0"/>
+            </w:pPr>
+            <w:r>
+              <w:rPr>
+                <w:sz w:val="20"/>
+                <w:szCs w:val="20"/>
+              </w:rPr>
+              <w:t xml:space="preserve"/>
+            </w:r>
+          </w:p>
+        </w:tc>
+        <w:tc>
+          <w:tcPr>
+            <w:tcW w:type="dxa" w:w="1150"/>
+            <w:shd w:fill="F5F2EE" w:color="auto" w:val="clear"/>
+            <w:tcMar>
+              <w:top w:type="dxa" w:w="90"/>
+              <w:left w:type="dxa" w:w="110"/>
+              <w:bottom w:type="dxa" w:w="90"/>
+              <w:right w:type="dxa" w:w="110"/>
+            </w:tcMar>
+            <w:vAlign w:val="center"/>
+          </w:tcPr>
+          <w:p>
+            <w:pPr>
+              <w:spacing w:after="0"/>
+            </w:pPr>
+            <w:r>
+              <w:rPr>
+                <w:sz w:val="20"/>
+                <w:szCs w:val="20"/>
+              </w:rPr>
+              <w:t xml:space="preserve"/>
+            </w:r>
+          </w:p>
+        </w:tc>
+        <w:tc>
+          <w:tcPr>
+            <w:tcW w:type="dxa" w:w="4128"/>
+            <w:shd w:fill="F5F2EE" w:color="auto" w:val="clear"/>
+            <w:tcMar>
+              <w:top w:type="dxa" w:w="90"/>
+              <w:left w:type="dxa" w:w="110"/>
+              <w:bottom w:type="dxa" w:w="90"/>
+              <w:right w:type="dxa" w:w="110"/>
+            </w:tcMar>
+            <w:vAlign w:val="center"/>
+          </w:tcPr>
+          <w:p>
+            <w:pPr>
+              <w:spacing w:after="0"/>
+            </w:pPr>
+            <w:r>
+              <w:rPr>
+                <w:sz w:val="20"/>
+                <w:szCs w:val="20"/>
+              </w:rPr>
+              <w:t xml:space="preserve"/>
+            </w:r>
+          </w:p>
+        </w:tc>
+      </w:tr>
+      <w:tr>
+        <w:tc>
+          <w:tcPr>
+            <w:tcW w:type="dxa" w:w="3050"/>
+            <w:tcMar>
+              <w:top w:type="dxa" w:w="90"/>
+              <w:left w:type="dxa" w:w="110"/>
+              <w:bottom w:type="dxa" w:w="90"/>
+              <w:right w:type="dxa" w:w="110"/>
+            </w:tcMar>
+            <w:vAlign w:val="center"/>
+          </w:tcPr>
+          <w:p>
+            <w:pPr>
+              <w:spacing w:after="30"/>
+            </w:pPr>
+            <w:r>
+              <w:rPr>
+                <w:rFonts w:ascii="Calibri" w:cs="Calibri" w:eastAsia="Calibri" w:hAnsi="Calibri"/>
+                <w:b/>
+                <w:bCs/>
+                <w:i/>
+                <w:iCs/>
+                <w:color w:val="1A1A1A"/>
+                <w:sz w:val="19"/>
+                <w:szCs w:val="19"/>
+              </w:rPr>
+              <w:t xml:space="preserve">Clitocybe dealbata</w:t>
+            </w:r>
+          </w:p>
+          <w:p>
+            <w:pPr>
+              <w:spacing w:after="0"/>
+            </w:pPr>
+            <w:r>
+              <w:rPr>
+                <w:rFonts w:ascii="Calibri" w:cs="Calibri" w:eastAsia="Calibri" w:hAnsi="Calibri"/>
+                <w:color w:val="595959"/>
+                <w:sz w:val="16"/>
+                <w:szCs w:val="16"/>
+              </w:rPr>
+              <w:t xml:space="preserve">Ivory Funnel</w:t>
+            </w:r>
+          </w:p>
+        </w:tc>
+        <w:tc>
+          <w:tcPr>
+            <w:tcW w:type="dxa" w:w="1050"/>
+            <w:tcMar>
+              <w:top w:type="dxa" w:w="90"/>
+              <w:left w:type="dxa" w:w="110"/>
+              <w:bottom w:type="dxa" w:w="90"/>
+              <w:right w:type="dxa" w:w="110"/>
+            </w:tcMar>
+            <w:vAlign w:val="center"/>
+          </w:tcPr>
+          <w:p>
+            <w:pPr>
+              <w:spacing w:after="0"/>
+            </w:pPr>
+            <w:r>
+              <w:rPr>
+                <w:rFonts w:ascii="Calibri" w:cs="Calibri" w:eastAsia="Calibri" w:hAnsi="Calibri"/>
+                <w:b/>
+                <w:bCs/>
+                <w:color w:val="B3261E"/>
+                <w:sz w:val="17"/>
+                <w:szCs w:val="17"/>
+              </w:rPr>
+              <w:t xml:space="preserve">DEADLY</w:t>
+            </w:r>
+          </w:p>
+        </w:tc>
+        <w:tc>
+          <w:tcPr>
+            <w:tcW w:type="dxa" w:w="3300"/>
+            <w:tcMar>
+              <w:top w:type="dxa" w:w="90"/>
+              <w:left w:type="dxa" w:w="110"/>
+              <w:bottom w:type="dxa" w:w="90"/>
+              <w:right w:type="dxa" w:w="110"/>
+            </w:tcMar>
+            <w:vAlign w:val="center"/>
+          </w:tcPr>
+          <w:p>
+            <w:pPr>
+              <w:spacing w:after="0"/>
+            </w:pPr>
+            <w:r>
+              <w:rPr>
+                <w:rFonts w:ascii="Calibri" w:cs="Calibri" w:eastAsia="Calibri" w:hAnsi="Calibri"/>
+                <w:i w:val="false"/>
+                <w:iCs w:val="false"/>
+                <w:color w:val="595959"/>
+                <w:sz w:val="16"/>
+                <w:szCs w:val="16"/>
+              </w:rPr>
+              <w:t xml:space="preserve">—</w:t>
+            </w:r>
+          </w:p>
+        </w:tc>
+        <w:tc>
+          <w:tcPr>
+            <w:tcW w:type="dxa" w:w="950"/>
+            <w:tcMar>
+              <w:top w:type="dxa" w:w="90"/>
+              <w:left w:type="dxa" w:w="110"/>
+              <w:bottom w:type="dxa" w:w="90"/>
+              <w:right w:type="dxa" w:w="110"/>
+            </w:tcMar>
+            <w:vAlign w:val="center"/>
+          </w:tcPr>
+          <w:p>
+            <w:pPr>
+              <w:spacing w:after="0"/>
+            </w:pPr>
+            <w:r>
+              <w:rPr>
+                <w:sz w:val="20"/>
+                <w:szCs w:val="20"/>
+              </w:rPr>
+              <w:t xml:space="preserve"/>
+            </w:r>
+          </w:p>
+        </w:tc>
+        <w:tc>
+          <w:tcPr>
+            <w:tcW w:type="dxa" w:w="1050"/>
+            <w:tcMar>
+              <w:top w:type="dxa" w:w="90"/>
+              <w:left w:type="dxa" w:w="110"/>
+              <w:bottom w:type="dxa" w:w="90"/>
+              <w:right w:type="dxa" w:w="110"/>
+            </w:tcMar>
+            <w:vAlign w:val="center"/>
+          </w:tcPr>
+          <w:p>
+            <w:pPr>
+              <w:spacing w:after="0"/>
+            </w:pPr>
+            <w:r>
+              <w:rPr>
+                <w:sz w:val="20"/>
+                <w:szCs w:val="20"/>
+              </w:rPr>
+              <w:t xml:space="preserve"/>
+            </w:r>
+          </w:p>
+        </w:tc>
+        <w:tc>
+          <w:tcPr>
+            <w:tcW w:type="dxa" w:w="1150"/>
+            <w:tcMar>
+              <w:top w:type="dxa" w:w="90"/>
+              <w:left w:type="dxa" w:w="110"/>
+              <w:bottom w:type="dxa" w:w="90"/>
+              <w:right w:type="dxa" w:w="110"/>
+            </w:tcMar>
+            <w:vAlign w:val="center"/>
+          </w:tcPr>
+          <w:p>
+            <w:pPr>
+              <w:spacing w:after="0"/>
+            </w:pPr>
+            <w:r>
+              <w:rPr>
+                <w:sz w:val="20"/>
+                <w:szCs w:val="20"/>
+              </w:rPr>
+              <w:t xml:space="preserve"/>
+            </w:r>
+          </w:p>
+        </w:tc>
+        <w:tc>
+          <w:tcPr>
+            <w:tcW w:type="dxa" w:w="4128"/>
+            <w:tcMar>
+              <w:top w:type="dxa" w:w="90"/>
+              <w:left w:type="dxa" w:w="110"/>
+              <w:bottom w:type="dxa" w:w="90"/>
+              <w:right w:type="dxa" w:w="110"/>
+            </w:tcMar>
+            <w:vAlign w:val="center"/>
+          </w:tcPr>
+          <w:p>
+            <w:pPr>
+              <w:spacing w:after="0"/>
+            </w:pPr>
+            <w:r>
+              <w:rPr>
+                <w:sz w:val="20"/>
+                <w:szCs w:val="20"/>
+              </w:rPr>
+              <w:t xml:space="preserve"/>
+            </w:r>
+          </w:p>
+        </w:tc>
+      </w:tr>
+      <w:tr>
+        <w:tc>
+          <w:tcPr>
+            <w:tcW w:type="dxa" w:w="3050"/>
+            <w:shd w:fill="F5F2EE" w:color="auto" w:val="clear"/>
+            <w:tcMar>
+              <w:top w:type="dxa" w:w="90"/>
+              <w:left w:type="dxa" w:w="110"/>
+              <w:bottom w:type="dxa" w:w="90"/>
+              <w:right w:type="dxa" w:w="110"/>
+            </w:tcMar>
+            <w:vAlign w:val="center"/>
+          </w:tcPr>
+          <w:p>
+            <w:pPr>
+              <w:spacing w:after="30"/>
+            </w:pPr>
+            <w:r>
+              <w:rPr>
+                <w:rFonts w:ascii="Calibri" w:cs="Calibri" w:eastAsia="Calibri" w:hAnsi="Calibri"/>
+                <w:b/>
+                <w:bCs/>
+                <w:i/>
+                <w:iCs/>
+                <w:color w:val="1A1A1A"/>
+                <w:sz w:val="19"/>
+                <w:szCs w:val="19"/>
+              </w:rPr>
+              <w:t xml:space="preserve">Gyromitra esculenta</w:t>
+            </w:r>
+          </w:p>
+          <w:p>
+            <w:pPr>
+              <w:spacing w:after="0"/>
+            </w:pPr>
+            <w:r>
+              <w:rPr>
+                <w:rFonts w:ascii="Calibri" w:cs="Calibri" w:eastAsia="Calibri" w:hAnsi="Calibri"/>
+                <w:color w:val="595959"/>
+                <w:sz w:val="16"/>
+                <w:szCs w:val="16"/>
+              </w:rPr>
+              <w:t xml:space="preserve">False Morel, Turban Fungus</w:t>
+            </w:r>
+          </w:p>
+        </w:tc>
+        <w:tc>
+          <w:tcPr>
+            <w:tcW w:type="dxa" w:w="1050"/>
+            <w:shd w:fill="F5F2EE" w:color="auto" w:val="clear"/>
+            <w:tcMar>
+              <w:top w:type="dxa" w:w="90"/>
+              <w:left w:type="dxa" w:w="110"/>
+              <w:bottom w:type="dxa" w:w="90"/>
+              <w:right w:type="dxa" w:w="110"/>
+            </w:tcMar>
+            <w:vAlign w:val="center"/>
+          </w:tcPr>
+          <w:p>
+            <w:pPr>
+              <w:spacing w:after="0"/>
+            </w:pPr>
+            <w:r>
+              <w:rPr>
+                <w:rFonts w:ascii="Calibri" w:cs="Calibri" w:eastAsia="Calibri" w:hAnsi="Calibri"/>
+                <w:b/>
+                <w:bCs/>
+                <w:color w:val="B3261E"/>
+                <w:sz w:val="17"/>
+                <w:szCs w:val="17"/>
+              </w:rPr>
+              <w:t xml:space="preserve">DEADLY</w:t>
+            </w:r>
+          </w:p>
+        </w:tc>
+        <w:tc>
+          <w:tcPr>
+            <w:tcW w:type="dxa" w:w="3300"/>
+            <w:shd w:fill="F5F2EE" w:color="auto" w:val="clear"/>
+            <w:tcMar>
+              <w:top w:type="dxa" w:w="90"/>
+              <w:left w:type="dxa" w:w="110"/>
+              <w:bottom w:type="dxa" w:w="90"/>
+              <w:right w:type="dxa" w:w="110"/>
+            </w:tcMar>
+            <w:vAlign w:val="center"/>
+          </w:tcPr>
+          <w:p>
+            <w:pPr>
+              <w:spacing w:after="0"/>
+            </w:pPr>
+            <w:r>
+              <w:rPr>
+                <w:rFonts w:ascii="Calibri" w:cs="Calibri" w:eastAsia="Calibri" w:hAnsi="Calibri"/>
+                <w:i w:val="false"/>
+                <w:iCs w:val="false"/>
+                <w:color w:val="595959"/>
+                <w:sz w:val="16"/>
+                <w:szCs w:val="16"/>
+              </w:rPr>
+              <w:t xml:space="preserve">—</w:t>
+            </w:r>
+          </w:p>
+        </w:tc>
+        <w:tc>
+          <w:tcPr>
+            <w:tcW w:type="dxa" w:w="950"/>
+            <w:shd w:fill="F5F2EE" w:color="auto" w:val="clear"/>
+            <w:tcMar>
+              <w:top w:type="dxa" w:w="90"/>
+              <w:left w:type="dxa" w:w="110"/>
+              <w:bottom w:type="dxa" w:w="90"/>
+              <w:right w:type="dxa" w:w="110"/>
+            </w:tcMar>
+            <w:vAlign w:val="center"/>
+          </w:tcPr>
+          <w:p>
+            <w:pPr>
+              <w:spacing w:after="0"/>
+            </w:pPr>
+            <w:r>
+              <w:rPr>
+                <w:sz w:val="20"/>
+                <w:szCs w:val="20"/>
+              </w:rPr>
+              <w:t xml:space="preserve"/>
+            </w:r>
+          </w:p>
+        </w:tc>
+        <w:tc>
+          <w:tcPr>
+            <w:tcW w:type="dxa" w:w="1050"/>
+            <w:shd w:fill="F5F2EE" w:color="auto" w:val="clear"/>
+            <w:tcMar>
+              <w:top w:type="dxa" w:w="90"/>
+              <w:left w:type="dxa" w:w="110"/>
+              <w:bottom w:type="dxa" w:w="90"/>
+              <w:right w:type="dxa" w:w="110"/>
+            </w:tcMar>
+            <w:vAlign w:val="center"/>
+          </w:tcPr>
+          <w:p>
+            <w:pPr>
+              <w:spacing w:after="0"/>
+            </w:pPr>
+            <w:r>
+              <w:rPr>
+                <w:sz w:val="20"/>
+                <w:szCs w:val="20"/>
+              </w:rPr>
+              <w:t xml:space="preserve"/>
+            </w:r>
+          </w:p>
+        </w:tc>
+        <w:tc>
+          <w:tcPr>
+            <w:tcW w:type="dxa" w:w="1150"/>
+            <w:shd w:fill="F5F2EE" w:color="auto" w:val="clear"/>
+            <w:tcMar>
+              <w:top w:type="dxa" w:w="90"/>
+              <w:left w:type="dxa" w:w="110"/>
+              <w:bottom w:type="dxa" w:w="90"/>
+              <w:right w:type="dxa" w:w="110"/>
+            </w:tcMar>
+            <w:vAlign w:val="center"/>
+          </w:tcPr>
+          <w:p>
+            <w:pPr>
+              <w:spacing w:after="0"/>
+            </w:pPr>
+            <w:r>
+              <w:rPr>
+                <w:sz w:val="20"/>
+                <w:szCs w:val="20"/>
+              </w:rPr>
+              <w:t xml:space="preserve"/>
+            </w:r>
+          </w:p>
+        </w:tc>
+        <w:tc>
+          <w:tcPr>
+            <w:tcW w:type="dxa" w:w="4128"/>
+            <w:shd w:fill="F5F2EE" w:color="auto" w:val="clear"/>
+            <w:tcMar>
+              <w:top w:type="dxa" w:w="90"/>
+              <w:left w:type="dxa" w:w="110"/>
+              <w:bottom w:type="dxa" w:w="90"/>
+              <w:right w:type="dxa" w:w="110"/>
+            </w:tcMar>
+            <w:vAlign w:val="center"/>
+          </w:tcPr>
+          <w:p>
+            <w:pPr>
+              <w:spacing w:after="0"/>
+            </w:pPr>
+            <w:r>
+              <w:rPr>
+                <w:sz w:val="20"/>
+                <w:szCs w:val="20"/>
+              </w:rPr>
+              <w:t xml:space="preserve"/>
+            </w:r>
+          </w:p>
+        </w:tc>
+      </w:tr>
+      <w:tr>
+        <w:tc>
+          <w:tcPr>
+            <w:tcW w:type="dxa" w:w="3050"/>
+            <w:tcMar>
+              <w:top w:type="dxa" w:w="90"/>
+              <w:left w:type="dxa" w:w="110"/>
+              <w:bottom w:type="dxa" w:w="90"/>
+              <w:right w:type="dxa" w:w="110"/>
+            </w:tcMar>
+            <w:vAlign w:val="center"/>
+          </w:tcPr>
+          <w:p>
+            <w:pPr>
+              <w:spacing w:after="30"/>
+            </w:pPr>
+            <w:r>
+              <w:rPr>
+                <w:rFonts w:ascii="Calibri" w:cs="Calibri" w:eastAsia="Calibri" w:hAnsi="Calibri"/>
+                <w:b/>
+                <w:bCs/>
+                <w:i/>
+                <w:iCs/>
+                <w:color w:val="1A1A1A"/>
+                <w:sz w:val="19"/>
+                <w:szCs w:val="19"/>
+              </w:rPr>
+              <w:t xml:space="preserve">Inocybe erubescens</w:t>
+            </w:r>
+          </w:p>
+          <w:p>
+            <w:pPr>
+              <w:spacing w:after="0"/>
+            </w:pPr>
+            <w:r>
+              <w:rPr>
+                <w:rFonts w:ascii="Calibri" w:cs="Calibri" w:eastAsia="Calibri" w:hAnsi="Calibri"/>
+                <w:color w:val="595959"/>
+                <w:sz w:val="16"/>
+                <w:szCs w:val="16"/>
+              </w:rPr>
               <w:t xml:space="preserve">Deadly Fibrecap</w:t>
+            </w:r>
+          </w:p>
+        </w:tc>
+        <w:tc>
+          <w:tcPr>
+            <w:tcW w:type="dxa" w:w="1050"/>
+            <w:tcMar>
+              <w:top w:type="dxa" w:w="90"/>
+              <w:left w:type="dxa" w:w="110"/>
+              <w:bottom w:type="dxa" w:w="90"/>
+              <w:right w:type="dxa" w:w="110"/>
+            </w:tcMar>
+            <w:vAlign w:val="center"/>
+          </w:tcPr>
+          <w:p>
+            <w:pPr>
+              <w:spacing w:after="0"/>
+            </w:pPr>
+            <w:r>
+              <w:rPr>
+                <w:rFonts w:ascii="Calibri" w:cs="Calibri" w:eastAsia="Calibri" w:hAnsi="Calibri"/>
+                <w:b/>
+                <w:bCs/>
+                <w:color w:val="B3261E"/>
+                <w:sz w:val="17"/>
+                <w:szCs w:val="17"/>
+              </w:rPr>
+              <w:t xml:space="preserve">DEADLY</w:t>
+            </w:r>
+          </w:p>
+        </w:tc>
+        <w:tc>
+          <w:tcPr>
+            <w:tcW w:type="dxa" w:w="3300"/>
+            <w:tcMar>
+              <w:top w:type="dxa" w:w="90"/>
+              <w:left w:type="dxa" w:w="110"/>
+              <w:bottom w:type="dxa" w:w="90"/>
+              <w:right w:type="dxa" w:w="110"/>
+            </w:tcMar>
+            <w:vAlign w:val="center"/>
+          </w:tcPr>
+          <w:p>
+            <w:pPr>
+              <w:spacing w:after="0"/>
+            </w:pPr>
+            <w:r>
+              <w:rPr>
+                <w:rFonts w:ascii="Calibri" w:cs="Calibri" w:eastAsia="Calibri" w:hAnsi="Calibri"/>
+                <w:i w:val="false"/>
+                <w:iCs w:val="false"/>
+                <w:color w:val="595959"/>
+                <w:sz w:val="16"/>
+                <w:szCs w:val="16"/>
+              </w:rPr>
+              <w:t xml:space="preserve">—</w:t>
+            </w:r>
+          </w:p>
+        </w:tc>
+        <w:tc>
+          <w:tcPr>
+            <w:tcW w:type="dxa" w:w="950"/>
+            <w:tcMar>
+              <w:top w:type="dxa" w:w="90"/>
+              <w:left w:type="dxa" w:w="110"/>
+              <w:bottom w:type="dxa" w:w="90"/>
+              <w:right w:type="dxa" w:w="110"/>
+            </w:tcMar>
+            <w:vAlign w:val="center"/>
+          </w:tcPr>
+          <w:p>
+            <w:pPr>
+              <w:spacing w:after="0"/>
+            </w:pPr>
+            <w:r>
+              <w:rPr>
+                <w:sz w:val="20"/>
+                <w:szCs w:val="20"/>
+              </w:rPr>
+              <w:t xml:space="preserve"/>
+            </w:r>
+          </w:p>
+        </w:tc>
+        <w:tc>
+          <w:tcPr>
+            <w:tcW w:type="dxa" w:w="1050"/>
+            <w:tcMar>
+              <w:top w:type="dxa" w:w="90"/>
+              <w:left w:type="dxa" w:w="110"/>
+              <w:bottom w:type="dxa" w:w="90"/>
+              <w:right w:type="dxa" w:w="110"/>
+            </w:tcMar>
+            <w:vAlign w:val="center"/>
+          </w:tcPr>
+          <w:p>
+            <w:pPr>
+              <w:spacing w:after="0"/>
+            </w:pPr>
+            <w:r>
+              <w:rPr>
+                <w:sz w:val="20"/>
+                <w:szCs w:val="20"/>
+              </w:rPr>
+              <w:t xml:space="preserve"/>
+            </w:r>
+          </w:p>
+        </w:tc>
+        <w:tc>
+          <w:tcPr>
+            <w:tcW w:type="dxa" w:w="1150"/>
+            <w:tcMar>
+              <w:top w:type="dxa" w:w="90"/>
+              <w:left w:type="dxa" w:w="110"/>
+              <w:bottom w:type="dxa" w:w="90"/>
+              <w:right w:type="dxa" w:w="110"/>
+            </w:tcMar>
+            <w:vAlign w:val="center"/>
+          </w:tcPr>
+          <w:p>
+            <w:pPr>
+              <w:spacing w:after="0"/>
+            </w:pPr>
+            <w:r>
+              <w:rPr>
+                <w:sz w:val="20"/>
+                <w:szCs w:val="20"/>
+              </w:rPr>
+              <w:t xml:space="preserve"/>
+            </w:r>
+          </w:p>
+        </w:tc>
+        <w:tc>
+          <w:tcPr>
+            <w:tcW w:type="dxa" w:w="4128"/>
+            <w:tcMar>
+              <w:top w:type="dxa" w:w="90"/>
+              <w:left w:type="dxa" w:w="110"/>
+              <w:bottom w:type="dxa" w:w="90"/>
+              <w:right w:type="dxa" w:w="110"/>
+            </w:tcMar>
+            <w:vAlign w:val="center"/>
+          </w:tcPr>
+          <w:p>
+            <w:pPr>
+              <w:spacing w:after="0"/>
+            </w:pPr>
+            <w:r>
+              <w:rPr>
+                <w:sz w:val="20"/>
+                <w:szCs w:val="20"/>
+              </w:rPr>
+              <w:t xml:space="preserve"/>
+            </w:r>
+          </w:p>
+        </w:tc>
+      </w:tr>
+      <w:tr>
+        <w:tc>
+          <w:tcPr>
+            <w:tcW w:type="dxa" w:w="3050"/>
+            <w:shd w:fill="F5F2EE" w:color="auto" w:val="clear"/>
+            <w:tcMar>
+              <w:top w:type="dxa" w:w="90"/>
+              <w:left w:type="dxa" w:w="110"/>
+              <w:bottom w:type="dxa" w:w="90"/>
+              <w:right w:type="dxa" w:w="110"/>
+            </w:tcMar>
+            <w:vAlign w:val="center"/>
+          </w:tcPr>
+          <w:p>
+            <w:pPr>
+              <w:spacing w:after="30"/>
+            </w:pPr>
+            <w:r>
+              <w:rPr>
+                <w:rFonts w:ascii="Calibri" w:cs="Calibri" w:eastAsia="Calibri" w:hAnsi="Calibri"/>
+                <w:b/>
+                <w:bCs/>
+                <w:i/>
+                <w:iCs/>
+                <w:color w:val="1A1A1A"/>
+                <w:sz w:val="19"/>
+                <w:szCs w:val="19"/>
+              </w:rPr>
+              <w:t xml:space="preserve">Lepiota castanea</w:t>
+            </w:r>
+          </w:p>
+          <w:p>
+            <w:pPr>
+              <w:spacing w:after="0"/>
+            </w:pPr>
+            <w:r>
+              <w:rPr>
+                <w:rFonts w:ascii="Calibri" w:cs="Calibri" w:eastAsia="Calibri" w:hAnsi="Calibri"/>
+                <w:color w:val="595959"/>
+                <w:sz w:val="16"/>
+                <w:szCs w:val="16"/>
+              </w:rPr>
+              <w:t xml:space="preserve">Chestnut Dapperling</w:t>
             </w:r>
           </w:p>
         </w:tc>
@@ -3022,7 +3828,7 @@
           <w:sz w:val="19"/>
           <w:szCs w:val="19"/>
         </w:rPr>
-        <w:t xml:space="preserve">20 species</w:t>
+        <w:t xml:space="preserve">22 species</w:t>
       </w:r>
     </w:p>
     <w:p>
@@ -3343,7 +4149,7 @@
                 <w:sz w:val="19"/>
                 <w:szCs w:val="19"/>
               </w:rPr>
-              <w:t xml:space="preserve">Calocybe gambosa</w:t>
+              <w:t xml:space="preserve">Agaricus campestris</w:t>
             </w:r>
           </w:p>
           <w:p>
@@ -3357,7 +4163,7 @@
                 <w:sz w:val="16"/>
                 <w:szCs w:val="16"/>
               </w:rPr>
-              <w:t xml:space="preserve">St George's Mushroom</w:t>
+              <w:t xml:space="preserve">Field Mushroom</w:t>
             </w:r>
           </w:p>
         </w:tc>
@@ -3413,7 +4219,7 @@
                 <w:sz w:val="16"/>
                 <w:szCs w:val="16"/>
               </w:rPr>
-              <w:t xml:space="preserve">Amanita virosa; Clitocybe dealbata; Clitocybe rivulosa; Inocybe erubescens</w:t>
+              <w:t xml:space="preserve">Amanita phalloides; Amanita virosa; Inocybe erubescens; Lepiota brunneoincarnata</w:t>
             </w:r>
           </w:p>
         </w:tc>
@@ -3542,7 +4348,7 @@
                 <w:sz w:val="19"/>
                 <w:szCs w:val="19"/>
               </w:rPr>
-              <w:t xml:space="preserve">Agaricus campestris</w:t>
+              <w:t xml:space="preserve">Calocybe gambosa</w:t>
             </w:r>
           </w:p>
           <w:p>
@@ -3556,7 +4362,7 @@
                 <w:sz w:val="16"/>
                 <w:szCs w:val="16"/>
               </w:rPr>
-              <w:t xml:space="preserve">Field Mushroom</w:t>
+              <w:t xml:space="preserve">St George's Mushroom</w:t>
             </w:r>
           </w:p>
         </w:tc>
@@ -3614,7 +4420,7 @@
                 <w:sz w:val="16"/>
                 <w:szCs w:val="16"/>
               </w:rPr>
-              <w:t xml:space="preserve">Amanita phalloides; Amanita virosa; Inocybe erubescens</w:t>
+              <w:t xml:space="preserve">Amanita virosa; Clitocybe dealbata; Clitocybe rivulosa; Inocybe erubescens</w:t>
             </w:r>
           </w:p>
         </w:tc>
@@ -3746,7 +4552,7 @@
                 <w:sz w:val="19"/>
                 <w:szCs w:val="19"/>
               </w:rPr>
-              <w:t xml:space="preserve">Agaricus arvensis</w:t>
+              <w:t xml:space="preserve">Marasmius oreades</w:t>
             </w:r>
           </w:p>
           <w:p>
@@ -3760,7 +4566,7 @@
                 <w:sz w:val="16"/>
                 <w:szCs w:val="16"/>
               </w:rPr>
-              <w:t xml:space="preserve">Horse Mushroom</w:t>
+              <w:t xml:space="preserve">Fairy Ring Champignon</w:t>
             </w:r>
           </w:p>
         </w:tc>
@@ -3816,7 +4622,7 @@
                 <w:sz w:val="16"/>
                 <w:szCs w:val="16"/>
               </w:rPr>
-              <w:t xml:space="preserve">Amanita phalloides; Amanita virosa</w:t>
+              <w:t xml:space="preserve">Clitocybe dealbata; Clitocybe rivulosa; Lepiota brunneoincarnata; Lepiota subincarnata</w:t>
             </w:r>
           </w:p>
         </w:tc>
@@ -3945,7 +4751,7 @@
                 <w:sz w:val="19"/>
                 <w:szCs w:val="19"/>
               </w:rPr>
-              <w:t xml:space="preserve">Amanita muscaria</w:t>
+              <w:t xml:space="preserve">Lepiota cristata</w:t>
             </w:r>
           </w:p>
           <w:p>
@@ -3959,7 +4765,7 @@
                 <w:sz w:val="16"/>
                 <w:szCs w:val="16"/>
               </w:rPr>
-              <w:t xml:space="preserve">Fly Agaric</w:t>
+              <w:t xml:space="preserve">Stinking Dapperling</w:t>
             </w:r>
           </w:p>
         </w:tc>
@@ -4017,7 +4823,7 @@
                 <w:sz w:val="16"/>
                 <w:szCs w:val="16"/>
               </w:rPr>
-              <w:t xml:space="preserve">Amanita phalloides; Amanita virosa</w:t>
+              <w:t xml:space="preserve">Lepiota brunneoincarnata; Lepiota castanea; Lepiota subincarnata</w:t>
             </w:r>
           </w:p>
         </w:tc>
@@ -4149,7 +4955,7 @@
                 <w:sz w:val="19"/>
                 <w:szCs w:val="19"/>
               </w:rPr>
-              <w:t xml:space="preserve">Amanita rubescens</w:t>
+              <w:t xml:space="preserve">Macrolepiota procera</w:t>
             </w:r>
           </w:p>
           <w:p>
@@ -4163,7 +4969,7 @@
                 <w:sz w:val="16"/>
                 <w:szCs w:val="16"/>
               </w:rPr>
-              <w:t xml:space="preserve">The Blusher</w:t>
+              <w:t xml:space="preserve">Parasol Mushroom</w:t>
             </w:r>
           </w:p>
         </w:tc>
@@ -4191,7 +4997,7 @@
                 <w:sz w:val="17"/>
                 <w:szCs w:val="17"/>
               </w:rPr>
-              <w:t xml:space="preserve">TOXIC</w:t>
+              <w:t xml:space="preserve">NONE_RECORDED</w:t>
             </w:r>
           </w:p>
         </w:tc>
@@ -4219,7 +5025,7 @@
                 <w:sz w:val="16"/>
                 <w:szCs w:val="16"/>
               </w:rPr>
-              <w:t xml:space="preserve">Amanita phalloides; Amanita virosa</w:t>
+              <w:t xml:space="preserve">Amanita phalloides; Lepiota brunneoincarnata; Lepiota subincarnata</w:t>
             </w:r>
           </w:p>
         </w:tc>
@@ -4348,7 +5154,7 @@
                 <w:sz w:val="19"/>
                 <w:szCs w:val="19"/>
               </w:rPr>
-              <w:t xml:space="preserve">Armillaria mellea</w:t>
+              <w:t xml:space="preserve">Agaricus arvensis</w:t>
             </w:r>
           </w:p>
           <w:p>
@@ -4362,7 +5168,7 @@
                 <w:sz w:val="16"/>
                 <w:szCs w:val="16"/>
               </w:rPr>
-              <w:t xml:space="preserve">Honey Fungus</w:t>
+              <w:t xml:space="preserve">Horse Mushroom</w:t>
             </w:r>
           </w:p>
         </w:tc>
@@ -4391,7 +5197,7 @@
                 <w:sz w:val="17"/>
                 <w:szCs w:val="17"/>
               </w:rPr>
-              <w:t xml:space="preserve">TOXIC</w:t>
+              <w:t xml:space="preserve">NONE_RECORDED</w:t>
             </w:r>
           </w:p>
         </w:tc>
@@ -4420,7 +5226,7 @@
                 <w:sz w:val="16"/>
                 <w:szCs w:val="16"/>
               </w:rPr>
-              <w:t xml:space="preserve">Cortinarius rubellus; Galerina marginata</w:t>
+              <w:t xml:space="preserve">Amanita phalloides; Amanita virosa</w:t>
             </w:r>
           </w:p>
         </w:tc>
@@ -4552,7 +5358,7 @@
                 <w:sz w:val="19"/>
                 <w:szCs w:val="19"/>
               </w:rPr>
-              <w:t xml:space="preserve">Marasmius oreades</w:t>
+              <w:t xml:space="preserve">Amanita muscaria</w:t>
             </w:r>
           </w:p>
           <w:p>
@@ -4566,7 +5372,7 @@
                 <w:sz w:val="16"/>
                 <w:szCs w:val="16"/>
               </w:rPr>
-              <w:t xml:space="preserve">Fairy Ring Champignon</w:t>
+              <w:t xml:space="preserve">Fly Agaric</w:t>
             </w:r>
           </w:p>
         </w:tc>
@@ -4594,7 +5400,7 @@
                 <w:sz w:val="17"/>
                 <w:szCs w:val="17"/>
               </w:rPr>
-              <w:t xml:space="preserve">NONE_RECORDED</w:t>
+              <w:t xml:space="preserve">TOXIC</w:t>
             </w:r>
           </w:p>
         </w:tc>
@@ -4622,7 +5428,7 @@
                 <w:sz w:val="16"/>
                 <w:szCs w:val="16"/>
               </w:rPr>
-              <w:t xml:space="preserve">Clitocybe dealbata; Clitocybe rivulosa</w:t>
+              <w:t xml:space="preserve">Amanita phalloides; Amanita virosa</w:t>
             </w:r>
           </w:p>
         </w:tc>
@@ -4751,7 +5557,7 @@
                 <w:sz w:val="19"/>
                 <w:szCs w:val="19"/>
               </w:rPr>
-              <w:t xml:space="preserve">Volvopluteus gloiocephalus</w:t>
+              <w:t xml:space="preserve">Amanita rubescens</w:t>
             </w:r>
           </w:p>
           <w:p>
@@ -4765,7 +5571,7 @@
                 <w:sz w:val="16"/>
                 <w:szCs w:val="16"/>
               </w:rPr>
-              <w:t xml:space="preserve">Stubble Rosegill</w:t>
+              <w:t xml:space="preserve">The Blusher</w:t>
             </w:r>
           </w:p>
         </w:tc>
@@ -4955,7 +5761,7 @@
                 <w:sz w:val="19"/>
                 <w:szCs w:val="19"/>
               </w:rPr>
-              <w:t xml:space="preserve">Cantharellus cibarius</w:t>
+              <w:t xml:space="preserve">Armillaria mellea</w:t>
             </w:r>
           </w:p>
           <w:p>
@@ -4969,7 +5775,7 @@
                 <w:sz w:val="16"/>
                 <w:szCs w:val="16"/>
               </w:rPr>
-              <w:t xml:space="preserve">Chanterelle, Girolle</w:t>
+              <w:t xml:space="preserve">Honey Fungus</w:t>
             </w:r>
           </w:p>
         </w:tc>
@@ -4997,7 +5803,7 @@
                 <w:sz w:val="17"/>
                 <w:szCs w:val="17"/>
               </w:rPr>
-              <w:t xml:space="preserve">NONE_RECORDED</w:t>
+              <w:t xml:space="preserve">TOXIC</w:t>
             </w:r>
           </w:p>
         </w:tc>
@@ -5025,7 +5831,7 @@
                 <w:sz w:val="16"/>
                 <w:szCs w:val="16"/>
               </w:rPr>
-              <w:t xml:space="preserve">Cortinarius rubellus</w:t>
+              <w:t xml:space="preserve">Cortinarius rubellus; Galerina marginata</w:t>
             </w:r>
           </w:p>
         </w:tc>
@@ -5154,7 +5960,7 @@
                 <w:sz w:val="19"/>
                 <w:szCs w:val="19"/>
               </w:rPr>
-              <w:t xml:space="preserve">Clitopilus prunulus</w:t>
+              <w:t xml:space="preserve">Volvopluteus gloiocephalus</w:t>
             </w:r>
           </w:p>
           <w:p>
@@ -5168,7 +5974,7 @@
                 <w:sz w:val="16"/>
                 <w:szCs w:val="16"/>
               </w:rPr>
-              <w:t xml:space="preserve">The Miller</w:t>
+              <w:t xml:space="preserve">Stubble Rosegill</w:t>
             </w:r>
           </w:p>
         </w:tc>
@@ -5197,7 +6003,7 @@
                 <w:sz w:val="17"/>
                 <w:szCs w:val="17"/>
               </w:rPr>
-              <w:t xml:space="preserve">NONE_RECORDED</w:t>
+              <w:t xml:space="preserve">TOXIC</w:t>
             </w:r>
           </w:p>
         </w:tc>
@@ -5226,7 +6032,7 @@
                 <w:sz w:val="16"/>
                 <w:szCs w:val="16"/>
               </w:rPr>
-              <w:t xml:space="preserve">Clitocybe rivulosa</w:t>
+              <w:t xml:space="preserve">Amanita phalloides; Amanita virosa</w:t>
             </w:r>
           </w:p>
         </w:tc>
@@ -5358,7 +6164,7 @@
                 <w:sz w:val="19"/>
                 <w:szCs w:val="19"/>
               </w:rPr>
-              <w:t xml:space="preserve">Cortinarius violaceus</w:t>
+              <w:t xml:space="preserve">Cantharellus cibarius</w:t>
             </w:r>
           </w:p>
           <w:p>
@@ -5372,7 +6178,7 @@
                 <w:sz w:val="16"/>
                 <w:szCs w:val="16"/>
               </w:rPr>
-              <w:t xml:space="preserve">Violet Webcap</w:t>
+              <w:t xml:space="preserve">Chanterelle, Girolle</w:t>
             </w:r>
           </w:p>
         </w:tc>
@@ -5557,7 +6363,7 @@
                 <w:sz w:val="19"/>
                 <w:szCs w:val="19"/>
               </w:rPr>
-              <w:t xml:space="preserve">Hypholoma fasciculare</w:t>
+              <w:t xml:space="preserve">Chlorophyllum brunneum</w:t>
             </w:r>
           </w:p>
           <w:p>
@@ -5571,7 +6377,7 @@
                 <w:sz w:val="16"/>
                 <w:szCs w:val="16"/>
               </w:rPr>
-              <w:t xml:space="preserve">Sulphur Tuft</w:t>
+              <w:t xml:space="preserve">Shaggy Parasol</w:t>
             </w:r>
           </w:p>
         </w:tc>
@@ -5629,7 +6435,7 @@
                 <w:sz w:val="16"/>
                 <w:szCs w:val="16"/>
               </w:rPr>
-              <w:t xml:space="preserve">Galerina marginata</w:t>
+              <w:t xml:space="preserve">Lepiota brunneoincarnata</w:t>
             </w:r>
           </w:p>
         </w:tc>
@@ -5761,7 +6567,7 @@
                 <w:sz w:val="19"/>
                 <w:szCs w:val="19"/>
               </w:rPr>
-              <w:t xml:space="preserve">Kuehneromyces mutabilis</w:t>
+              <w:t xml:space="preserve">Clitopilus prunulus</w:t>
             </w:r>
           </w:p>
           <w:p>
@@ -5775,7 +6581,7 @@
                 <w:sz w:val="16"/>
                 <w:szCs w:val="16"/>
               </w:rPr>
-              <w:t xml:space="preserve">Sheathed Woodtuft</w:t>
+              <w:t xml:space="preserve">The Miller</w:t>
             </w:r>
           </w:p>
         </w:tc>
@@ -5831,7 +6637,7 @@
                 <w:sz w:val="16"/>
                 <w:szCs w:val="16"/>
               </w:rPr>
-              <w:t xml:space="preserve">Galerina marginata</w:t>
+              <w:t xml:space="preserve">Clitocybe rivulosa</w:t>
             </w:r>
           </w:p>
         </w:tc>
@@ -5960,7 +6766,7 @@
                 <w:sz w:val="19"/>
                 <w:szCs w:val="19"/>
               </w:rPr>
-              <w:t xml:space="preserve">Lactarius deliciosus</w:t>
+              <w:t xml:space="preserve">Cortinarius violaceus</w:t>
             </w:r>
           </w:p>
           <w:p>
@@ -5974,7 +6780,7 @@
                 <w:sz w:val="16"/>
                 <w:szCs w:val="16"/>
               </w:rPr>
-              <w:t xml:space="preserve">Saffron Milkcap</w:t>
+              <w:t xml:space="preserve">Violet Webcap</w:t>
             </w:r>
           </w:p>
         </w:tc>
@@ -6164,7 +6970,7 @@
                 <w:sz w:val="19"/>
                 <w:szCs w:val="19"/>
               </w:rPr>
-              <w:t xml:space="preserve">Lycoperdon perlatum</w:t>
+              <w:t xml:space="preserve">Hypholoma fasciculare</w:t>
             </w:r>
           </w:p>
           <w:p>
@@ -6178,7 +6984,7 @@
                 <w:sz w:val="16"/>
                 <w:szCs w:val="16"/>
               </w:rPr>
-              <w:t xml:space="preserve">Common Puffball</w:t>
+              <w:t xml:space="preserve">Sulphur Tuft</w:t>
             </w:r>
           </w:p>
         </w:tc>
@@ -6206,7 +7012,7 @@
                 <w:sz w:val="17"/>
                 <w:szCs w:val="17"/>
               </w:rPr>
-              <w:t xml:space="preserve">NONE_RECORDED</w:t>
+              <w:t xml:space="preserve">TOXIC</w:t>
             </w:r>
           </w:p>
         </w:tc>
@@ -6234,7 +7040,7 @@
                 <w:sz w:val="16"/>
                 <w:szCs w:val="16"/>
               </w:rPr>
-              <w:t xml:space="preserve">Amanita virosa</w:t>
+              <w:t xml:space="preserve">Galerina marginata</w:t>
             </w:r>
           </w:p>
         </w:tc>
@@ -6363,7 +7169,7 @@
                 <w:sz w:val="19"/>
                 <w:szCs w:val="19"/>
               </w:rPr>
-              <w:t xml:space="preserve">Macrolepiota procera</w:t>
+              <w:t xml:space="preserve">Kuehneromyces mutabilis</w:t>
             </w:r>
           </w:p>
           <w:p>
@@ -6377,7 +7183,7 @@
                 <w:sz w:val="16"/>
                 <w:szCs w:val="16"/>
               </w:rPr>
-              <w:t xml:space="preserve">Parasol Mushroom</w:t>
+              <w:t xml:space="preserve">Sheathed Woodtuft</w:t>
             </w:r>
           </w:p>
         </w:tc>
@@ -6435,7 +7241,410 @@
                 <w:sz w:val="16"/>
                 <w:szCs w:val="16"/>
               </w:rPr>
-              <w:t xml:space="preserve">Amanita phalloides</w:t>
+              <w:t xml:space="preserve">Galerina marginata</w:t>
+            </w:r>
+          </w:p>
+        </w:tc>
+        <w:tc>
+          <w:tcPr>
+            <w:tcW w:type="dxa" w:w="950"/>
+            <w:shd w:fill="F5F2EE" w:color="auto" w:val="clear"/>
+            <w:tcMar>
+              <w:top w:type="dxa" w:w="90"/>
+              <w:left w:type="dxa" w:w="110"/>
+              <w:bottom w:type="dxa" w:w="90"/>
+              <w:right w:type="dxa" w:w="110"/>
+            </w:tcMar>
+            <w:vAlign w:val="center"/>
+          </w:tcPr>
+          <w:p>
+            <w:pPr>
+              <w:spacing w:after="0"/>
+            </w:pPr>
+            <w:r>
+              <w:rPr>
+                <w:sz w:val="20"/>
+                <w:szCs w:val="20"/>
+              </w:rPr>
+              <w:t xml:space="preserve"/>
+            </w:r>
+          </w:p>
+        </w:tc>
+        <w:tc>
+          <w:tcPr>
+            <w:tcW w:type="dxa" w:w="1050"/>
+            <w:shd w:fill="F5F2EE" w:color="auto" w:val="clear"/>
+            <w:tcMar>
+              <w:top w:type="dxa" w:w="90"/>
+              <w:left w:type="dxa" w:w="110"/>
+              <w:bottom w:type="dxa" w:w="90"/>
+              <w:right w:type="dxa" w:w="110"/>
+            </w:tcMar>
+            <w:vAlign w:val="center"/>
+          </w:tcPr>
+          <w:p>
+            <w:pPr>
+              <w:spacing w:after="0"/>
+            </w:pPr>
+            <w:r>
+              <w:rPr>
+                <w:sz w:val="20"/>
+                <w:szCs w:val="20"/>
+              </w:rPr>
+              <w:t xml:space="preserve"/>
+            </w:r>
+          </w:p>
+        </w:tc>
+        <w:tc>
+          <w:tcPr>
+            <w:tcW w:type="dxa" w:w="1150"/>
+            <w:shd w:fill="F5F2EE" w:color="auto" w:val="clear"/>
+            <w:tcMar>
+              <w:top w:type="dxa" w:w="90"/>
+              <w:left w:type="dxa" w:w="110"/>
+              <w:bottom w:type="dxa" w:w="90"/>
+              <w:right w:type="dxa" w:w="110"/>
+            </w:tcMar>
+            <w:vAlign w:val="center"/>
+          </w:tcPr>
+          <w:p>
+            <w:pPr>
+              <w:spacing w:after="0"/>
+            </w:pPr>
+            <w:r>
+              <w:rPr>
+                <w:sz w:val="20"/>
+                <w:szCs w:val="20"/>
+              </w:rPr>
+              <w:t xml:space="preserve"/>
+            </w:r>
+          </w:p>
+        </w:tc>
+        <w:tc>
+          <w:tcPr>
+            <w:tcW w:type="dxa" w:w="4128"/>
+            <w:shd w:fill="F5F2EE" w:color="auto" w:val="clear"/>
+            <w:tcMar>
+              <w:top w:type="dxa" w:w="90"/>
+              <w:left w:type="dxa" w:w="110"/>
+              <w:bottom w:type="dxa" w:w="90"/>
+              <w:right w:type="dxa" w:w="110"/>
+            </w:tcMar>
+            <w:vAlign w:val="center"/>
+          </w:tcPr>
+          <w:p>
+            <w:pPr>
+              <w:spacing w:after="0"/>
+            </w:pPr>
+            <w:r>
+              <w:rPr>
+                <w:sz w:val="20"/>
+                <w:szCs w:val="20"/>
+              </w:rPr>
+              <w:t xml:space="preserve"/>
+            </w:r>
+          </w:p>
+        </w:tc>
+      </w:tr>
+      <w:tr>
+        <w:tc>
+          <w:tcPr>
+            <w:tcW w:type="dxa" w:w="3050"/>
+            <w:tcMar>
+              <w:top w:type="dxa" w:w="90"/>
+              <w:left w:type="dxa" w:w="110"/>
+              <w:bottom w:type="dxa" w:w="90"/>
+              <w:right w:type="dxa" w:w="110"/>
+            </w:tcMar>
+            <w:vAlign w:val="center"/>
+          </w:tcPr>
+          <w:p>
+            <w:pPr>
+              <w:spacing w:after="30"/>
+            </w:pPr>
+            <w:r>
+              <w:rPr>
+                <w:rFonts w:ascii="Calibri" w:cs="Calibri" w:eastAsia="Calibri" w:hAnsi="Calibri"/>
+                <w:b/>
+                <w:bCs/>
+                <w:i/>
+                <w:iCs/>
+                <w:color w:val="1A1A1A"/>
+                <w:sz w:val="19"/>
+                <w:szCs w:val="19"/>
+              </w:rPr>
+              <w:t xml:space="preserve">Lactarius deliciosus</w:t>
+            </w:r>
+          </w:p>
+          <w:p>
+            <w:pPr>
+              <w:spacing w:after="0"/>
+            </w:pPr>
+            <w:r>
+              <w:rPr>
+                <w:rFonts w:ascii="Calibri" w:cs="Calibri" w:eastAsia="Calibri" w:hAnsi="Calibri"/>
+                <w:color w:val="595959"/>
+                <w:sz w:val="16"/>
+                <w:szCs w:val="16"/>
+              </w:rPr>
+              <w:t xml:space="preserve">Saffron Milkcap</w:t>
+            </w:r>
+          </w:p>
+        </w:tc>
+        <w:tc>
+          <w:tcPr>
+            <w:tcW w:type="dxa" w:w="1050"/>
+            <w:tcMar>
+              <w:top w:type="dxa" w:w="90"/>
+              <w:left w:type="dxa" w:w="110"/>
+              <w:bottom w:type="dxa" w:w="90"/>
+              <w:right w:type="dxa" w:w="110"/>
+            </w:tcMar>
+            <w:vAlign w:val="center"/>
+          </w:tcPr>
+          <w:p>
+            <w:pPr>
+              <w:spacing w:after="0"/>
+            </w:pPr>
+            <w:r>
+              <w:rPr>
+                <w:rFonts w:ascii="Calibri" w:cs="Calibri" w:eastAsia="Calibri" w:hAnsi="Calibri"/>
+                <w:b w:val="false"/>
+                <w:bCs w:val="false"/>
+                <w:color w:val="595959"/>
+                <w:sz w:val="17"/>
+                <w:szCs w:val="17"/>
+              </w:rPr>
+              <w:t xml:space="preserve">NONE_RECORDED</w:t>
+            </w:r>
+          </w:p>
+        </w:tc>
+        <w:tc>
+          <w:tcPr>
+            <w:tcW w:type="dxa" w:w="3300"/>
+            <w:tcMar>
+              <w:top w:type="dxa" w:w="90"/>
+              <w:left w:type="dxa" w:w="110"/>
+              <w:bottom w:type="dxa" w:w="90"/>
+              <w:right w:type="dxa" w:w="110"/>
+            </w:tcMar>
+            <w:vAlign w:val="center"/>
+          </w:tcPr>
+          <w:p>
+            <w:pPr>
+              <w:spacing w:after="0"/>
+            </w:pPr>
+            <w:r>
+              <w:rPr>
+                <w:rFonts w:ascii="Calibri" w:cs="Calibri" w:eastAsia="Calibri" w:hAnsi="Calibri"/>
+                <w:i/>
+                <w:iCs/>
+                <w:color w:val="1A1A1A"/>
+                <w:sz w:val="16"/>
+                <w:szCs w:val="16"/>
+              </w:rPr>
+              <w:t xml:space="preserve">Cortinarius rubellus</w:t>
+            </w:r>
+          </w:p>
+        </w:tc>
+        <w:tc>
+          <w:tcPr>
+            <w:tcW w:type="dxa" w:w="950"/>
+            <w:tcMar>
+              <w:top w:type="dxa" w:w="90"/>
+              <w:left w:type="dxa" w:w="110"/>
+              <w:bottom w:type="dxa" w:w="90"/>
+              <w:right w:type="dxa" w:w="110"/>
+            </w:tcMar>
+            <w:vAlign w:val="center"/>
+          </w:tcPr>
+          <w:p>
+            <w:pPr>
+              <w:spacing w:after="0"/>
+            </w:pPr>
+            <w:r>
+              <w:rPr>
+                <w:sz w:val="20"/>
+                <w:szCs w:val="20"/>
+              </w:rPr>
+              <w:t xml:space="preserve"/>
+            </w:r>
+          </w:p>
+        </w:tc>
+        <w:tc>
+          <w:tcPr>
+            <w:tcW w:type="dxa" w:w="1050"/>
+            <w:tcMar>
+              <w:top w:type="dxa" w:w="90"/>
+              <w:left w:type="dxa" w:w="110"/>
+              <w:bottom w:type="dxa" w:w="90"/>
+              <w:right w:type="dxa" w:w="110"/>
+            </w:tcMar>
+            <w:vAlign w:val="center"/>
+          </w:tcPr>
+          <w:p>
+            <w:pPr>
+              <w:spacing w:after="0"/>
+            </w:pPr>
+            <w:r>
+              <w:rPr>
+                <w:sz w:val="20"/>
+                <w:szCs w:val="20"/>
+              </w:rPr>
+              <w:t xml:space="preserve"/>
+            </w:r>
+          </w:p>
+        </w:tc>
+        <w:tc>
+          <w:tcPr>
+            <w:tcW w:type="dxa" w:w="1150"/>
+            <w:tcMar>
+              <w:top w:type="dxa" w:w="90"/>
+              <w:left w:type="dxa" w:w="110"/>
+              <w:bottom w:type="dxa" w:w="90"/>
+              <w:right w:type="dxa" w:w="110"/>
+            </w:tcMar>
+            <w:vAlign w:val="center"/>
+          </w:tcPr>
+          <w:p>
+            <w:pPr>
+              <w:spacing w:after="0"/>
+            </w:pPr>
+            <w:r>
+              <w:rPr>
+                <w:sz w:val="20"/>
+                <w:szCs w:val="20"/>
+              </w:rPr>
+              <w:t xml:space="preserve"/>
+            </w:r>
+          </w:p>
+        </w:tc>
+        <w:tc>
+          <w:tcPr>
+            <w:tcW w:type="dxa" w:w="4128"/>
+            <w:tcMar>
+              <w:top w:type="dxa" w:w="90"/>
+              <w:left w:type="dxa" w:w="110"/>
+              <w:bottom w:type="dxa" w:w="90"/>
+              <w:right w:type="dxa" w:w="110"/>
+            </w:tcMar>
+            <w:vAlign w:val="center"/>
+          </w:tcPr>
+          <w:p>
+            <w:pPr>
+              <w:spacing w:after="0"/>
+            </w:pPr>
+            <w:r>
+              <w:rPr>
+                <w:sz w:val="20"/>
+                <w:szCs w:val="20"/>
+              </w:rPr>
+              <w:t xml:space="preserve"/>
+            </w:r>
+          </w:p>
+        </w:tc>
+      </w:tr>
+      <w:tr>
+        <w:tc>
+          <w:tcPr>
+            <w:tcW w:type="dxa" w:w="3050"/>
+            <w:shd w:fill="F5F2EE" w:color="auto" w:val="clear"/>
+            <w:tcMar>
+              <w:top w:type="dxa" w:w="90"/>
+              <w:left w:type="dxa" w:w="110"/>
+              <w:bottom w:type="dxa" w:w="90"/>
+              <w:right w:type="dxa" w:w="110"/>
+            </w:tcMar>
+            <w:vAlign w:val="center"/>
+          </w:tcPr>
+          <w:p>
+            <w:pPr>
+              <w:spacing w:after="30"/>
+            </w:pPr>
+            <w:r>
+              <w:rPr>
+                <w:rFonts w:ascii="Calibri" w:cs="Calibri" w:eastAsia="Calibri" w:hAnsi="Calibri"/>
+                <w:b/>
+                <w:bCs/>
+                <w:i/>
+                <w:iCs/>
+                <w:color w:val="1A1A1A"/>
+                <w:sz w:val="19"/>
+                <w:szCs w:val="19"/>
+              </w:rPr>
+              <w:t xml:space="preserve">Lycoperdon perlatum</w:t>
+            </w:r>
+          </w:p>
+          <w:p>
+            <w:pPr>
+              <w:spacing w:after="0"/>
+            </w:pPr>
+            <w:r>
+              <w:rPr>
+                <w:rFonts w:ascii="Calibri" w:cs="Calibri" w:eastAsia="Calibri" w:hAnsi="Calibri"/>
+                <w:color w:val="595959"/>
+                <w:sz w:val="16"/>
+                <w:szCs w:val="16"/>
+              </w:rPr>
+              <w:t xml:space="preserve">Common Puffball</w:t>
+            </w:r>
+          </w:p>
+        </w:tc>
+        <w:tc>
+          <w:tcPr>
+            <w:tcW w:type="dxa" w:w="1050"/>
+            <w:shd w:fill="F5F2EE" w:color="auto" w:val="clear"/>
+            <w:tcMar>
+              <w:top w:type="dxa" w:w="90"/>
+              <w:left w:type="dxa" w:w="110"/>
+              <w:bottom w:type="dxa" w:w="90"/>
+              <w:right w:type="dxa" w:w="110"/>
+            </w:tcMar>
+            <w:vAlign w:val="center"/>
+          </w:tcPr>
+          <w:p>
+            <w:pPr>
+              <w:spacing w:after="0"/>
+            </w:pPr>
+            <w:r>
+              <w:rPr>
+                <w:rFonts w:ascii="Calibri" w:cs="Calibri" w:eastAsia="Calibri" w:hAnsi="Calibri"/>
+                <w:b w:val="false"/>
+                <w:bCs w:val="false"/>
+                <w:color w:val="595959"/>
+                <w:sz w:val="17"/>
+                <w:szCs w:val="17"/>
+              </w:rPr>
+              <w:t xml:space="preserve">NONE_RECORDED</w:t>
+            </w:r>
+          </w:p>
+        </w:tc>
+        <w:tc>
+          <w:tcPr>
+            <w:tcW w:type="dxa" w:w="3300"/>
+            <w:shd w:fill="F5F2EE" w:color="auto" w:val="clear"/>
+            <w:tcMar>
+              <w:top w:type="dxa" w:w="90"/>
+              <w:left w:type="dxa" w:w="110"/>
+              <w:bottom w:type="dxa" w:w="90"/>
+              <w:right w:type="dxa" w:w="110"/>
+            </w:tcMar>
+            <w:vAlign w:val="center"/>
+          </w:tcPr>
+          <w:p>
+            <w:pPr>
+              <w:spacing w:after="0"/>
+            </w:pPr>
+            <w:r>
+              <w:rPr>
+                <w:rFonts w:ascii="Calibri" w:cs="Calibri" w:eastAsia="Calibri" w:hAnsi="Calibri"/>
+                <w:i/>
+                <w:iCs/>
+                <w:color w:val="1A1A1A"/>
+                <w:sz w:val="16"/>
+                <w:szCs w:val="16"/>
+              </w:rPr>
+              <w:t xml:space="preserve">Amanita virosa</w:t>
             </w:r>
           </w:p>
         </w:tc>
@@ -7380,7 +8589,7 @@
           <w:sz w:val="19"/>
           <w:szCs w:val="19"/>
         </w:rPr>
-        <w:t xml:space="preserve">25 species</w:t>
+        <w:t xml:space="preserve">24 species</w:t>
       </w:r>
     </w:p>
     <w:p>
@@ -8507,7 +9716,7 @@
                 <w:sz w:val="19"/>
                 <w:szCs w:val="19"/>
               </w:rPr>
-              <w:t xml:space="preserve">Chlorophyllum brunneum</w:t>
+              <w:t xml:space="preserve">Coprinopsis atramentaria</w:t>
             </w:r>
           </w:p>
           <w:p>
@@ -8521,7 +9730,7 @@
                 <w:sz w:val="16"/>
                 <w:szCs w:val="16"/>
               </w:rPr>
-              <w:t xml:space="preserve">Shaggy Parasol</w:t>
+              <w:t xml:space="preserve">Common Inkcap</w:t>
             </w:r>
           </w:p>
         </w:tc>
@@ -8706,7 +9915,7 @@
                 <w:sz w:val="19"/>
                 <w:szCs w:val="19"/>
               </w:rPr>
-              <w:t xml:space="preserve">Coprinopsis atramentaria</w:t>
+              <w:t xml:space="preserve">Coprinus comatus</w:t>
             </w:r>
           </w:p>
           <w:p>
@@ -8720,7 +9929,7 @@
                 <w:sz w:val="16"/>
                 <w:szCs w:val="16"/>
               </w:rPr>
-              <w:t xml:space="preserve">Common Inkcap</w:t>
+              <w:t xml:space="preserve">Shaggy Inkcap, Lawyer's Wig</w:t>
             </w:r>
           </w:p>
         </w:tc>
@@ -8749,7 +9958,7 @@
                 <w:sz w:val="17"/>
                 <w:szCs w:val="17"/>
               </w:rPr>
-              <w:t xml:space="preserve">TOXIC</w:t>
+              <w:t xml:space="preserve">NONE_RECORDED</w:t>
             </w:r>
           </w:p>
         </w:tc>
@@ -8910,7 +10119,7 @@
                 <w:sz w:val="19"/>
                 <w:szCs w:val="19"/>
               </w:rPr>
-              <w:t xml:space="preserve">Coprinus comatus</w:t>
+              <w:t xml:space="preserve">Craterellus cornucopioides</w:t>
             </w:r>
           </w:p>
           <w:p>
@@ -8924,7 +10133,7 @@
                 <w:sz w:val="16"/>
                 <w:szCs w:val="16"/>
               </w:rPr>
-              <w:t xml:space="preserve">Shaggy Inkcap, Lawyer's Wig</w:t>
+              <w:t xml:space="preserve">Horn of Plenty, Black Trumpet</w:t>
             </w:r>
           </w:p>
         </w:tc>
@@ -9109,7 +10318,7 @@
                 <w:sz w:val="19"/>
                 <w:szCs w:val="19"/>
               </w:rPr>
-              <w:t xml:space="preserve">Craterellus cornucopioides</w:t>
+              <w:t xml:space="preserve">Crepidotus mollis</w:t>
             </w:r>
           </w:p>
           <w:p>
@@ -9123,7 +10332,7 @@
                 <w:sz w:val="16"/>
                 <w:szCs w:val="16"/>
               </w:rPr>
-              <w:t xml:space="preserve">Horn of Plenty, Black Trumpet</w:t>
+              <w:t xml:space="preserve">Peeling Oysterling</w:t>
             </w:r>
           </w:p>
         </w:tc>
@@ -9313,7 +10522,7 @@
                 <w:sz w:val="19"/>
                 <w:szCs w:val="19"/>
               </w:rPr>
-              <w:t xml:space="preserve">Crepidotus mollis</w:t>
+              <w:t xml:space="preserve">Fistulina hepatica</w:t>
             </w:r>
           </w:p>
           <w:p>
@@ -9327,7 +10536,7 @@
                 <w:sz w:val="16"/>
                 <w:szCs w:val="16"/>
               </w:rPr>
-              <w:t xml:space="preserve">Peeling Oysterling</w:t>
+              <w:t xml:space="preserve">Beefsteak Fungus</w:t>
             </w:r>
           </w:p>
         </w:tc>
@@ -9512,7 +10721,7 @@
                 <w:sz w:val="19"/>
                 <w:szCs w:val="19"/>
               </w:rPr>
-              <w:t xml:space="preserve">Fistulina hepatica</w:t>
+              <w:t xml:space="preserve">Hydnum repandum</w:t>
             </w:r>
           </w:p>
           <w:p>
@@ -9526,7 +10735,7 @@
                 <w:sz w:val="16"/>
                 <w:szCs w:val="16"/>
               </w:rPr>
-              <w:t xml:space="preserve">Beefsteak Fungus</w:t>
+              <w:t xml:space="preserve">Hedgehog Fungus, Wood Hedgehog</w:t>
             </w:r>
           </w:p>
         </w:tc>
@@ -9716,7 +10925,7 @@
                 <w:sz w:val="19"/>
                 <w:szCs w:val="19"/>
               </w:rPr>
-              <w:t xml:space="preserve">Hydnum repandum</w:t>
+              <w:t xml:space="preserve">Hygrophoropsis aurantiaca</w:t>
             </w:r>
           </w:p>
           <w:p>
@@ -9730,7 +10939,7 @@
                 <w:sz w:val="16"/>
                 <w:szCs w:val="16"/>
               </w:rPr>
-              <w:t xml:space="preserve">Hedgehog Fungus, Wood Hedgehog</w:t>
+              <w:t xml:space="preserve">False Chanterelle</w:t>
             </w:r>
           </w:p>
         </w:tc>
@@ -9758,7 +10967,7 @@
                 <w:sz w:val="17"/>
                 <w:szCs w:val="17"/>
               </w:rPr>
-              <w:t xml:space="preserve">NONE_RECORDED</w:t>
+              <w:t xml:space="preserve">TOXIC</w:t>
             </w:r>
           </w:p>
         </w:tc>
@@ -9915,7 +11124,7 @@
                 <w:sz w:val="19"/>
                 <w:szCs w:val="19"/>
               </w:rPr>
-              <w:t xml:space="preserve">Hygrophoropsis aurantiaca</w:t>
+              <w:t xml:space="preserve">Lactarius torminosus</w:t>
             </w:r>
           </w:p>
           <w:p>
@@ -9929,7 +11138,7 @@
                 <w:sz w:val="16"/>
                 <w:szCs w:val="16"/>
               </w:rPr>
-              <w:t xml:space="preserve">False Chanterelle</w:t>
+              <w:t xml:space="preserve">Woolly Milkcap</w:t>
             </w:r>
           </w:p>
         </w:tc>
@@ -10119,7 +11328,7 @@
                 <w:sz w:val="19"/>
                 <w:szCs w:val="19"/>
               </w:rPr>
-              <w:t xml:space="preserve">Lactarius torminosus</w:t>
+              <w:t xml:space="preserve">Laetiporus sulphureus</w:t>
             </w:r>
           </w:p>
           <w:p>
@@ -10133,7 +11342,7 @@
                 <w:sz w:val="16"/>
                 <w:szCs w:val="16"/>
               </w:rPr>
-              <w:t xml:space="preserve">Woolly Milkcap</w:t>
+              <w:t xml:space="preserve">Chicken of the Woods</w:t>
             </w:r>
           </w:p>
         </w:tc>
@@ -10318,7 +11527,7 @@
                 <w:sz w:val="19"/>
                 <w:szCs w:val="19"/>
               </w:rPr>
-              <w:t xml:space="preserve">Laetiporus sulphureus</w:t>
+              <w:t xml:space="preserve">Leccinum scabrum</w:t>
             </w:r>
           </w:p>
           <w:p>
@@ -10332,7 +11541,7 @@
                 <w:sz w:val="16"/>
                 <w:szCs w:val="16"/>
               </w:rPr>
-              <w:t xml:space="preserve">Chicken of the Woods</w:t>
+              <w:t xml:space="preserve">Brown Birch Bolete</w:t>
             </w:r>
           </w:p>
         </w:tc>
@@ -10361,7 +11570,7 @@
                 <w:sz w:val="17"/>
                 <w:szCs w:val="17"/>
               </w:rPr>
-              <w:t xml:space="preserve">TOXIC</w:t>
+              <w:t xml:space="preserve">NONE_RECORDED</w:t>
             </w:r>
           </w:p>
         </w:tc>
@@ -10522,7 +11731,7 @@
                 <w:sz w:val="19"/>
                 <w:szCs w:val="19"/>
               </w:rPr>
-              <w:t xml:space="preserve">Leccinum scabrum</w:t>
+              <w:t xml:space="preserve">Lepista nuda</w:t>
             </w:r>
           </w:p>
           <w:p>
@@ -10536,7 +11745,7 @@
                 <w:sz w:val="16"/>
                 <w:szCs w:val="16"/>
               </w:rPr>
-              <w:t xml:space="preserve">Brown Birch Bolete</w:t>
+              <w:t xml:space="preserve">Wood Blewit</w:t>
             </w:r>
           </w:p>
         </w:tc>
@@ -10564,7 +11773,7 @@
                 <w:sz w:val="17"/>
                 <w:szCs w:val="17"/>
               </w:rPr>
-              <w:t xml:space="preserve">NONE_RECORDED</w:t>
+              <w:t xml:space="preserve">TOXIC</w:t>
             </w:r>
           </w:p>
         </w:tc>
@@ -10721,7 +11930,7 @@
                 <w:sz w:val="19"/>
                 <w:szCs w:val="19"/>
               </w:rPr>
-              <w:t xml:space="preserve">Lepista nuda</w:t>
+              <w:t xml:space="preserve">Omphalotus olearius</w:t>
             </w:r>
           </w:p>
           <w:p>
@@ -10735,7 +11944,7 @@
                 <w:sz w:val="16"/>
                 <w:szCs w:val="16"/>
               </w:rPr>
-              <w:t xml:space="preserve">Wood Blewit</w:t>
+              <w:t xml:space="preserve">Jack-o'-Lantern</w:t>
             </w:r>
           </w:p>
         </w:tc>
@@ -10925,7 +12134,7 @@
                 <w:sz w:val="19"/>
                 <w:szCs w:val="19"/>
               </w:rPr>
-              <w:t xml:space="preserve">Omphalotus olearius</w:t>
+              <w:t xml:space="preserve">Pleurotus ostreatus</w:t>
             </w:r>
           </w:p>
           <w:p>
@@ -10939,7 +12148,7 @@
                 <w:sz w:val="16"/>
                 <w:szCs w:val="16"/>
               </w:rPr>
-              <w:t xml:space="preserve">Jack-o'-Lantern</w:t>
+              <w:t xml:space="preserve">Oyster Mushroom</w:t>
             </w:r>
           </w:p>
         </w:tc>
@@ -10967,7 +12176,7 @@
                 <w:sz w:val="17"/>
                 <w:szCs w:val="17"/>
               </w:rPr>
-              <w:t xml:space="preserve">TOXIC</w:t>
+              <w:t xml:space="preserve">NONE_RECORDED</w:t>
             </w:r>
           </w:p>
         </w:tc>
@@ -11124,7 +12333,7 @@
                 <w:sz w:val="19"/>
                 <w:szCs w:val="19"/>
               </w:rPr>
-              <w:t xml:space="preserve">Pleurotus ostreatus</w:t>
+              <w:t xml:space="preserve">Russula emetica</w:t>
             </w:r>
           </w:p>
           <w:p>
@@ -11138,7 +12347,7 @@
                 <w:sz w:val="16"/>
                 <w:szCs w:val="16"/>
               </w:rPr>
-              <w:t xml:space="preserve">Oyster Mushroom</w:t>
+              <w:t xml:space="preserve">The Sickener</w:t>
             </w:r>
           </w:p>
         </w:tc>
@@ -11167,7 +12376,7 @@
                 <w:sz w:val="17"/>
                 <w:szCs w:val="17"/>
               </w:rPr>
-              <w:t xml:space="preserve">NONE_RECORDED</w:t>
+              <w:t xml:space="preserve">TOXIC</w:t>
             </w:r>
           </w:p>
         </w:tc>
@@ -11328,7 +12537,7 @@
                 <w:sz w:val="19"/>
                 <w:szCs w:val="19"/>
               </w:rPr>
-              <w:t xml:space="preserve">Russula emetica</w:t>
+              <w:t xml:space="preserve">Russula ochroleuca</w:t>
             </w:r>
           </w:p>
           <w:p>
@@ -11342,7 +12551,7 @@
                 <w:sz w:val="16"/>
                 <w:szCs w:val="16"/>
               </w:rPr>
-              <w:t xml:space="preserve">The Sickener</w:t>
+              <w:t xml:space="preserve">Ochre Brittlegill</w:t>
             </w:r>
           </w:p>
         </w:tc>
@@ -11370,7 +12579,7 @@
                 <w:sz w:val="17"/>
                 <w:szCs w:val="17"/>
               </w:rPr>
-              <w:t xml:space="preserve">TOXIC</w:t>
+              <w:t xml:space="preserve">NONE_RECORDED</w:t>
             </w:r>
           </w:p>
         </w:tc>
@@ -11527,7 +12736,7 @@
                 <w:sz w:val="19"/>
                 <w:szCs w:val="19"/>
               </w:rPr>
-              <w:t xml:space="preserve">Russula ochroleuca</w:t>
+              <w:t xml:space="preserve">Scleroderma citrinum</w:t>
             </w:r>
           </w:p>
           <w:p>
@@ -11541,7 +12750,7 @@
                 <w:sz w:val="16"/>
                 <w:szCs w:val="16"/>
               </w:rPr>
-              <w:t xml:space="preserve">Ochre Brittlegill</w:t>
+              <w:t xml:space="preserve">Common Earthball</w:t>
             </w:r>
           </w:p>
         </w:tc>
@@ -11570,7 +12779,7 @@
                 <w:sz w:val="17"/>
                 <w:szCs w:val="17"/>
               </w:rPr>
-              <w:t xml:space="preserve">NONE_RECORDED</w:t>
+              <w:t xml:space="preserve">TOXIC</w:t>
             </w:r>
           </w:p>
         </w:tc>
@@ -11731,7 +12940,7 @@
                 <w:sz w:val="19"/>
                 <w:szCs w:val="19"/>
               </w:rPr>
-              <w:t xml:space="preserve">Scleroderma citrinum</w:t>
+              <w:t xml:space="preserve">Sparassis crispa</w:t>
             </w:r>
           </w:p>
           <w:p>
@@ -11745,7 +12954,7 @@
                 <w:sz w:val="16"/>
                 <w:szCs w:val="16"/>
               </w:rPr>
-              <w:t xml:space="preserve">Common Earthball</w:t>
+              <w:t xml:space="preserve">Wood Cauliflower</w:t>
             </w:r>
           </w:p>
         </w:tc>
@@ -11773,7 +12982,7 @@
                 <w:sz w:val="17"/>
                 <w:szCs w:val="17"/>
               </w:rPr>
-              <w:t xml:space="preserve">TOXIC</w:t>
+              <w:t xml:space="preserve">NONE_RECORDED</w:t>
             </w:r>
           </w:p>
         </w:tc>
@@ -11930,7 +13139,7 @@
                 <w:sz w:val="19"/>
                 <w:szCs w:val="19"/>
               </w:rPr>
-              <w:t xml:space="preserve">Sparassis crispa</w:t>
+              <w:t xml:space="preserve">Suillus granulatus</w:t>
             </w:r>
           </w:p>
           <w:p>
@@ -11944,7 +13153,7 @@
                 <w:sz w:val="16"/>
                 <w:szCs w:val="16"/>
               </w:rPr>
-              <w:t xml:space="preserve">Wood Cauliflower</w:t>
+              <w:t xml:space="preserve">Weeping Bolete</w:t>
             </w:r>
           </w:p>
         </w:tc>
@@ -12134,7 +13343,7 @@
                 <w:sz w:val="19"/>
                 <w:szCs w:val="19"/>
               </w:rPr>
-              <w:t xml:space="preserve">Suillus granulatus</w:t>
+              <w:t xml:space="preserve">Suillus luteus</w:t>
             </w:r>
           </w:p>
           <w:p>
@@ -12148,7 +13357,7 @@
                 <w:sz w:val="16"/>
                 <w:szCs w:val="16"/>
               </w:rPr>
-              <w:t xml:space="preserve">Weeping Bolete</w:t>
+              <w:t xml:space="preserve">Slippery Jack</w:t>
             </w:r>
           </w:p>
         </w:tc>
@@ -12333,7 +13542,7 @@
                 <w:sz w:val="19"/>
                 <w:szCs w:val="19"/>
               </w:rPr>
-              <w:t xml:space="preserve">Suillus luteus</w:t>
+              <w:t xml:space="preserve">Tylopilus felleus</w:t>
             </w:r>
           </w:p>
           <w:p>
@@ -12347,7 +13556,7 @@
                 <w:sz w:val="16"/>
                 <w:szCs w:val="16"/>
               </w:rPr>
-              <w:t xml:space="preserve">Slippery Jack</w:t>
+              <w:t xml:space="preserve">Bitter Bolete</w:t>
             </w:r>
           </w:p>
         </w:tc>
@@ -12488,204 +13697,6 @@
           <w:tcPr>
             <w:tcW w:type="dxa" w:w="4128"/>
             <w:shd w:fill="F5F2EE" w:color="auto" w:val="clear"/>
-            <w:tcMar>
-              <w:top w:type="dxa" w:w="90"/>
-              <w:left w:type="dxa" w:w="110"/>
-              <w:bottom w:type="dxa" w:w="90"/>
-              <w:right w:type="dxa" w:w="110"/>
-            </w:tcMar>
-            <w:vAlign w:val="center"/>
-          </w:tcPr>
-          <w:p>
-            <w:pPr>
-              <w:spacing w:after="0"/>
-            </w:pPr>
-            <w:r>
-              <w:rPr>
-                <w:sz w:val="20"/>
-                <w:szCs w:val="20"/>
-              </w:rPr>
-              <w:t xml:space="preserve"/>
-            </w:r>
-          </w:p>
-        </w:tc>
-      </w:tr>
-      <w:tr>
-        <w:tc>
-          <w:tcPr>
-            <w:tcW w:type="dxa" w:w="3050"/>
-            <w:tcMar>
-              <w:top w:type="dxa" w:w="90"/>
-              <w:left w:type="dxa" w:w="110"/>
-              <w:bottom w:type="dxa" w:w="90"/>
-              <w:right w:type="dxa" w:w="110"/>
-            </w:tcMar>
-            <w:vAlign w:val="center"/>
-          </w:tcPr>
-          <w:p>
-            <w:pPr>
-              <w:spacing w:after="30"/>
-            </w:pPr>
-            <w:r>
-              <w:rPr>
-                <w:rFonts w:ascii="Calibri" w:cs="Calibri" w:eastAsia="Calibri" w:hAnsi="Calibri"/>
-                <w:b/>
-                <w:bCs/>
-                <w:i/>
-                <w:iCs/>
-                <w:color w:val="1A1A1A"/>
-                <w:sz w:val="19"/>
-                <w:szCs w:val="19"/>
-              </w:rPr>
-              <w:t xml:space="preserve">Tylopilus felleus</w:t>
-            </w:r>
-          </w:p>
-          <w:p>
-            <w:pPr>
-              <w:spacing w:after="0"/>
-            </w:pPr>
-            <w:r>
-              <w:rPr>
-                <w:rFonts w:ascii="Calibri" w:cs="Calibri" w:eastAsia="Calibri" w:hAnsi="Calibri"/>
-                <w:color w:val="595959"/>
-                <w:sz w:val="16"/>
-                <w:szCs w:val="16"/>
-              </w:rPr>
-              <w:t xml:space="preserve">Bitter Bolete</w:t>
-            </w:r>
-          </w:p>
-        </w:tc>
-        <w:tc>
-          <w:tcPr>
-            <w:tcW w:type="dxa" w:w="1050"/>
-            <w:tcMar>
-              <w:top w:type="dxa" w:w="90"/>
-              <w:left w:type="dxa" w:w="110"/>
-              <w:bottom w:type="dxa" w:w="90"/>
-              <w:right w:type="dxa" w:w="110"/>
-            </w:tcMar>
-            <w:vAlign w:val="center"/>
-          </w:tcPr>
-          <w:p>
-            <w:pPr>
-              <w:spacing w:after="0"/>
-            </w:pPr>
-            <w:r>
-              <w:rPr>
-                <w:rFonts w:ascii="Calibri" w:cs="Calibri" w:eastAsia="Calibri" w:hAnsi="Calibri"/>
-                <w:b w:val="false"/>
-                <w:bCs w:val="false"/>
-                <w:color w:val="595959"/>
-                <w:sz w:val="17"/>
-                <w:szCs w:val="17"/>
-              </w:rPr>
-              <w:t xml:space="preserve">NONE_RECORDED</w:t>
-            </w:r>
-          </w:p>
-        </w:tc>
-        <w:tc>
-          <w:tcPr>
-            <w:tcW w:type="dxa" w:w="3300"/>
-            <w:tcMar>
-              <w:top w:type="dxa" w:w="90"/>
-              <w:left w:type="dxa" w:w="110"/>
-              <w:bottom w:type="dxa" w:w="90"/>
-              <w:right w:type="dxa" w:w="110"/>
-            </w:tcMar>
-            <w:vAlign w:val="center"/>
-          </w:tcPr>
-          <w:p>
-            <w:pPr>
-              <w:spacing w:after="0"/>
-            </w:pPr>
-            <w:r>
-              <w:rPr>
-                <w:rFonts w:ascii="Calibri" w:cs="Calibri" w:eastAsia="Calibri" w:hAnsi="Calibri"/>
-                <w:i w:val="false"/>
-                <w:iCs w:val="false"/>
-                <w:color w:val="595959"/>
-                <w:sz w:val="16"/>
-                <w:szCs w:val="16"/>
-              </w:rPr>
-              <w:t xml:space="preserve">—</w:t>
-            </w:r>
-          </w:p>
-        </w:tc>
-        <w:tc>
-          <w:tcPr>
-            <w:tcW w:type="dxa" w:w="950"/>
-            <w:tcMar>
-              <w:top w:type="dxa" w:w="90"/>
-              <w:left w:type="dxa" w:w="110"/>
-              <w:bottom w:type="dxa" w:w="90"/>
-              <w:right w:type="dxa" w:w="110"/>
-            </w:tcMar>
-            <w:vAlign w:val="center"/>
-          </w:tcPr>
-          <w:p>
-            <w:pPr>
-              <w:spacing w:after="0"/>
-            </w:pPr>
-            <w:r>
-              <w:rPr>
-                <w:sz w:val="20"/>
-                <w:szCs w:val="20"/>
-              </w:rPr>
-              <w:t xml:space="preserve"/>
-            </w:r>
-          </w:p>
-        </w:tc>
-        <w:tc>
-          <w:tcPr>
-            <w:tcW w:type="dxa" w:w="1050"/>
-            <w:tcMar>
-              <w:top w:type="dxa" w:w="90"/>
-              <w:left w:type="dxa" w:w="110"/>
-              <w:bottom w:type="dxa" w:w="90"/>
-              <w:right w:type="dxa" w:w="110"/>
-            </w:tcMar>
-            <w:vAlign w:val="center"/>
-          </w:tcPr>
-          <w:p>
-            <w:pPr>
-              <w:spacing w:after="0"/>
-            </w:pPr>
-            <w:r>
-              <w:rPr>
-                <w:sz w:val="20"/>
-                <w:szCs w:val="20"/>
-              </w:rPr>
-              <w:t xml:space="preserve"/>
-            </w:r>
-          </w:p>
-        </w:tc>
-        <w:tc>
-          <w:tcPr>
-            <w:tcW w:type="dxa" w:w="1150"/>
-            <w:tcMar>
-              <w:top w:type="dxa" w:w="90"/>
-              <w:left w:type="dxa" w:w="110"/>
-              <w:bottom w:type="dxa" w:w="90"/>
-              <w:right w:type="dxa" w:w="110"/>
-            </w:tcMar>
-            <w:vAlign w:val="center"/>
-          </w:tcPr>
-          <w:p>
-            <w:pPr>
-              <w:spacing w:after="0"/>
-            </w:pPr>
-            <w:r>
-              <w:rPr>
-                <w:sz w:val="20"/>
-                <w:szCs w:val="20"/>
-              </w:rPr>
-              <w:t xml:space="preserve"/>
-            </w:r>
-          </w:p>
-        </w:tc>
-        <w:tc>
-          <w:tcPr>
-            <w:tcW w:type="dxa" w:w="4128"/>
             <w:tcMar>
               <w:top w:type="dxa" w:w="90"/>
               <w:left w:type="dxa" w:w="110"/>

--- a/docs/fungi-taxonomy-review-pack.docx
+++ b/docs/fungi-taxonomy-review-pack.docx
@@ -30,7 +30,7 @@
           <w:sz w:val="21"/>
           <w:szCs w:val="21"/>
         </w:rPr>
-        <w:t xml:space="preserve">62 species  ·  UK-first identification app  ·  compiled from standard references, not yet verified</w:t>
+        <w:t xml:space="preserve">63 species  ·  UK-first identification app  ·  compiled from standard references, not yet verified</w:t>
       </w:r>
     </w:p>
     <w:p>
@@ -276,7 +276,7 @@
           <w:sz w:val="19"/>
           <w:szCs w:val="19"/>
         </w:rPr>
-        <w:t xml:space="preserve">16 species</w:t>
+        <w:t xml:space="preserve">17 species</w:t>
       </w:r>
     </w:p>
     <w:p>
@@ -1403,7 +1403,7 @@
                 <w:sz w:val="19"/>
                 <w:szCs w:val="19"/>
               </w:rPr>
-              <w:t xml:space="preserve">Cortinarius rubellus</w:t>
+              <w:t xml:space="preserve">Cortinarius orellanus</w:t>
             </w:r>
           </w:p>
           <w:p>
@@ -1417,7 +1417,7 @@
                 <w:sz w:val="16"/>
                 <w:szCs w:val="16"/>
               </w:rPr>
-              <w:t xml:space="preserve">Deadly Webcap</w:t>
+              <w:t xml:space="preserve">Fool's Webcap</w:t>
             </w:r>
           </w:p>
         </w:tc>
@@ -1602,7 +1602,7 @@
                 <w:sz w:val="19"/>
                 <w:szCs w:val="19"/>
               </w:rPr>
-              <w:t xml:space="preserve">Galerina marginata</w:t>
+              <w:t xml:space="preserve">Cortinarius rubellus</w:t>
             </w:r>
           </w:p>
           <w:p>
@@ -1616,7 +1616,7 @@
                 <w:sz w:val="16"/>
                 <w:szCs w:val="16"/>
               </w:rPr>
-              <w:t xml:space="preserve">Funeral Bell</w:t>
+              <w:t xml:space="preserve">Deadly Webcap</w:t>
             </w:r>
           </w:p>
         </w:tc>
@@ -1806,7 +1806,7 @@
                 <w:sz w:val="19"/>
                 <w:szCs w:val="19"/>
               </w:rPr>
-              <w:t xml:space="preserve">Lepiota subincarnata</w:t>
+              <w:t xml:space="preserve">Galerina marginata</w:t>
             </w:r>
           </w:p>
           <w:p>
@@ -1820,7 +1820,7 @@
                 <w:sz w:val="16"/>
                 <w:szCs w:val="16"/>
               </w:rPr>
-              <w:t xml:space="preserve">Fatal Dapperling</w:t>
+              <w:t xml:space="preserve">Funeral Bell</w:t>
             </w:r>
           </w:p>
         </w:tc>
@@ -2005,7 +2005,7 @@
                 <w:sz w:val="19"/>
                 <w:szCs w:val="19"/>
               </w:rPr>
-              <w:t xml:space="preserve">Amanita pantherina</w:t>
+              <w:t xml:space="preserve">Lepiota subincarnata</w:t>
             </w:r>
           </w:p>
           <w:p>
@@ -2019,7 +2019,7 @@
                 <w:sz w:val="16"/>
                 <w:szCs w:val="16"/>
               </w:rPr>
-              <w:t xml:space="preserve">Panther Cap</w:t>
+              <w:t xml:space="preserve">Fatal Dapperling</w:t>
             </w:r>
           </w:p>
         </w:tc>
@@ -2048,7 +2048,7 @@
                 <w:sz w:val="17"/>
                 <w:szCs w:val="17"/>
               </w:rPr>
-              <w:t xml:space="preserve">SERIOUS</w:t>
+              <w:t xml:space="preserve">DEADLY</w:t>
             </w:r>
           </w:p>
         </w:tc>
@@ -2071,13 +2071,13 @@
             <w:r>
               <w:rPr>
                 <w:rFonts w:ascii="Calibri" w:cs="Calibri" w:eastAsia="Calibri" w:hAnsi="Calibri"/>
-                <w:i/>
-                <w:iCs/>
-                <w:color w:val="1A1A1A"/>
+                <w:i w:val="false"/>
+                <w:iCs w:val="false"/>
+                <w:color w:val="595959"/>
                 <w:sz w:val="16"/>
                 <w:szCs w:val="16"/>
               </w:rPr>
-              <w:t xml:space="preserve">Amanita phalloides; Amanita virosa</w:t>
+              <w:t xml:space="preserve">—</w:t>
             </w:r>
           </w:p>
         </w:tc>
@@ -2209,7 +2209,7 @@
                 <w:sz w:val="19"/>
                 <w:szCs w:val="19"/>
               </w:rPr>
-              <w:t xml:space="preserve">Clitocybe dealbata</w:t>
+              <w:t xml:space="preserve">Amanita pantherina</w:t>
             </w:r>
           </w:p>
           <w:p>
@@ -2223,7 +2223,7 @@
                 <w:sz w:val="16"/>
                 <w:szCs w:val="16"/>
               </w:rPr>
-              <w:t xml:space="preserve">Ivory Funnel</w:t>
+              <w:t xml:space="preserve">Panther Cap</w:t>
             </w:r>
           </w:p>
         </w:tc>
@@ -2251,7 +2251,7 @@
                 <w:sz w:val="17"/>
                 <w:szCs w:val="17"/>
               </w:rPr>
-              <w:t xml:space="preserve">DEADLY</w:t>
+              <w:t xml:space="preserve">SERIOUS</w:t>
             </w:r>
           </w:p>
         </w:tc>
@@ -2273,13 +2273,13 @@
             <w:r>
               <w:rPr>
                 <w:rFonts w:ascii="Calibri" w:cs="Calibri" w:eastAsia="Calibri" w:hAnsi="Calibri"/>
-                <w:i w:val="false"/>
-                <w:iCs w:val="false"/>
-                <w:color w:val="595959"/>
+                <w:i/>
+                <w:iCs/>
+                <w:color w:val="1A1A1A"/>
                 <w:sz w:val="16"/>
                 <w:szCs w:val="16"/>
               </w:rPr>
-              <w:t xml:space="preserve">—</w:t>
+              <w:t xml:space="preserve">Amanita phalloides; Amanita virosa</w:t>
             </w:r>
           </w:p>
         </w:tc>
@@ -2408,7 +2408,7 @@
                 <w:sz w:val="19"/>
                 <w:szCs w:val="19"/>
               </w:rPr>
-              <w:t xml:space="preserve">Gyromitra esculenta</w:t>
+              <w:t xml:space="preserve">Clitocybe dealbata</w:t>
             </w:r>
           </w:p>
           <w:p>
@@ -2422,7 +2422,7 @@
                 <w:sz w:val="16"/>
                 <w:szCs w:val="16"/>
               </w:rPr>
-              <w:t xml:space="preserve">False Morel, Turban Fungus</w:t>
+              <w:t xml:space="preserve">Ivory Funnel</w:t>
             </w:r>
           </w:p>
         </w:tc>
@@ -2612,7 +2612,7 @@
                 <w:sz w:val="19"/>
                 <w:szCs w:val="19"/>
               </w:rPr>
-              <w:t xml:space="preserve">Inocybe erubescens</w:t>
+              <w:t xml:space="preserve">Gyromitra esculenta</w:t>
             </w:r>
           </w:p>
           <w:p>
@@ -2626,7 +2626,7 @@
                 <w:sz w:val="16"/>
                 <w:szCs w:val="16"/>
               </w:rPr>
-              <w:t xml:space="preserve">Deadly Fibrecap</w:t>
+              <w:t xml:space="preserve">False Morel, Turban Fungus</w:t>
             </w:r>
           </w:p>
         </w:tc>
@@ -2811,7 +2811,7 @@
                 <w:sz w:val="19"/>
                 <w:szCs w:val="19"/>
               </w:rPr>
-              <w:t xml:space="preserve">Lepiota castanea</w:t>
+              <w:t xml:space="preserve">Inocybe erubescens</w:t>
             </w:r>
           </w:p>
           <w:p>
@@ -2825,7 +2825,7 @@
                 <w:sz w:val="16"/>
                 <w:szCs w:val="16"/>
               </w:rPr>
-              <w:t xml:space="preserve">Chestnut Dapperling</w:t>
+              <w:t xml:space="preserve">Deadly Fibrecap</w:t>
             </w:r>
           </w:p>
         </w:tc>
@@ -3015,7 +3015,7 @@
                 <w:sz w:val="19"/>
                 <w:szCs w:val="19"/>
               </w:rPr>
-              <w:t xml:space="preserve">Paxillus involutus</w:t>
+              <w:t xml:space="preserve">Lepiota castanea</w:t>
             </w:r>
           </w:p>
           <w:p>
@@ -3029,7 +3029,7 @@
                 <w:sz w:val="16"/>
                 <w:szCs w:val="16"/>
               </w:rPr>
-              <w:t xml:space="preserve">Brown Roll-rim</w:t>
+              <w:t xml:space="preserve">Chestnut Dapperling</w:t>
             </w:r>
           </w:p>
         </w:tc>
@@ -3057,7 +3057,7 @@
                 <w:sz w:val="17"/>
                 <w:szCs w:val="17"/>
               </w:rPr>
-              <w:t xml:space="preserve">SERIOUS</w:t>
+              <w:t xml:space="preserve">DEADLY</w:t>
             </w:r>
           </w:p>
         </w:tc>
@@ -3079,13 +3079,13 @@
             <w:r>
               <w:rPr>
                 <w:rFonts w:ascii="Calibri" w:cs="Calibri" w:eastAsia="Calibri" w:hAnsi="Calibri"/>
-                <w:i/>
-                <w:iCs/>
-                <w:color w:val="1A1A1A"/>
+                <w:i w:val="false"/>
+                <w:iCs w:val="false"/>
+                <w:color w:val="595959"/>
                 <w:sz w:val="16"/>
                 <w:szCs w:val="16"/>
               </w:rPr>
-              <w:t xml:space="preserve">Clitocybe rivulosa</w:t>
+              <w:t xml:space="preserve">—</w:t>
             </w:r>
           </w:p>
         </w:tc>
@@ -3214,7 +3214,7 @@
                 <w:sz w:val="19"/>
                 <w:szCs w:val="19"/>
               </w:rPr>
-              <w:t xml:space="preserve">Tricholoma equestre</w:t>
+              <w:t xml:space="preserve">Paxillus involutus</w:t>
             </w:r>
           </w:p>
           <w:p>
@@ -3228,7 +3228,7 @@
                 <w:sz w:val="16"/>
                 <w:szCs w:val="16"/>
               </w:rPr>
-              <w:t xml:space="preserve">Yellow Knight, Man on Horseback</w:t>
+              <w:t xml:space="preserve">Brown Roll-rim</w:t>
             </w:r>
           </w:p>
         </w:tc>
@@ -3286,7 +3286,7 @@
                 <w:sz w:val="16"/>
                 <w:szCs w:val="16"/>
               </w:rPr>
-              <w:t xml:space="preserve">Amanita phalloides</w:t>
+              <w:t xml:space="preserve">Clitocybe rivulosa</w:t>
             </w:r>
           </w:p>
         </w:tc>
@@ -3418,7 +3418,7 @@
                 <w:sz w:val="19"/>
                 <w:szCs w:val="19"/>
               </w:rPr>
-              <w:t xml:space="preserve">Entoloma sinuatum</w:t>
+              <w:t xml:space="preserve">Tricholoma equestre</w:t>
             </w:r>
           </w:p>
           <w:p>
@@ -3432,7 +3432,7 @@
                 <w:sz w:val="16"/>
                 <w:szCs w:val="16"/>
               </w:rPr>
-              <w:t xml:space="preserve">Livid Pinkgill, Livid Entoloma</w:t>
+              <w:t xml:space="preserve">Yellow Knight, Man on Horseback</w:t>
             </w:r>
           </w:p>
         </w:tc>
@@ -3482,13 +3482,13 @@
             <w:r>
               <w:rPr>
                 <w:rFonts w:ascii="Calibri" w:cs="Calibri" w:eastAsia="Calibri" w:hAnsi="Calibri"/>
-                <w:i w:val="false"/>
-                <w:iCs w:val="false"/>
-                <w:color w:val="595959"/>
+                <w:i/>
+                <w:iCs/>
+                <w:color w:val="1A1A1A"/>
                 <w:sz w:val="16"/>
                 <w:szCs w:val="16"/>
               </w:rPr>
-              <w:t xml:space="preserve">—</w:t>
+              <w:t xml:space="preserve">Amanita phalloides</w:t>
             </w:r>
           </w:p>
         </w:tc>
@@ -3617,7 +3617,7 @@
                 <w:sz w:val="19"/>
                 <w:szCs w:val="19"/>
               </w:rPr>
-              <w:t xml:space="preserve">Rubroboletus satanas</w:t>
+              <w:t xml:space="preserve">Entoloma sinuatum</w:t>
             </w:r>
           </w:p>
           <w:p>
@@ -3631,7 +3631,7 @@
                 <w:sz w:val="16"/>
                 <w:szCs w:val="16"/>
               </w:rPr>
-              <w:t xml:space="preserve">Devil's Bolete</w:t>
+              <w:t xml:space="preserve">Livid Pinkgill, Livid Entoloma</w:t>
             </w:r>
           </w:p>
         </w:tc>
@@ -3772,6 +3772,204 @@
           <w:tcPr>
             <w:tcW w:type="dxa" w:w="4128"/>
             <w:shd w:fill="F5F2EE" w:color="auto" w:val="clear"/>
+            <w:tcMar>
+              <w:top w:type="dxa" w:w="90"/>
+              <w:left w:type="dxa" w:w="110"/>
+              <w:bottom w:type="dxa" w:w="90"/>
+              <w:right w:type="dxa" w:w="110"/>
+            </w:tcMar>
+            <w:vAlign w:val="center"/>
+          </w:tcPr>
+          <w:p>
+            <w:pPr>
+              <w:spacing w:after="0"/>
+            </w:pPr>
+            <w:r>
+              <w:rPr>
+                <w:sz w:val="20"/>
+                <w:szCs w:val="20"/>
+              </w:rPr>
+              <w:t xml:space="preserve"/>
+            </w:r>
+          </w:p>
+        </w:tc>
+      </w:tr>
+      <w:tr>
+        <w:tc>
+          <w:tcPr>
+            <w:tcW w:type="dxa" w:w="3050"/>
+            <w:tcMar>
+              <w:top w:type="dxa" w:w="90"/>
+              <w:left w:type="dxa" w:w="110"/>
+              <w:bottom w:type="dxa" w:w="90"/>
+              <w:right w:type="dxa" w:w="110"/>
+            </w:tcMar>
+            <w:vAlign w:val="center"/>
+          </w:tcPr>
+          <w:p>
+            <w:pPr>
+              <w:spacing w:after="30"/>
+            </w:pPr>
+            <w:r>
+              <w:rPr>
+                <w:rFonts w:ascii="Calibri" w:cs="Calibri" w:eastAsia="Calibri" w:hAnsi="Calibri"/>
+                <w:b/>
+                <w:bCs/>
+                <w:i/>
+                <w:iCs/>
+                <w:color w:val="1A1A1A"/>
+                <w:sz w:val="19"/>
+                <w:szCs w:val="19"/>
+              </w:rPr>
+              <w:t xml:space="preserve">Rubroboletus satanas</w:t>
+            </w:r>
+          </w:p>
+          <w:p>
+            <w:pPr>
+              <w:spacing w:after="0"/>
+            </w:pPr>
+            <w:r>
+              <w:rPr>
+                <w:rFonts w:ascii="Calibri" w:cs="Calibri" w:eastAsia="Calibri" w:hAnsi="Calibri"/>
+                <w:color w:val="595959"/>
+                <w:sz w:val="16"/>
+                <w:szCs w:val="16"/>
+              </w:rPr>
+              <w:t xml:space="preserve">Devil's Bolete</w:t>
+            </w:r>
+          </w:p>
+        </w:tc>
+        <w:tc>
+          <w:tcPr>
+            <w:tcW w:type="dxa" w:w="1050"/>
+            <w:tcMar>
+              <w:top w:type="dxa" w:w="90"/>
+              <w:left w:type="dxa" w:w="110"/>
+              <w:bottom w:type="dxa" w:w="90"/>
+              <w:right w:type="dxa" w:w="110"/>
+            </w:tcMar>
+            <w:vAlign w:val="center"/>
+          </w:tcPr>
+          <w:p>
+            <w:pPr>
+              <w:spacing w:after="0"/>
+            </w:pPr>
+            <w:r>
+              <w:rPr>
+                <w:rFonts w:ascii="Calibri" w:cs="Calibri" w:eastAsia="Calibri" w:hAnsi="Calibri"/>
+                <w:b/>
+                <w:bCs/>
+                <w:color w:val="B3261E"/>
+                <w:sz w:val="17"/>
+                <w:szCs w:val="17"/>
+              </w:rPr>
+              <w:t xml:space="preserve">SERIOUS</w:t>
+            </w:r>
+          </w:p>
+        </w:tc>
+        <w:tc>
+          <w:tcPr>
+            <w:tcW w:type="dxa" w:w="3300"/>
+            <w:tcMar>
+              <w:top w:type="dxa" w:w="90"/>
+              <w:left w:type="dxa" w:w="110"/>
+              <w:bottom w:type="dxa" w:w="90"/>
+              <w:right w:type="dxa" w:w="110"/>
+            </w:tcMar>
+            <w:vAlign w:val="center"/>
+          </w:tcPr>
+          <w:p>
+            <w:pPr>
+              <w:spacing w:after="0"/>
+            </w:pPr>
+            <w:r>
+              <w:rPr>
+                <w:rFonts w:ascii="Calibri" w:cs="Calibri" w:eastAsia="Calibri" w:hAnsi="Calibri"/>
+                <w:i w:val="false"/>
+                <w:iCs w:val="false"/>
+                <w:color w:val="595959"/>
+                <w:sz w:val="16"/>
+                <w:szCs w:val="16"/>
+              </w:rPr>
+              <w:t xml:space="preserve">—</w:t>
+            </w:r>
+          </w:p>
+        </w:tc>
+        <w:tc>
+          <w:tcPr>
+            <w:tcW w:type="dxa" w:w="950"/>
+            <w:tcMar>
+              <w:top w:type="dxa" w:w="90"/>
+              <w:left w:type="dxa" w:w="110"/>
+              <w:bottom w:type="dxa" w:w="90"/>
+              <w:right w:type="dxa" w:w="110"/>
+            </w:tcMar>
+            <w:vAlign w:val="center"/>
+          </w:tcPr>
+          <w:p>
+            <w:pPr>
+              <w:spacing w:after="0"/>
+            </w:pPr>
+            <w:r>
+              <w:rPr>
+                <w:sz w:val="20"/>
+                <w:szCs w:val="20"/>
+              </w:rPr>
+              <w:t xml:space="preserve"/>
+            </w:r>
+          </w:p>
+        </w:tc>
+        <w:tc>
+          <w:tcPr>
+            <w:tcW w:type="dxa" w:w="1050"/>
+            <w:tcMar>
+              <w:top w:type="dxa" w:w="90"/>
+              <w:left w:type="dxa" w:w="110"/>
+              <w:bottom w:type="dxa" w:w="90"/>
+              <w:right w:type="dxa" w:w="110"/>
+            </w:tcMar>
+            <w:vAlign w:val="center"/>
+          </w:tcPr>
+          <w:p>
+            <w:pPr>
+              <w:spacing w:after="0"/>
+            </w:pPr>
+            <w:r>
+              <w:rPr>
+                <w:sz w:val="20"/>
+                <w:szCs w:val="20"/>
+              </w:rPr>
+              <w:t xml:space="preserve"/>
+            </w:r>
+          </w:p>
+        </w:tc>
+        <w:tc>
+          <w:tcPr>
+            <w:tcW w:type="dxa" w:w="1150"/>
+            <w:tcMar>
+              <w:top w:type="dxa" w:w="90"/>
+              <w:left w:type="dxa" w:w="110"/>
+              <w:bottom w:type="dxa" w:w="90"/>
+              <w:right w:type="dxa" w:w="110"/>
+            </w:tcMar>
+            <w:vAlign w:val="center"/>
+          </w:tcPr>
+          <w:p>
+            <w:pPr>
+              <w:spacing w:after="0"/>
+            </w:pPr>
+            <w:r>
+              <w:rPr>
+                <w:sz w:val="20"/>
+                <w:szCs w:val="20"/>
+              </w:rPr>
+              <w:t xml:space="preserve"/>
+            </w:r>
+          </w:p>
+        </w:tc>
+        <w:tc>
+          <w:tcPr>
+            <w:tcW w:type="dxa" w:w="4128"/>
             <w:tcMar>
               <w:top w:type="dxa" w:w="90"/>
               <w:left w:type="dxa" w:w="110"/>
@@ -4751,7 +4949,7 @@
                 <w:sz w:val="19"/>
                 <w:szCs w:val="19"/>
               </w:rPr>
-              <w:t xml:space="preserve">Lepiota cristata</w:t>
+              <w:t xml:space="preserve">Armillaria mellea</w:t>
             </w:r>
           </w:p>
           <w:p>
@@ -4765,7 +4963,7 @@
                 <w:sz w:val="16"/>
                 <w:szCs w:val="16"/>
               </w:rPr>
-              <w:t xml:space="preserve">Stinking Dapperling</w:t>
+              <w:t xml:space="preserve">Honey Fungus</w:t>
             </w:r>
           </w:p>
         </w:tc>
@@ -4823,7 +5021,7 @@
                 <w:sz w:val="16"/>
                 <w:szCs w:val="16"/>
               </w:rPr>
-              <w:t xml:space="preserve">Lepiota brunneoincarnata; Lepiota castanea; Lepiota subincarnata</w:t>
+              <w:t xml:space="preserve">Cortinarius orellanus; Cortinarius rubellus; Galerina marginata</w:t>
             </w:r>
           </w:p>
         </w:tc>
@@ -4955,7 +5153,7 @@
                 <w:sz w:val="19"/>
                 <w:szCs w:val="19"/>
               </w:rPr>
-              <w:t xml:space="preserve">Macrolepiota procera</w:t>
+              <w:t xml:space="preserve">Lepiota cristata</w:t>
             </w:r>
           </w:p>
           <w:p>
@@ -4969,7 +5167,7 @@
                 <w:sz w:val="16"/>
                 <w:szCs w:val="16"/>
               </w:rPr>
-              <w:t xml:space="preserve">Parasol Mushroom</w:t>
+              <w:t xml:space="preserve">Stinking Dapperling</w:t>
             </w:r>
           </w:p>
         </w:tc>
@@ -4997,7 +5195,7 @@
                 <w:sz w:val="17"/>
                 <w:szCs w:val="17"/>
               </w:rPr>
-              <w:t xml:space="preserve">NONE_RECORDED</w:t>
+              <w:t xml:space="preserve">TOXIC</w:t>
             </w:r>
           </w:p>
         </w:tc>
@@ -5025,7 +5223,7 @@
                 <w:sz w:val="16"/>
                 <w:szCs w:val="16"/>
               </w:rPr>
-              <w:t xml:space="preserve">Amanita phalloides; Lepiota brunneoincarnata; Lepiota subincarnata</w:t>
+              <w:t xml:space="preserve">Lepiota brunneoincarnata; Lepiota castanea; Lepiota subincarnata</w:t>
             </w:r>
           </w:p>
         </w:tc>
@@ -5154,7 +5352,7 @@
                 <w:sz w:val="19"/>
                 <w:szCs w:val="19"/>
               </w:rPr>
-              <w:t xml:space="preserve">Agaricus arvensis</w:t>
+              <w:t xml:space="preserve">Macrolepiota procera</w:t>
             </w:r>
           </w:p>
           <w:p>
@@ -5168,7 +5366,7 @@
                 <w:sz w:val="16"/>
                 <w:szCs w:val="16"/>
               </w:rPr>
-              <w:t xml:space="preserve">Horse Mushroom</w:t>
+              <w:t xml:space="preserve">Parasol Mushroom</w:t>
             </w:r>
           </w:p>
         </w:tc>
@@ -5226,7 +5424,7 @@
                 <w:sz w:val="16"/>
                 <w:szCs w:val="16"/>
               </w:rPr>
-              <w:t xml:space="preserve">Amanita phalloides; Amanita virosa</w:t>
+              <w:t xml:space="preserve">Amanita phalloides; Lepiota brunneoincarnata; Lepiota subincarnata</w:t>
             </w:r>
           </w:p>
         </w:tc>
@@ -5358,7 +5556,7 @@
                 <w:sz w:val="19"/>
                 <w:szCs w:val="19"/>
               </w:rPr>
-              <w:t xml:space="preserve">Amanita muscaria</w:t>
+              <w:t xml:space="preserve">Agaricus arvensis</w:t>
             </w:r>
           </w:p>
           <w:p>
@@ -5372,7 +5570,7 @@
                 <w:sz w:val="16"/>
                 <w:szCs w:val="16"/>
               </w:rPr>
-              <w:t xml:space="preserve">Fly Agaric</w:t>
+              <w:t xml:space="preserve">Horse Mushroom</w:t>
             </w:r>
           </w:p>
         </w:tc>
@@ -5400,7 +5598,7 @@
                 <w:sz w:val="17"/>
                 <w:szCs w:val="17"/>
               </w:rPr>
-              <w:t xml:space="preserve">TOXIC</w:t>
+              <w:t xml:space="preserve">NONE_RECORDED</w:t>
             </w:r>
           </w:p>
         </w:tc>
@@ -5557,7 +5755,7 @@
                 <w:sz w:val="19"/>
                 <w:szCs w:val="19"/>
               </w:rPr>
-              <w:t xml:space="preserve">Amanita rubescens</w:t>
+              <w:t xml:space="preserve">Amanita muscaria</w:t>
             </w:r>
           </w:p>
           <w:p>
@@ -5571,7 +5769,7 @@
                 <w:sz w:val="16"/>
                 <w:szCs w:val="16"/>
               </w:rPr>
-              <w:t xml:space="preserve">The Blusher</w:t>
+              <w:t xml:space="preserve">Fly Agaric</w:t>
             </w:r>
           </w:p>
         </w:tc>
@@ -5761,7 +5959,7 @@
                 <w:sz w:val="19"/>
                 <w:szCs w:val="19"/>
               </w:rPr>
-              <w:t xml:space="preserve">Armillaria mellea</w:t>
+              <w:t xml:space="preserve">Amanita rubescens</w:t>
             </w:r>
           </w:p>
           <w:p>
@@ -5775,7 +5973,7 @@
                 <w:sz w:val="16"/>
                 <w:szCs w:val="16"/>
               </w:rPr>
-              <w:t xml:space="preserve">Honey Fungus</w:t>
+              <w:t xml:space="preserve">The Blusher</w:t>
             </w:r>
           </w:p>
         </w:tc>
@@ -5831,7 +6029,7 @@
                 <w:sz w:val="16"/>
                 <w:szCs w:val="16"/>
               </w:rPr>
-              <w:t xml:space="preserve">Cortinarius rubellus; Galerina marginata</w:t>
+              <w:t xml:space="preserve">Amanita phalloides; Amanita virosa</w:t>
             </w:r>
           </w:p>
         </w:tc>
@@ -5960,7 +6158,7 @@
                 <w:sz w:val="19"/>
                 <w:szCs w:val="19"/>
               </w:rPr>
-              <w:t xml:space="preserve">Volvopluteus gloiocephalus</w:t>
+              <w:t xml:space="preserve">Cantharellus cibarius</w:t>
             </w:r>
           </w:p>
           <w:p>
@@ -5974,7 +6172,7 @@
                 <w:sz w:val="16"/>
                 <w:szCs w:val="16"/>
               </w:rPr>
-              <w:t xml:space="preserve">Stubble Rosegill</w:t>
+              <w:t xml:space="preserve">Chanterelle, Girolle</w:t>
             </w:r>
           </w:p>
         </w:tc>
@@ -6003,7 +6201,7 @@
                 <w:sz w:val="17"/>
                 <w:szCs w:val="17"/>
               </w:rPr>
-              <w:t xml:space="preserve">TOXIC</w:t>
+              <w:t xml:space="preserve">NONE_RECORDED</w:t>
             </w:r>
           </w:p>
         </w:tc>
@@ -6032,7 +6230,7 @@
                 <w:sz w:val="16"/>
                 <w:szCs w:val="16"/>
               </w:rPr>
-              <w:t xml:space="preserve">Amanita phalloides; Amanita virosa</w:t>
+              <w:t xml:space="preserve">Cortinarius orellanus; Cortinarius rubellus</w:t>
             </w:r>
           </w:p>
         </w:tc>
@@ -6164,7 +6362,7 @@
                 <w:sz w:val="19"/>
                 <w:szCs w:val="19"/>
               </w:rPr>
-              <w:t xml:space="preserve">Cantharellus cibarius</w:t>
+              <w:t xml:space="preserve">Cortinarius violaceus</w:t>
             </w:r>
           </w:p>
           <w:p>
@@ -6178,7 +6376,7 @@
                 <w:sz w:val="16"/>
                 <w:szCs w:val="16"/>
               </w:rPr>
-              <w:t xml:space="preserve">Chanterelle, Girolle</w:t>
+              <w:t xml:space="preserve">Violet Webcap</w:t>
             </w:r>
           </w:p>
         </w:tc>
@@ -6234,7 +6432,7 @@
                 <w:sz w:val="16"/>
                 <w:szCs w:val="16"/>
               </w:rPr>
-              <w:t xml:space="preserve">Cortinarius rubellus</w:t>
+              <w:t xml:space="preserve">Cortinarius orellanus; Cortinarius rubellus</w:t>
             </w:r>
           </w:p>
         </w:tc>
@@ -6363,7 +6561,7 @@
                 <w:sz w:val="19"/>
                 <w:szCs w:val="19"/>
               </w:rPr>
-              <w:t xml:space="preserve">Chlorophyllum brunneum</w:t>
+              <w:t xml:space="preserve">Lactarius deliciosus</w:t>
             </w:r>
           </w:p>
           <w:p>
@@ -6377,7 +6575,7 @@
                 <w:sz w:val="16"/>
                 <w:szCs w:val="16"/>
               </w:rPr>
-              <w:t xml:space="preserve">Shaggy Parasol</w:t>
+              <w:t xml:space="preserve">Saffron Milkcap</w:t>
             </w:r>
           </w:p>
         </w:tc>
@@ -6406,7 +6604,7 @@
                 <w:sz w:val="17"/>
                 <w:szCs w:val="17"/>
               </w:rPr>
-              <w:t xml:space="preserve">TOXIC</w:t>
+              <w:t xml:space="preserve">NONE_RECORDED</w:t>
             </w:r>
           </w:p>
         </w:tc>
@@ -6435,7 +6633,7 @@
                 <w:sz w:val="16"/>
                 <w:szCs w:val="16"/>
               </w:rPr>
-              <w:t xml:space="preserve">Lepiota brunneoincarnata</w:t>
+              <w:t xml:space="preserve">Cortinarius orellanus; Cortinarius rubellus</w:t>
             </w:r>
           </w:p>
         </w:tc>
@@ -6567,7 +6765,7 @@
                 <w:sz w:val="19"/>
                 <w:szCs w:val="19"/>
               </w:rPr>
-              <w:t xml:space="preserve">Clitopilus prunulus</w:t>
+              <w:t xml:space="preserve">Volvopluteus gloiocephalus</w:t>
             </w:r>
           </w:p>
           <w:p>
@@ -6581,7 +6779,7 @@
                 <w:sz w:val="16"/>
                 <w:szCs w:val="16"/>
               </w:rPr>
-              <w:t xml:space="preserve">The Miller</w:t>
+              <w:t xml:space="preserve">Stubble Rosegill</w:t>
             </w:r>
           </w:p>
         </w:tc>
@@ -6609,7 +6807,7 @@
                 <w:sz w:val="17"/>
                 <w:szCs w:val="17"/>
               </w:rPr>
-              <w:t xml:space="preserve">NONE_RECORDED</w:t>
+              <w:t xml:space="preserve">TOXIC</w:t>
             </w:r>
           </w:p>
         </w:tc>
@@ -6637,7 +6835,7 @@
                 <w:sz w:val="16"/>
                 <w:szCs w:val="16"/>
               </w:rPr>
-              <w:t xml:space="preserve">Clitocybe rivulosa</w:t>
+              <w:t xml:space="preserve">Amanita phalloides; Amanita virosa</w:t>
             </w:r>
           </w:p>
         </w:tc>
@@ -6766,7 +6964,7 @@
                 <w:sz w:val="19"/>
                 <w:szCs w:val="19"/>
               </w:rPr>
-              <w:t xml:space="preserve">Cortinarius violaceus</w:t>
+              <w:t xml:space="preserve">Chlorophyllum brunneum</w:t>
             </w:r>
           </w:p>
           <w:p>
@@ -6780,7 +6978,7 @@
                 <w:sz w:val="16"/>
                 <w:szCs w:val="16"/>
               </w:rPr>
-              <w:t xml:space="preserve">Violet Webcap</w:t>
+              <w:t xml:space="preserve">Shaggy Parasol</w:t>
             </w:r>
           </w:p>
         </w:tc>
@@ -6809,7 +7007,7 @@
                 <w:sz w:val="17"/>
                 <w:szCs w:val="17"/>
               </w:rPr>
-              <w:t xml:space="preserve">NONE_RECORDED</w:t>
+              <w:t xml:space="preserve">TOXIC</w:t>
             </w:r>
           </w:p>
         </w:tc>
@@ -6838,7 +7036,7 @@
                 <w:sz w:val="16"/>
                 <w:szCs w:val="16"/>
               </w:rPr>
-              <w:t xml:space="preserve">Cortinarius rubellus</w:t>
+              <w:t xml:space="preserve">Lepiota brunneoincarnata</w:t>
             </w:r>
           </w:p>
         </w:tc>
@@ -6970,7 +7168,7 @@
                 <w:sz w:val="19"/>
                 <w:szCs w:val="19"/>
               </w:rPr>
-              <w:t xml:space="preserve">Hypholoma fasciculare</w:t>
+              <w:t xml:space="preserve">Clitopilus prunulus</w:t>
             </w:r>
           </w:p>
           <w:p>
@@ -6984,7 +7182,7 @@
                 <w:sz w:val="16"/>
                 <w:szCs w:val="16"/>
               </w:rPr>
-              <w:t xml:space="preserve">Sulphur Tuft</w:t>
+              <w:t xml:space="preserve">The Miller</w:t>
             </w:r>
           </w:p>
         </w:tc>
@@ -7012,7 +7210,7 @@
                 <w:sz w:val="17"/>
                 <w:szCs w:val="17"/>
               </w:rPr>
-              <w:t xml:space="preserve">TOXIC</w:t>
+              <w:t xml:space="preserve">NONE_RECORDED</w:t>
             </w:r>
           </w:p>
         </w:tc>
@@ -7040,7 +7238,7 @@
                 <w:sz w:val="16"/>
                 <w:szCs w:val="16"/>
               </w:rPr>
-              <w:t xml:space="preserve">Galerina marginata</w:t>
+              <w:t xml:space="preserve">Clitocybe rivulosa</w:t>
             </w:r>
           </w:p>
         </w:tc>
@@ -7169,7 +7367,7 @@
                 <w:sz w:val="19"/>
                 <w:szCs w:val="19"/>
               </w:rPr>
-              <w:t xml:space="preserve">Kuehneromyces mutabilis</w:t>
+              <w:t xml:space="preserve">Hypholoma fasciculare</w:t>
             </w:r>
           </w:p>
           <w:p>
@@ -7183,7 +7381,7 @@
                 <w:sz w:val="16"/>
                 <w:szCs w:val="16"/>
               </w:rPr>
-              <w:t xml:space="preserve">Sheathed Woodtuft</w:t>
+              <w:t xml:space="preserve">Sulphur Tuft</w:t>
             </w:r>
           </w:p>
         </w:tc>
@@ -7212,7 +7410,7 @@
                 <w:sz w:val="17"/>
                 <w:szCs w:val="17"/>
               </w:rPr>
-              <w:t xml:space="preserve">NONE_RECORDED</w:t>
+              <w:t xml:space="preserve">TOXIC</w:t>
             </w:r>
           </w:p>
         </w:tc>
@@ -7373,7 +7571,7 @@
                 <w:sz w:val="19"/>
                 <w:szCs w:val="19"/>
               </w:rPr>
-              <w:t xml:space="preserve">Lactarius deliciosus</w:t>
+              <w:t xml:space="preserve">Kuehneromyces mutabilis</w:t>
             </w:r>
           </w:p>
           <w:p>
@@ -7387,7 +7585,7 @@
                 <w:sz w:val="16"/>
                 <w:szCs w:val="16"/>
               </w:rPr>
-              <w:t xml:space="preserve">Saffron Milkcap</w:t>
+              <w:t xml:space="preserve">Sheathed Woodtuft</w:t>
             </w:r>
           </w:p>
         </w:tc>
@@ -7443,7 +7641,7 @@
                 <w:sz w:val="16"/>
                 <w:szCs w:val="16"/>
               </w:rPr>
-              <w:t xml:space="preserve">Cortinarius rubellus</w:t>
+              <w:t xml:space="preserve">Galerina marginata</w:t>
             </w:r>
           </w:p>
         </w:tc>

--- a/docs/fungi-taxonomy-review-pack.docx
+++ b/docs/fungi-taxonomy-review-pack.docx
@@ -30,7 +30,7 @@
           <w:sz w:val="21"/>
           <w:szCs w:val="21"/>
         </w:rPr>
-        <w:t xml:space="preserve">63 species  ·  UK-first identification app  ·  compiled from standard references, not yet verified</w:t>
+        <w:t xml:space="preserve">82 species  ·  UK-first identification app  ·  compiled from standard references, not yet verified</w:t>
       </w:r>
     </w:p>
     <w:p>
@@ -276,7 +276,7 @@
           <w:sz w:val="19"/>
           <w:szCs w:val="19"/>
         </w:rPr>
-        <w:t xml:space="preserve">17 species</w:t>
+        <w:t xml:space="preserve">19 species</w:t>
       </w:r>
     </w:p>
     <w:p>
@@ -611,7 +611,7 @@
                 <w:sz w:val="16"/>
                 <w:szCs w:val="16"/>
               </w:rPr>
-              <w:t xml:space="preserve">Death Cap</w:t>
+              <w:t xml:space="preserve">Deathcap</w:t>
             </w:r>
           </w:p>
         </w:tc>
@@ -1000,7 +1000,7 @@
                 <w:sz w:val="19"/>
                 <w:szCs w:val="19"/>
               </w:rPr>
-              <w:t xml:space="preserve">Lepiota brunneoincarnata</w:t>
+              <w:t xml:space="preserve">Clitocybe rivulosa</w:t>
             </w:r>
           </w:p>
           <w:p>
@@ -1014,7 +1014,7 @@
                 <w:sz w:val="16"/>
                 <w:szCs w:val="16"/>
               </w:rPr>
-              <w:t xml:space="preserve">Deadly Dapperling</w:t>
+              <w:t xml:space="preserve">Fool's Funnel, Ivory Funnel</w:t>
             </w:r>
           </w:p>
         </w:tc>
@@ -1199,7 +1199,7 @@
                 <w:sz w:val="19"/>
                 <w:szCs w:val="19"/>
               </w:rPr>
-              <w:t xml:space="preserve">Clitocybe rivulosa</w:t>
+              <w:t xml:space="preserve">Galerina marginata</w:t>
             </w:r>
           </w:p>
           <w:p>
@@ -1213,7 +1213,7 @@
                 <w:sz w:val="16"/>
                 <w:szCs w:val="16"/>
               </w:rPr>
-              <w:t xml:space="preserve">Fool's Funnel, Ivory Funnel</w:t>
+              <w:t xml:space="preserve">Funeral Bell</w:t>
             </w:r>
           </w:p>
         </w:tc>
@@ -1403,7 +1403,7 @@
                 <w:sz w:val="19"/>
                 <w:szCs w:val="19"/>
               </w:rPr>
-              <w:t xml:space="preserve">Cortinarius orellanus</w:t>
+              <w:t xml:space="preserve">Lepiota brunneoincarnata</w:t>
             </w:r>
           </w:p>
           <w:p>
@@ -1417,7 +1417,7 @@
                 <w:sz w:val="16"/>
                 <w:szCs w:val="16"/>
               </w:rPr>
-              <w:t xml:space="preserve">Fool's Webcap</w:t>
+              <w:t xml:space="preserve">Deadly Dapperling</w:t>
             </w:r>
           </w:p>
         </w:tc>
@@ -1602,7 +1602,7 @@
                 <w:sz w:val="19"/>
                 <w:szCs w:val="19"/>
               </w:rPr>
-              <w:t xml:space="preserve">Cortinarius rubellus</w:t>
+              <w:t xml:space="preserve">Cortinarius orellanus</w:t>
             </w:r>
           </w:p>
           <w:p>
@@ -1616,7 +1616,7 @@
                 <w:sz w:val="16"/>
                 <w:szCs w:val="16"/>
               </w:rPr>
-              <w:t xml:space="preserve">Deadly Webcap</w:t>
+              <w:t xml:space="preserve">Fool's Webcap</w:t>
             </w:r>
           </w:p>
         </w:tc>
@@ -1806,7 +1806,7 @@
                 <w:sz w:val="19"/>
                 <w:szCs w:val="19"/>
               </w:rPr>
-              <w:t xml:space="preserve">Galerina marginata</w:t>
+              <w:t xml:space="preserve">Cortinarius rubellus</w:t>
             </w:r>
           </w:p>
           <w:p>
@@ -1820,7 +1820,7 @@
                 <w:sz w:val="16"/>
                 <w:szCs w:val="16"/>
               </w:rPr>
-              <w:t xml:space="preserve">Funeral Bell</w:t>
+              <w:t xml:space="preserve">Deadly Webcap</w:t>
             </w:r>
           </w:p>
         </w:tc>
@@ -2223,7 +2223,7 @@
                 <w:sz w:val="16"/>
                 <w:szCs w:val="16"/>
               </w:rPr>
-              <w:t xml:space="preserve">Panther Cap</w:t>
+              <w:t xml:space="preserve">Panthercap</w:t>
             </w:r>
           </w:p>
         </w:tc>
@@ -2408,7 +2408,7 @@
                 <w:sz w:val="19"/>
                 <w:szCs w:val="19"/>
               </w:rPr>
-              <w:t xml:space="preserve">Clitocybe dealbata</w:t>
+              <w:t xml:space="preserve">Gyromitra esculenta</w:t>
             </w:r>
           </w:p>
           <w:p>
@@ -2422,7 +2422,7 @@
                 <w:sz w:val="16"/>
                 <w:szCs w:val="16"/>
               </w:rPr>
-              <w:t xml:space="preserve">Ivory Funnel</w:t>
+              <w:t xml:space="preserve">False Morel, Turban Fungus</w:t>
             </w:r>
           </w:p>
         </w:tc>
@@ -2612,7 +2612,7 @@
                 <w:sz w:val="19"/>
                 <w:szCs w:val="19"/>
               </w:rPr>
-              <w:t xml:space="preserve">Gyromitra esculenta</w:t>
+              <w:t xml:space="preserve">Inocybe erubescens</w:t>
             </w:r>
           </w:p>
           <w:p>
@@ -2626,7 +2626,7 @@
                 <w:sz w:val="16"/>
                 <w:szCs w:val="16"/>
               </w:rPr>
-              <w:t xml:space="preserve">False Morel, Turban Fungus</w:t>
+              <w:t xml:space="preserve">Deadly Fibrecap</w:t>
             </w:r>
           </w:p>
         </w:tc>
@@ -2811,7 +2811,7 @@
                 <w:sz w:val="19"/>
                 <w:szCs w:val="19"/>
               </w:rPr>
-              <w:t xml:space="preserve">Inocybe erubescens</w:t>
+              <w:t xml:space="preserve">Pholiotina rugosa</w:t>
             </w:r>
           </w:p>
           <w:p>
@@ -2825,7 +2825,7 @@
                 <w:sz w:val="16"/>
                 <w:szCs w:val="16"/>
               </w:rPr>
-              <w:t xml:space="preserve">Deadly Fibrecap</w:t>
+              <w:t xml:space="preserve">Wrinkled Conecap</w:t>
             </w:r>
           </w:p>
         </w:tc>
@@ -3228,7 +3228,7 @@
                 <w:sz w:val="16"/>
                 <w:szCs w:val="16"/>
               </w:rPr>
-              <w:t xml:space="preserve">Brown Roll-rim</w:t>
+              <w:t xml:space="preserve">Brown Rollrim</w:t>
             </w:r>
           </w:p>
         </w:tc>
@@ -3821,7 +3821,7 @@
                 <w:sz w:val="19"/>
                 <w:szCs w:val="19"/>
               </w:rPr>
-              <w:t xml:space="preserve">Rubroboletus satanas</w:t>
+              <w:t xml:space="preserve">Pleurocybella porrigens</w:t>
             </w:r>
           </w:p>
           <w:p>
@@ -3835,7 +3835,410 @@
                 <w:sz w:val="16"/>
                 <w:szCs w:val="16"/>
               </w:rPr>
+              <w:t xml:space="preserve">Angel's Wings</w:t>
+            </w:r>
+          </w:p>
+        </w:tc>
+        <w:tc>
+          <w:tcPr>
+            <w:tcW w:type="dxa" w:w="1050"/>
+            <w:tcMar>
+              <w:top w:type="dxa" w:w="90"/>
+              <w:left w:type="dxa" w:w="110"/>
+              <w:bottom w:type="dxa" w:w="90"/>
+              <w:right w:type="dxa" w:w="110"/>
+            </w:tcMar>
+            <w:vAlign w:val="center"/>
+          </w:tcPr>
+          <w:p>
+            <w:pPr>
+              <w:spacing w:after="0"/>
+            </w:pPr>
+            <w:r>
+              <w:rPr>
+                <w:rFonts w:ascii="Calibri" w:cs="Calibri" w:eastAsia="Calibri" w:hAnsi="Calibri"/>
+                <w:b/>
+                <w:bCs/>
+                <w:color w:val="B3261E"/>
+                <w:sz w:val="17"/>
+                <w:szCs w:val="17"/>
+              </w:rPr>
+              <w:t xml:space="preserve">SERIOUS</w:t>
+            </w:r>
+          </w:p>
+        </w:tc>
+        <w:tc>
+          <w:tcPr>
+            <w:tcW w:type="dxa" w:w="3300"/>
+            <w:tcMar>
+              <w:top w:type="dxa" w:w="90"/>
+              <w:left w:type="dxa" w:w="110"/>
+              <w:bottom w:type="dxa" w:w="90"/>
+              <w:right w:type="dxa" w:w="110"/>
+            </w:tcMar>
+            <w:vAlign w:val="center"/>
+          </w:tcPr>
+          <w:p>
+            <w:pPr>
+              <w:spacing w:after="0"/>
+            </w:pPr>
+            <w:r>
+              <w:rPr>
+                <w:rFonts w:ascii="Calibri" w:cs="Calibri" w:eastAsia="Calibri" w:hAnsi="Calibri"/>
+                <w:i w:val="false"/>
+                <w:iCs w:val="false"/>
+                <w:color w:val="595959"/>
+                <w:sz w:val="16"/>
+                <w:szCs w:val="16"/>
+              </w:rPr>
+              <w:t xml:space="preserve">—</w:t>
+            </w:r>
+          </w:p>
+        </w:tc>
+        <w:tc>
+          <w:tcPr>
+            <w:tcW w:type="dxa" w:w="950"/>
+            <w:tcMar>
+              <w:top w:type="dxa" w:w="90"/>
+              <w:left w:type="dxa" w:w="110"/>
+              <w:bottom w:type="dxa" w:w="90"/>
+              <w:right w:type="dxa" w:w="110"/>
+            </w:tcMar>
+            <w:vAlign w:val="center"/>
+          </w:tcPr>
+          <w:p>
+            <w:pPr>
+              <w:spacing w:after="0"/>
+            </w:pPr>
+            <w:r>
+              <w:rPr>
+                <w:sz w:val="20"/>
+                <w:szCs w:val="20"/>
+              </w:rPr>
+              <w:t xml:space="preserve"/>
+            </w:r>
+          </w:p>
+        </w:tc>
+        <w:tc>
+          <w:tcPr>
+            <w:tcW w:type="dxa" w:w="1050"/>
+            <w:tcMar>
+              <w:top w:type="dxa" w:w="90"/>
+              <w:left w:type="dxa" w:w="110"/>
+              <w:bottom w:type="dxa" w:w="90"/>
+              <w:right w:type="dxa" w:w="110"/>
+            </w:tcMar>
+            <w:vAlign w:val="center"/>
+          </w:tcPr>
+          <w:p>
+            <w:pPr>
+              <w:spacing w:after="0"/>
+            </w:pPr>
+            <w:r>
+              <w:rPr>
+                <w:sz w:val="20"/>
+                <w:szCs w:val="20"/>
+              </w:rPr>
+              <w:t xml:space="preserve"/>
+            </w:r>
+          </w:p>
+        </w:tc>
+        <w:tc>
+          <w:tcPr>
+            <w:tcW w:type="dxa" w:w="1150"/>
+            <w:tcMar>
+              <w:top w:type="dxa" w:w="90"/>
+              <w:left w:type="dxa" w:w="110"/>
+              <w:bottom w:type="dxa" w:w="90"/>
+              <w:right w:type="dxa" w:w="110"/>
+            </w:tcMar>
+            <w:vAlign w:val="center"/>
+          </w:tcPr>
+          <w:p>
+            <w:pPr>
+              <w:spacing w:after="0"/>
+            </w:pPr>
+            <w:r>
+              <w:rPr>
+                <w:sz w:val="20"/>
+                <w:szCs w:val="20"/>
+              </w:rPr>
+              <w:t xml:space="preserve"/>
+            </w:r>
+          </w:p>
+        </w:tc>
+        <w:tc>
+          <w:tcPr>
+            <w:tcW w:type="dxa" w:w="4128"/>
+            <w:tcMar>
+              <w:top w:type="dxa" w:w="90"/>
+              <w:left w:type="dxa" w:w="110"/>
+              <w:bottom w:type="dxa" w:w="90"/>
+              <w:right w:type="dxa" w:w="110"/>
+            </w:tcMar>
+            <w:vAlign w:val="center"/>
+          </w:tcPr>
+          <w:p>
+            <w:pPr>
+              <w:spacing w:after="0"/>
+            </w:pPr>
+            <w:r>
+              <w:rPr>
+                <w:sz w:val="20"/>
+                <w:szCs w:val="20"/>
+              </w:rPr>
+              <w:t xml:space="preserve"/>
+            </w:r>
+          </w:p>
+        </w:tc>
+      </w:tr>
+      <w:tr>
+        <w:tc>
+          <w:tcPr>
+            <w:tcW w:type="dxa" w:w="3050"/>
+            <w:shd w:fill="F5F2EE" w:color="auto" w:val="clear"/>
+            <w:tcMar>
+              <w:top w:type="dxa" w:w="90"/>
+              <w:left w:type="dxa" w:w="110"/>
+              <w:bottom w:type="dxa" w:w="90"/>
+              <w:right w:type="dxa" w:w="110"/>
+            </w:tcMar>
+            <w:vAlign w:val="center"/>
+          </w:tcPr>
+          <w:p>
+            <w:pPr>
+              <w:spacing w:after="30"/>
+            </w:pPr>
+            <w:r>
+              <w:rPr>
+                <w:rFonts w:ascii="Calibri" w:cs="Calibri" w:eastAsia="Calibri" w:hAnsi="Calibri"/>
+                <w:b/>
+                <w:bCs/>
+                <w:i/>
+                <w:iCs/>
+                <w:color w:val="1A1A1A"/>
+                <w:sz w:val="19"/>
+                <w:szCs w:val="19"/>
+              </w:rPr>
+              <w:t xml:space="preserve">Rubroboletus satanas</w:t>
+            </w:r>
+          </w:p>
+          <w:p>
+            <w:pPr>
+              <w:spacing w:after="0"/>
+            </w:pPr>
+            <w:r>
+              <w:rPr>
+                <w:rFonts w:ascii="Calibri" w:cs="Calibri" w:eastAsia="Calibri" w:hAnsi="Calibri"/>
+                <w:color w:val="595959"/>
+                <w:sz w:val="16"/>
+                <w:szCs w:val="16"/>
+              </w:rPr>
               <w:t xml:space="preserve">Devil's Bolete</w:t>
+            </w:r>
+          </w:p>
+        </w:tc>
+        <w:tc>
+          <w:tcPr>
+            <w:tcW w:type="dxa" w:w="1050"/>
+            <w:shd w:fill="F5F2EE" w:color="auto" w:val="clear"/>
+            <w:tcMar>
+              <w:top w:type="dxa" w:w="90"/>
+              <w:left w:type="dxa" w:w="110"/>
+              <w:bottom w:type="dxa" w:w="90"/>
+              <w:right w:type="dxa" w:w="110"/>
+            </w:tcMar>
+            <w:vAlign w:val="center"/>
+          </w:tcPr>
+          <w:p>
+            <w:pPr>
+              <w:spacing w:after="0"/>
+            </w:pPr>
+            <w:r>
+              <w:rPr>
+                <w:rFonts w:ascii="Calibri" w:cs="Calibri" w:eastAsia="Calibri" w:hAnsi="Calibri"/>
+                <w:b/>
+                <w:bCs/>
+                <w:color w:val="B3261E"/>
+                <w:sz w:val="17"/>
+                <w:szCs w:val="17"/>
+              </w:rPr>
+              <w:t xml:space="preserve">SERIOUS</w:t>
+            </w:r>
+          </w:p>
+        </w:tc>
+        <w:tc>
+          <w:tcPr>
+            <w:tcW w:type="dxa" w:w="3300"/>
+            <w:shd w:fill="F5F2EE" w:color="auto" w:val="clear"/>
+            <w:tcMar>
+              <w:top w:type="dxa" w:w="90"/>
+              <w:left w:type="dxa" w:w="110"/>
+              <w:bottom w:type="dxa" w:w="90"/>
+              <w:right w:type="dxa" w:w="110"/>
+            </w:tcMar>
+            <w:vAlign w:val="center"/>
+          </w:tcPr>
+          <w:p>
+            <w:pPr>
+              <w:spacing w:after="0"/>
+            </w:pPr>
+            <w:r>
+              <w:rPr>
+                <w:rFonts w:ascii="Calibri" w:cs="Calibri" w:eastAsia="Calibri" w:hAnsi="Calibri"/>
+                <w:i w:val="false"/>
+                <w:iCs w:val="false"/>
+                <w:color w:val="595959"/>
+                <w:sz w:val="16"/>
+                <w:szCs w:val="16"/>
+              </w:rPr>
+              <w:t xml:space="preserve">—</w:t>
+            </w:r>
+          </w:p>
+        </w:tc>
+        <w:tc>
+          <w:tcPr>
+            <w:tcW w:type="dxa" w:w="950"/>
+            <w:shd w:fill="F5F2EE" w:color="auto" w:val="clear"/>
+            <w:tcMar>
+              <w:top w:type="dxa" w:w="90"/>
+              <w:left w:type="dxa" w:w="110"/>
+              <w:bottom w:type="dxa" w:w="90"/>
+              <w:right w:type="dxa" w:w="110"/>
+            </w:tcMar>
+            <w:vAlign w:val="center"/>
+          </w:tcPr>
+          <w:p>
+            <w:pPr>
+              <w:spacing w:after="0"/>
+            </w:pPr>
+            <w:r>
+              <w:rPr>
+                <w:sz w:val="20"/>
+                <w:szCs w:val="20"/>
+              </w:rPr>
+              <w:t xml:space="preserve"/>
+            </w:r>
+          </w:p>
+        </w:tc>
+        <w:tc>
+          <w:tcPr>
+            <w:tcW w:type="dxa" w:w="1050"/>
+            <w:shd w:fill="F5F2EE" w:color="auto" w:val="clear"/>
+            <w:tcMar>
+              <w:top w:type="dxa" w:w="90"/>
+              <w:left w:type="dxa" w:w="110"/>
+              <w:bottom w:type="dxa" w:w="90"/>
+              <w:right w:type="dxa" w:w="110"/>
+            </w:tcMar>
+            <w:vAlign w:val="center"/>
+          </w:tcPr>
+          <w:p>
+            <w:pPr>
+              <w:spacing w:after="0"/>
+            </w:pPr>
+            <w:r>
+              <w:rPr>
+                <w:sz w:val="20"/>
+                <w:szCs w:val="20"/>
+              </w:rPr>
+              <w:t xml:space="preserve"/>
+            </w:r>
+          </w:p>
+        </w:tc>
+        <w:tc>
+          <w:tcPr>
+            <w:tcW w:type="dxa" w:w="1150"/>
+            <w:shd w:fill="F5F2EE" w:color="auto" w:val="clear"/>
+            <w:tcMar>
+              <w:top w:type="dxa" w:w="90"/>
+              <w:left w:type="dxa" w:w="110"/>
+              <w:bottom w:type="dxa" w:w="90"/>
+              <w:right w:type="dxa" w:w="110"/>
+            </w:tcMar>
+            <w:vAlign w:val="center"/>
+          </w:tcPr>
+          <w:p>
+            <w:pPr>
+              <w:spacing w:after="0"/>
+            </w:pPr>
+            <w:r>
+              <w:rPr>
+                <w:sz w:val="20"/>
+                <w:szCs w:val="20"/>
+              </w:rPr>
+              <w:t xml:space="preserve"/>
+            </w:r>
+          </w:p>
+        </w:tc>
+        <w:tc>
+          <w:tcPr>
+            <w:tcW w:type="dxa" w:w="4128"/>
+            <w:shd w:fill="F5F2EE" w:color="auto" w:val="clear"/>
+            <w:tcMar>
+              <w:top w:type="dxa" w:w="90"/>
+              <w:left w:type="dxa" w:w="110"/>
+              <w:bottom w:type="dxa" w:w="90"/>
+              <w:right w:type="dxa" w:w="110"/>
+            </w:tcMar>
+            <w:vAlign w:val="center"/>
+          </w:tcPr>
+          <w:p>
+            <w:pPr>
+              <w:spacing w:after="0"/>
+            </w:pPr>
+            <w:r>
+              <w:rPr>
+                <w:sz w:val="20"/>
+                <w:szCs w:val="20"/>
+              </w:rPr>
+              <w:t xml:space="preserve"/>
+            </w:r>
+          </w:p>
+        </w:tc>
+      </w:tr>
+      <w:tr>
+        <w:tc>
+          <w:tcPr>
+            <w:tcW w:type="dxa" w:w="3050"/>
+            <w:tcMar>
+              <w:top w:type="dxa" w:w="90"/>
+              <w:left w:type="dxa" w:w="110"/>
+              <w:bottom w:type="dxa" w:w="90"/>
+              <w:right w:type="dxa" w:w="110"/>
+            </w:tcMar>
+            <w:vAlign w:val="center"/>
+          </w:tcPr>
+          <w:p>
+            <w:pPr>
+              <w:spacing w:after="30"/>
+            </w:pPr>
+            <w:r>
+              <w:rPr>
+                <w:rFonts w:ascii="Calibri" w:cs="Calibri" w:eastAsia="Calibri" w:hAnsi="Calibri"/>
+                <w:b/>
+                <w:bCs/>
+                <w:i/>
+                <w:iCs/>
+                <w:color w:val="1A1A1A"/>
+                <w:sz w:val="19"/>
+                <w:szCs w:val="19"/>
+              </w:rPr>
+              <w:t xml:space="preserve">Tricholoma pardinum</w:t>
+            </w:r>
+          </w:p>
+          <w:p>
+            <w:pPr>
+              <w:spacing w:after="0"/>
+            </w:pPr>
+            <w:r>
+              <w:rPr>
+                <w:rFonts w:ascii="Calibri" w:cs="Calibri" w:eastAsia="Calibri" w:hAnsi="Calibri"/>
+                <w:color w:val="595959"/>
+                <w:sz w:val="16"/>
+                <w:szCs w:val="16"/>
+              </w:rPr>
+              <w:t xml:space="preserve">Leopard Knight</w:t>
             </w:r>
           </w:p>
         </w:tc>
@@ -4026,7 +4429,7 @@
           <w:sz w:val="19"/>
           <w:szCs w:val="19"/>
         </w:rPr>
-        <w:t xml:space="preserve">22 species</w:t>
+        <w:t xml:space="preserve">30 species</w:t>
       </w:r>
     </w:p>
     <w:p>
@@ -4546,7 +4949,7 @@
                 <w:sz w:val="19"/>
                 <w:szCs w:val="19"/>
               </w:rPr>
-              <w:t xml:space="preserve">Calocybe gambosa</w:t>
+              <w:t xml:space="preserve">Armillaria mellea</w:t>
             </w:r>
           </w:p>
           <w:p>
@@ -4560,7 +4963,7 @@
                 <w:sz w:val="16"/>
                 <w:szCs w:val="16"/>
               </w:rPr>
-              <w:t xml:space="preserve">St George's Mushroom</w:t>
+              <w:t xml:space="preserve">Honey Fungus</w:t>
             </w:r>
           </w:p>
         </w:tc>
@@ -4589,7 +4992,7 @@
                 <w:sz w:val="17"/>
                 <w:szCs w:val="17"/>
               </w:rPr>
-              <w:t xml:space="preserve">NONE_RECORDED</w:t>
+              <w:t xml:space="preserve">TOXIC</w:t>
             </w:r>
           </w:p>
         </w:tc>
@@ -4618,7 +5021,7 @@
                 <w:sz w:val="16"/>
                 <w:szCs w:val="16"/>
               </w:rPr>
-              <w:t xml:space="preserve">Amanita virosa; Clitocybe dealbata; Clitocybe rivulosa; Inocybe erubescens</w:t>
+              <w:t xml:space="preserve">Cortinarius orellanus; Cortinarius rubellus; Galerina marginata</w:t>
             </w:r>
           </w:p>
         </w:tc>
@@ -4750,7 +5153,7 @@
                 <w:sz w:val="19"/>
                 <w:szCs w:val="19"/>
               </w:rPr>
-              <w:t xml:space="preserve">Marasmius oreades</w:t>
+              <w:t xml:space="preserve">Calocybe gambosa</w:t>
             </w:r>
           </w:p>
           <w:p>
@@ -4764,7 +5167,7 @@
                 <w:sz w:val="16"/>
                 <w:szCs w:val="16"/>
               </w:rPr>
-              <w:t xml:space="preserve">Fairy Ring Champignon</w:t>
+              <w:t xml:space="preserve">St George's Mushroom</w:t>
             </w:r>
           </w:p>
         </w:tc>
@@ -4820,7 +5223,7 @@
                 <w:sz w:val="16"/>
                 <w:szCs w:val="16"/>
               </w:rPr>
-              <w:t xml:space="preserve">Clitocybe dealbata; Clitocybe rivulosa; Lepiota brunneoincarnata; Lepiota subincarnata</w:t>
+              <w:t xml:space="preserve">Amanita virosa; Clitocybe rivulosa; Inocybe erubescens</w:t>
             </w:r>
           </w:p>
         </w:tc>
@@ -4949,7 +5352,7 @@
                 <w:sz w:val="19"/>
                 <w:szCs w:val="19"/>
               </w:rPr>
-              <w:t xml:space="preserve">Armillaria mellea</w:t>
+              <w:t xml:space="preserve">Lepiota cristata</w:t>
             </w:r>
           </w:p>
           <w:p>
@@ -4963,7 +5366,7 @@
                 <w:sz w:val="16"/>
                 <w:szCs w:val="16"/>
               </w:rPr>
-              <w:t xml:space="preserve">Honey Fungus</w:t>
+              <w:t xml:space="preserve">Stinking Dapperling</w:t>
             </w:r>
           </w:p>
         </w:tc>
@@ -5021,7 +5424,7 @@
                 <w:sz w:val="16"/>
                 <w:szCs w:val="16"/>
               </w:rPr>
-              <w:t xml:space="preserve">Cortinarius orellanus; Cortinarius rubellus; Galerina marginata</w:t>
+              <w:t xml:space="preserve">Lepiota brunneoincarnata; Lepiota castanea; Lepiota subincarnata</w:t>
             </w:r>
           </w:p>
         </w:tc>
@@ -5153,7 +5556,7 @@
                 <w:sz w:val="19"/>
                 <w:szCs w:val="19"/>
               </w:rPr>
-              <w:t xml:space="preserve">Lepiota cristata</w:t>
+              <w:t xml:space="preserve">Macrolepiota procera</w:t>
             </w:r>
           </w:p>
           <w:p>
@@ -5167,7 +5570,7 @@
                 <w:sz w:val="16"/>
                 <w:szCs w:val="16"/>
               </w:rPr>
-              <w:t xml:space="preserve">Stinking Dapperling</w:t>
+              <w:t xml:space="preserve">Parasol</w:t>
             </w:r>
           </w:p>
         </w:tc>
@@ -5195,7 +5598,7 @@
                 <w:sz w:val="17"/>
                 <w:szCs w:val="17"/>
               </w:rPr>
-              <w:t xml:space="preserve">TOXIC</w:t>
+              <w:t xml:space="preserve">NONE_RECORDED</w:t>
             </w:r>
           </w:p>
         </w:tc>
@@ -5223,7 +5626,7 @@
                 <w:sz w:val="16"/>
                 <w:szCs w:val="16"/>
               </w:rPr>
-              <w:t xml:space="preserve">Lepiota brunneoincarnata; Lepiota castanea; Lepiota subincarnata</w:t>
+              <w:t xml:space="preserve">Amanita phalloides; Lepiota brunneoincarnata; Lepiota subincarnata</w:t>
             </w:r>
           </w:p>
         </w:tc>
@@ -5352,7 +5755,7 @@
                 <w:sz w:val="19"/>
                 <w:szCs w:val="19"/>
               </w:rPr>
-              <w:t xml:space="preserve">Macrolepiota procera</w:t>
+              <w:t xml:space="preserve">Marasmius oreades</w:t>
             </w:r>
           </w:p>
           <w:p>
@@ -5366,7 +5769,7 @@
                 <w:sz w:val="16"/>
                 <w:szCs w:val="16"/>
               </w:rPr>
-              <w:t xml:space="preserve">Parasol Mushroom</w:t>
+              <w:t xml:space="preserve">Fairy Ring Champignon</w:t>
             </w:r>
           </w:p>
         </w:tc>
@@ -5424,7 +5827,7 @@
                 <w:sz w:val="16"/>
                 <w:szCs w:val="16"/>
               </w:rPr>
-              <w:t xml:space="preserve">Amanita phalloides; Lepiota brunneoincarnata; Lepiota subincarnata</w:t>
+              <w:t xml:space="preserve">Clitocybe rivulosa; Lepiota brunneoincarnata; Lepiota subincarnata</w:t>
             </w:r>
           </w:p>
         </w:tc>
@@ -5755,7 +6158,7 @@
                 <w:sz w:val="19"/>
                 <w:szCs w:val="19"/>
               </w:rPr>
-              <w:t xml:space="preserve">Amanita muscaria</w:t>
+              <w:t xml:space="preserve">Amanita citrina</w:t>
             </w:r>
           </w:p>
           <w:p>
@@ -5769,7 +6172,7 @@
                 <w:sz w:val="16"/>
                 <w:szCs w:val="16"/>
               </w:rPr>
-              <w:t xml:space="preserve">Fly Agaric</w:t>
+              <w:t xml:space="preserve">False Deathcap</w:t>
             </w:r>
           </w:p>
         </w:tc>
@@ -5959,7 +6362,7 @@
                 <w:sz w:val="19"/>
                 <w:szCs w:val="19"/>
               </w:rPr>
-              <w:t xml:space="preserve">Amanita rubescens</w:t>
+              <w:t xml:space="preserve">Amanita excelsa</w:t>
             </w:r>
           </w:p>
           <w:p>
@@ -5973,7 +6376,7 @@
                 <w:sz w:val="16"/>
                 <w:szCs w:val="16"/>
               </w:rPr>
-              <w:t xml:space="preserve">The Blusher</w:t>
+              <w:t xml:space="preserve">Grey Spotted Amanita</w:t>
             </w:r>
           </w:p>
         </w:tc>
@@ -6158,7 +6561,7 @@
                 <w:sz w:val="19"/>
                 <w:szCs w:val="19"/>
               </w:rPr>
-              <w:t xml:space="preserve">Cantharellus cibarius</w:t>
+              <w:t xml:space="preserve">Amanita fulva</w:t>
             </w:r>
           </w:p>
           <w:p>
@@ -6172,7 +6575,7 @@
                 <w:sz w:val="16"/>
                 <w:szCs w:val="16"/>
               </w:rPr>
-              <w:t xml:space="preserve">Chanterelle, Girolle</w:t>
+              <w:t xml:space="preserve">Tawny Grisette</w:t>
             </w:r>
           </w:p>
         </w:tc>
@@ -6201,7 +6604,7 @@
                 <w:sz w:val="17"/>
                 <w:szCs w:val="17"/>
               </w:rPr>
-              <w:t xml:space="preserve">NONE_RECORDED</w:t>
+              <w:t xml:space="preserve">TOXIC</w:t>
             </w:r>
           </w:p>
         </w:tc>
@@ -6230,7 +6633,7 @@
                 <w:sz w:val="16"/>
                 <w:szCs w:val="16"/>
               </w:rPr>
-              <w:t xml:space="preserve">Cortinarius orellanus; Cortinarius rubellus</w:t>
+              <w:t xml:space="preserve">Amanita phalloides; Amanita virosa</w:t>
             </w:r>
           </w:p>
         </w:tc>
@@ -6362,7 +6765,7 @@
                 <w:sz w:val="19"/>
                 <w:szCs w:val="19"/>
               </w:rPr>
-              <w:t xml:space="preserve">Cortinarius violaceus</w:t>
+              <w:t xml:space="preserve">Amanita gemmata</w:t>
             </w:r>
           </w:p>
           <w:p>
@@ -6376,7 +6779,7 @@
                 <w:sz w:val="16"/>
                 <w:szCs w:val="16"/>
               </w:rPr>
-              <w:t xml:space="preserve">Violet Webcap</w:t>
+              <w:t xml:space="preserve">Jewelled Amanita</w:t>
             </w:r>
           </w:p>
         </w:tc>
@@ -6404,7 +6807,7 @@
                 <w:sz w:val="17"/>
                 <w:szCs w:val="17"/>
               </w:rPr>
-              <w:t xml:space="preserve">NONE_RECORDED</w:t>
+              <w:t xml:space="preserve">TOXIC</w:t>
             </w:r>
           </w:p>
         </w:tc>
@@ -6432,7 +6835,7 @@
                 <w:sz w:val="16"/>
                 <w:szCs w:val="16"/>
               </w:rPr>
-              <w:t xml:space="preserve">Cortinarius orellanus; Cortinarius rubellus</w:t>
+              <w:t xml:space="preserve">Amanita phalloides; Amanita virosa</w:t>
             </w:r>
           </w:p>
         </w:tc>
@@ -6561,7 +6964,7 @@
                 <w:sz w:val="19"/>
                 <w:szCs w:val="19"/>
               </w:rPr>
-              <w:t xml:space="preserve">Lactarius deliciosus</w:t>
+              <w:t xml:space="preserve">Amanita muscaria</w:t>
             </w:r>
           </w:p>
           <w:p>
@@ -6575,7 +6978,7 @@
                 <w:sz w:val="16"/>
                 <w:szCs w:val="16"/>
               </w:rPr>
-              <w:t xml:space="preserve">Saffron Milkcap</w:t>
+              <w:t xml:space="preserve">Fly Agaric</w:t>
             </w:r>
           </w:p>
         </w:tc>
@@ -6604,7 +7007,7 @@
                 <w:sz w:val="17"/>
                 <w:szCs w:val="17"/>
               </w:rPr>
-              <w:t xml:space="preserve">NONE_RECORDED</w:t>
+              <w:t xml:space="preserve">TOXIC</w:t>
             </w:r>
           </w:p>
         </w:tc>
@@ -6633,7 +7036,7 @@
                 <w:sz w:val="16"/>
                 <w:szCs w:val="16"/>
               </w:rPr>
-              <w:t xml:space="preserve">Cortinarius orellanus; Cortinarius rubellus</w:t>
+              <w:t xml:space="preserve">Amanita phalloides; Amanita virosa</w:t>
             </w:r>
           </w:p>
         </w:tc>
@@ -6765,7 +7168,7 @@
                 <w:sz w:val="19"/>
                 <w:szCs w:val="19"/>
               </w:rPr>
-              <w:t xml:space="preserve">Volvopluteus gloiocephalus</w:t>
+              <w:t xml:space="preserve">Amanita rubescens</w:t>
             </w:r>
           </w:p>
           <w:p>
@@ -6779,7 +7182,7 @@
                 <w:sz w:val="16"/>
                 <w:szCs w:val="16"/>
               </w:rPr>
-              <w:t xml:space="preserve">Stubble Rosegill</w:t>
+              <w:t xml:space="preserve">The Blusher</w:t>
             </w:r>
           </w:p>
         </w:tc>
@@ -6964,7 +7367,7 @@
                 <w:sz w:val="19"/>
                 <w:szCs w:val="19"/>
               </w:rPr>
-              <w:t xml:space="preserve">Chlorophyllum brunneum</w:t>
+              <w:t xml:space="preserve">Amanita vaginata</w:t>
             </w:r>
           </w:p>
           <w:p>
@@ -6978,7 +7381,7 @@
                 <w:sz w:val="16"/>
                 <w:szCs w:val="16"/>
               </w:rPr>
-              <w:t xml:space="preserve">Shaggy Parasol</w:t>
+              <w:t xml:space="preserve">Grisette</w:t>
             </w:r>
           </w:p>
         </w:tc>
@@ -7036,7 +7439,7 @@
                 <w:sz w:val="16"/>
                 <w:szCs w:val="16"/>
               </w:rPr>
-              <w:t xml:space="preserve">Lepiota brunneoincarnata</w:t>
+              <w:t xml:space="preserve">Amanita phalloides; Amanita virosa</w:t>
             </w:r>
           </w:p>
         </w:tc>
@@ -7168,7 +7571,7 @@
                 <w:sz w:val="19"/>
                 <w:szCs w:val="19"/>
               </w:rPr>
-              <w:t xml:space="preserve">Clitopilus prunulus</w:t>
+              <w:t xml:space="preserve">Cantharellus cibarius</w:t>
             </w:r>
           </w:p>
           <w:p>
@@ -7182,7 +7585,7 @@
                 <w:sz w:val="16"/>
                 <w:szCs w:val="16"/>
               </w:rPr>
-              <w:t xml:space="preserve">The Miller</w:t>
+              <w:t xml:space="preserve">Chanterelle, Girolle</w:t>
             </w:r>
           </w:p>
         </w:tc>
@@ -7238,7 +7641,7 @@
                 <w:sz w:val="16"/>
                 <w:szCs w:val="16"/>
               </w:rPr>
-              <w:t xml:space="preserve">Clitocybe rivulosa</w:t>
+              <w:t xml:space="preserve">Cortinarius orellanus; Cortinarius rubellus</w:t>
             </w:r>
           </w:p>
         </w:tc>
@@ -7367,7 +7770,7 @@
                 <w:sz w:val="19"/>
                 <w:szCs w:val="19"/>
               </w:rPr>
-              <w:t xml:space="preserve">Hypholoma fasciculare</w:t>
+              <w:t xml:space="preserve">Cortinarius violaceus</w:t>
             </w:r>
           </w:p>
           <w:p>
@@ -7381,7 +7784,7 @@
                 <w:sz w:val="16"/>
                 <w:szCs w:val="16"/>
               </w:rPr>
-              <w:t xml:space="preserve">Sulphur Tuft</w:t>
+              <w:t xml:space="preserve">Violet Webcap</w:t>
             </w:r>
           </w:p>
         </w:tc>
@@ -7410,7 +7813,7 @@
                 <w:sz w:val="17"/>
                 <w:szCs w:val="17"/>
               </w:rPr>
-              <w:t xml:space="preserve">TOXIC</w:t>
+              <w:t xml:space="preserve">NONE_RECORDED</w:t>
             </w:r>
           </w:p>
         </w:tc>
@@ -7439,7 +7842,7 @@
                 <w:sz w:val="16"/>
                 <w:szCs w:val="16"/>
               </w:rPr>
-              <w:t xml:space="preserve">Galerina marginata</w:t>
+              <w:t xml:space="preserve">Cortinarius orellanus; Cortinarius rubellus</w:t>
             </w:r>
           </w:p>
         </w:tc>
@@ -7571,7 +7974,7 @@
                 <w:sz w:val="19"/>
                 <w:szCs w:val="19"/>
               </w:rPr>
-              <w:t xml:space="preserve">Kuehneromyces mutabilis</w:t>
+              <w:t xml:space="preserve">Lactarius deliciosus</w:t>
             </w:r>
           </w:p>
           <w:p>
@@ -7585,7 +7988,7 @@
                 <w:sz w:val="16"/>
                 <w:szCs w:val="16"/>
               </w:rPr>
-              <w:t xml:space="preserve">Sheathed Woodtuft</w:t>
+              <w:t xml:space="preserve">Saffron Milkcap</w:t>
             </w:r>
           </w:p>
         </w:tc>
@@ -7641,7 +8044,7 @@
                 <w:sz w:val="16"/>
                 <w:szCs w:val="16"/>
               </w:rPr>
-              <w:t xml:space="preserve">Galerina marginata</w:t>
+              <w:t xml:space="preserve">Cortinarius orellanus; Cortinarius rubellus</w:t>
             </w:r>
           </w:p>
         </w:tc>
@@ -7770,7 +8173,7 @@
                 <w:sz w:val="19"/>
                 <w:szCs w:val="19"/>
               </w:rPr>
-              <w:t xml:space="preserve">Lycoperdon perlatum</w:t>
+              <w:t xml:space="preserve">Psilocybe semilanceata</w:t>
             </w:r>
           </w:p>
           <w:p>
@@ -7784,7 +8187,7 @@
                 <w:sz w:val="16"/>
                 <w:szCs w:val="16"/>
               </w:rPr>
-              <w:t xml:space="preserve">Common Puffball</w:t>
+              <w:t xml:space="preserve">Magic Mushroom, Liberty Cap</w:t>
             </w:r>
           </w:p>
         </w:tc>
@@ -7813,7 +8216,7 @@
                 <w:sz w:val="17"/>
                 <w:szCs w:val="17"/>
               </w:rPr>
-              <w:t xml:space="preserve">NONE_RECORDED</w:t>
+              <w:t xml:space="preserve">TOXIC</w:t>
             </w:r>
           </w:p>
         </w:tc>
@@ -7842,7 +8245,7 @@
                 <w:sz w:val="16"/>
                 <w:szCs w:val="16"/>
               </w:rPr>
-              <w:t xml:space="preserve">Amanita virosa</w:t>
+              <w:t xml:space="preserve">Galerina marginata; Pholiotina rugosa</w:t>
             </w:r>
           </w:p>
         </w:tc>
@@ -7974,7 +8377,7 @@
                 <w:sz w:val="19"/>
                 <w:szCs w:val="19"/>
               </w:rPr>
-              <w:t xml:space="preserve">Morchella esculenta</w:t>
+              <w:t xml:space="preserve">Volvopluteus gloiocephalus</w:t>
             </w:r>
           </w:p>
           <w:p>
@@ -7988,7 +8391,7 @@
                 <w:sz w:val="16"/>
                 <w:szCs w:val="16"/>
               </w:rPr>
-              <w:t xml:space="preserve">Morel</w:t>
+              <w:t xml:space="preserve">Stubble Rosegill</w:t>
             </w:r>
           </w:p>
         </w:tc>
@@ -8016,7 +8419,7 @@
                 <w:sz w:val="17"/>
                 <w:szCs w:val="17"/>
               </w:rPr>
-              <w:t xml:space="preserve">NONE_RECORDED</w:t>
+              <w:t xml:space="preserve">TOXIC</w:t>
             </w:r>
           </w:p>
         </w:tc>
@@ -8044,7 +8447,7 @@
                 <w:sz w:val="16"/>
                 <w:szCs w:val="16"/>
               </w:rPr>
-              <w:t xml:space="preserve">Gyromitra esculenta</w:t>
+              <w:t xml:space="preserve">Amanita phalloides; Amanita virosa</w:t>
             </w:r>
           </w:p>
         </w:tc>
@@ -8173,7 +8576,7 @@
                 <w:sz w:val="19"/>
                 <w:szCs w:val="19"/>
               </w:rPr>
-              <w:t xml:space="preserve">Pholiota squarrosa</w:t>
+              <w:t xml:space="preserve">Chlorophyllum rhacodes</w:t>
             </w:r>
           </w:p>
           <w:p>
@@ -8187,7 +8590,7 @@
                 <w:sz w:val="16"/>
                 <w:szCs w:val="16"/>
               </w:rPr>
-              <w:t xml:space="preserve">Shaggy Scalycap</w:t>
+              <w:t xml:space="preserve">Shaggy Parasol</w:t>
             </w:r>
           </w:p>
         </w:tc>
@@ -8245,7 +8648,7 @@
                 <w:sz w:val="16"/>
                 <w:szCs w:val="16"/>
               </w:rPr>
-              <w:t xml:space="preserve">Galerina marginata</w:t>
+              <w:t xml:space="preserve">Lepiota brunneoincarnata</w:t>
             </w:r>
           </w:p>
         </w:tc>
@@ -8377,7 +8780,7 @@
                 <w:sz w:val="19"/>
                 <w:szCs w:val="19"/>
               </w:rPr>
-              <w:t xml:space="preserve">Russula cyanoxantha</w:t>
+              <w:t xml:space="preserve">Clitocybe nebularis</w:t>
             </w:r>
           </w:p>
           <w:p>
@@ -8391,7 +8794,7 @@
                 <w:sz w:val="16"/>
                 <w:szCs w:val="16"/>
               </w:rPr>
-              <w:t xml:space="preserve">Charcoal Burner</w:t>
+              <w:t xml:space="preserve">Clouded Funnel</w:t>
             </w:r>
           </w:p>
         </w:tc>
@@ -8419,7 +8822,7 @@
                 <w:sz w:val="17"/>
                 <w:szCs w:val="17"/>
               </w:rPr>
-              <w:t xml:space="preserve">NONE_RECORDED</w:t>
+              <w:t xml:space="preserve">TOXIC</w:t>
             </w:r>
           </w:p>
         </w:tc>
@@ -8447,7 +8850,7 @@
                 <w:sz w:val="16"/>
                 <w:szCs w:val="16"/>
               </w:rPr>
-              <w:t xml:space="preserve">Amanita phalloides</w:t>
+              <w:t xml:space="preserve">Clitocybe rivulosa</w:t>
             </w:r>
           </w:p>
         </w:tc>
@@ -8576,7 +8979,7 @@
                 <w:sz w:val="19"/>
                 <w:szCs w:val="19"/>
               </w:rPr>
-              <w:t xml:space="preserve">Verpa bohemica</w:t>
+              <w:t xml:space="preserve">Clitopilus prunulus</w:t>
             </w:r>
           </w:p>
           <w:p>
@@ -8590,7 +8993,7 @@
                 <w:sz w:val="16"/>
                 <w:szCs w:val="16"/>
               </w:rPr>
-              <w:t xml:space="preserve">Early Morel, Thimble Morel</w:t>
+              <w:t xml:space="preserve">The Miller</w:t>
             </w:r>
           </w:p>
         </w:tc>
@@ -8619,7 +9022,7 @@
                 <w:sz w:val="17"/>
                 <w:szCs w:val="17"/>
               </w:rPr>
-              <w:t xml:space="preserve">TOXIC</w:t>
+              <w:t xml:space="preserve">NONE_RECORDED</w:t>
             </w:r>
           </w:p>
         </w:tc>
@@ -8648,7 +9051,1619 @@
                 <w:sz w:val="16"/>
                 <w:szCs w:val="16"/>
               </w:rPr>
+              <w:t xml:space="preserve">Clitocybe rivulosa</w:t>
+            </w:r>
+          </w:p>
+        </w:tc>
+        <w:tc>
+          <w:tcPr>
+            <w:tcW w:type="dxa" w:w="950"/>
+            <w:shd w:fill="F5F2EE" w:color="auto" w:val="clear"/>
+            <w:tcMar>
+              <w:top w:type="dxa" w:w="90"/>
+              <w:left w:type="dxa" w:w="110"/>
+              <w:bottom w:type="dxa" w:w="90"/>
+              <w:right w:type="dxa" w:w="110"/>
+            </w:tcMar>
+            <w:vAlign w:val="center"/>
+          </w:tcPr>
+          <w:p>
+            <w:pPr>
+              <w:spacing w:after="0"/>
+            </w:pPr>
+            <w:r>
+              <w:rPr>
+                <w:sz w:val="20"/>
+                <w:szCs w:val="20"/>
+              </w:rPr>
+              <w:t xml:space="preserve"/>
+            </w:r>
+          </w:p>
+        </w:tc>
+        <w:tc>
+          <w:tcPr>
+            <w:tcW w:type="dxa" w:w="1050"/>
+            <w:shd w:fill="F5F2EE" w:color="auto" w:val="clear"/>
+            <w:tcMar>
+              <w:top w:type="dxa" w:w="90"/>
+              <w:left w:type="dxa" w:w="110"/>
+              <w:bottom w:type="dxa" w:w="90"/>
+              <w:right w:type="dxa" w:w="110"/>
+            </w:tcMar>
+            <w:vAlign w:val="center"/>
+          </w:tcPr>
+          <w:p>
+            <w:pPr>
+              <w:spacing w:after="0"/>
+            </w:pPr>
+            <w:r>
+              <w:rPr>
+                <w:sz w:val="20"/>
+                <w:szCs w:val="20"/>
+              </w:rPr>
+              <w:t xml:space="preserve"/>
+            </w:r>
+          </w:p>
+        </w:tc>
+        <w:tc>
+          <w:tcPr>
+            <w:tcW w:type="dxa" w:w="1150"/>
+            <w:shd w:fill="F5F2EE" w:color="auto" w:val="clear"/>
+            <w:tcMar>
+              <w:top w:type="dxa" w:w="90"/>
+              <w:left w:type="dxa" w:w="110"/>
+              <w:bottom w:type="dxa" w:w="90"/>
+              <w:right w:type="dxa" w:w="110"/>
+            </w:tcMar>
+            <w:vAlign w:val="center"/>
+          </w:tcPr>
+          <w:p>
+            <w:pPr>
+              <w:spacing w:after="0"/>
+            </w:pPr>
+            <w:r>
+              <w:rPr>
+                <w:sz w:val="20"/>
+                <w:szCs w:val="20"/>
+              </w:rPr>
+              <w:t xml:space="preserve"/>
+            </w:r>
+          </w:p>
+        </w:tc>
+        <w:tc>
+          <w:tcPr>
+            <w:tcW w:type="dxa" w:w="4128"/>
+            <w:shd w:fill="F5F2EE" w:color="auto" w:val="clear"/>
+            <w:tcMar>
+              <w:top w:type="dxa" w:w="90"/>
+              <w:left w:type="dxa" w:w="110"/>
+              <w:bottom w:type="dxa" w:w="90"/>
+              <w:right w:type="dxa" w:w="110"/>
+            </w:tcMar>
+            <w:vAlign w:val="center"/>
+          </w:tcPr>
+          <w:p>
+            <w:pPr>
+              <w:spacing w:after="0"/>
+            </w:pPr>
+            <w:r>
+              <w:rPr>
+                <w:sz w:val="20"/>
+                <w:szCs w:val="20"/>
+              </w:rPr>
+              <w:t xml:space="preserve"/>
+            </w:r>
+          </w:p>
+        </w:tc>
+      </w:tr>
+      <w:tr>
+        <w:tc>
+          <w:tcPr>
+            <w:tcW w:type="dxa" w:w="3050"/>
+            <w:tcMar>
+              <w:top w:type="dxa" w:w="90"/>
+              <w:left w:type="dxa" w:w="110"/>
+              <w:bottom w:type="dxa" w:w="90"/>
+              <w:right w:type="dxa" w:w="110"/>
+            </w:tcMar>
+            <w:vAlign w:val="center"/>
+          </w:tcPr>
+          <w:p>
+            <w:pPr>
+              <w:spacing w:after="30"/>
+            </w:pPr>
+            <w:r>
+              <w:rPr>
+                <w:rFonts w:ascii="Calibri" w:cs="Calibri" w:eastAsia="Calibri" w:hAnsi="Calibri"/>
+                <w:b/>
+                <w:bCs/>
+                <w:i/>
+                <w:iCs/>
+                <w:color w:val="1A1A1A"/>
+                <w:sz w:val="19"/>
+                <w:szCs w:val="19"/>
+              </w:rPr>
+              <w:t xml:space="preserve">Hypholoma fasciculare</w:t>
+            </w:r>
+          </w:p>
+          <w:p>
+            <w:pPr>
+              <w:spacing w:after="0"/>
+            </w:pPr>
+            <w:r>
+              <w:rPr>
+                <w:rFonts w:ascii="Calibri" w:cs="Calibri" w:eastAsia="Calibri" w:hAnsi="Calibri"/>
+                <w:color w:val="595959"/>
+                <w:sz w:val="16"/>
+                <w:szCs w:val="16"/>
+              </w:rPr>
+              <w:t xml:space="preserve">Sulphur Tuft</w:t>
+            </w:r>
+          </w:p>
+        </w:tc>
+        <w:tc>
+          <w:tcPr>
+            <w:tcW w:type="dxa" w:w="1050"/>
+            <w:tcMar>
+              <w:top w:type="dxa" w:w="90"/>
+              <w:left w:type="dxa" w:w="110"/>
+              <w:bottom w:type="dxa" w:w="90"/>
+              <w:right w:type="dxa" w:w="110"/>
+            </w:tcMar>
+            <w:vAlign w:val="center"/>
+          </w:tcPr>
+          <w:p>
+            <w:pPr>
+              <w:spacing w:after="0"/>
+            </w:pPr>
+            <w:r>
+              <w:rPr>
+                <w:rFonts w:ascii="Calibri" w:cs="Calibri" w:eastAsia="Calibri" w:hAnsi="Calibri"/>
+                <w:b w:val="false"/>
+                <w:bCs w:val="false"/>
+                <w:color w:val="595959"/>
+                <w:sz w:val="17"/>
+                <w:szCs w:val="17"/>
+              </w:rPr>
+              <w:t xml:space="preserve">TOXIC</w:t>
+            </w:r>
+          </w:p>
+        </w:tc>
+        <w:tc>
+          <w:tcPr>
+            <w:tcW w:type="dxa" w:w="3300"/>
+            <w:tcMar>
+              <w:top w:type="dxa" w:w="90"/>
+              <w:left w:type="dxa" w:w="110"/>
+              <w:bottom w:type="dxa" w:w="90"/>
+              <w:right w:type="dxa" w:w="110"/>
+            </w:tcMar>
+            <w:vAlign w:val="center"/>
+          </w:tcPr>
+          <w:p>
+            <w:pPr>
+              <w:spacing w:after="0"/>
+            </w:pPr>
+            <w:r>
+              <w:rPr>
+                <w:rFonts w:ascii="Calibri" w:cs="Calibri" w:eastAsia="Calibri" w:hAnsi="Calibri"/>
+                <w:i/>
+                <w:iCs/>
+                <w:color w:val="1A1A1A"/>
+                <w:sz w:val="16"/>
+                <w:szCs w:val="16"/>
+              </w:rPr>
+              <w:t xml:space="preserve">Galerina marginata</w:t>
+            </w:r>
+          </w:p>
+        </w:tc>
+        <w:tc>
+          <w:tcPr>
+            <w:tcW w:type="dxa" w:w="950"/>
+            <w:tcMar>
+              <w:top w:type="dxa" w:w="90"/>
+              <w:left w:type="dxa" w:w="110"/>
+              <w:bottom w:type="dxa" w:w="90"/>
+              <w:right w:type="dxa" w:w="110"/>
+            </w:tcMar>
+            <w:vAlign w:val="center"/>
+          </w:tcPr>
+          <w:p>
+            <w:pPr>
+              <w:spacing w:after="0"/>
+            </w:pPr>
+            <w:r>
+              <w:rPr>
+                <w:sz w:val="20"/>
+                <w:szCs w:val="20"/>
+              </w:rPr>
+              <w:t xml:space="preserve"/>
+            </w:r>
+          </w:p>
+        </w:tc>
+        <w:tc>
+          <w:tcPr>
+            <w:tcW w:type="dxa" w:w="1050"/>
+            <w:tcMar>
+              <w:top w:type="dxa" w:w="90"/>
+              <w:left w:type="dxa" w:w="110"/>
+              <w:bottom w:type="dxa" w:w="90"/>
+              <w:right w:type="dxa" w:w="110"/>
+            </w:tcMar>
+            <w:vAlign w:val="center"/>
+          </w:tcPr>
+          <w:p>
+            <w:pPr>
+              <w:spacing w:after="0"/>
+            </w:pPr>
+            <w:r>
+              <w:rPr>
+                <w:sz w:val="20"/>
+                <w:szCs w:val="20"/>
+              </w:rPr>
+              <w:t xml:space="preserve"/>
+            </w:r>
+          </w:p>
+        </w:tc>
+        <w:tc>
+          <w:tcPr>
+            <w:tcW w:type="dxa" w:w="1150"/>
+            <w:tcMar>
+              <w:top w:type="dxa" w:w="90"/>
+              <w:left w:type="dxa" w:w="110"/>
+              <w:bottom w:type="dxa" w:w="90"/>
+              <w:right w:type="dxa" w:w="110"/>
+            </w:tcMar>
+            <w:vAlign w:val="center"/>
+          </w:tcPr>
+          <w:p>
+            <w:pPr>
+              <w:spacing w:after="0"/>
+            </w:pPr>
+            <w:r>
+              <w:rPr>
+                <w:sz w:val="20"/>
+                <w:szCs w:val="20"/>
+              </w:rPr>
+              <w:t xml:space="preserve"/>
+            </w:r>
+          </w:p>
+        </w:tc>
+        <w:tc>
+          <w:tcPr>
+            <w:tcW w:type="dxa" w:w="4128"/>
+            <w:tcMar>
+              <w:top w:type="dxa" w:w="90"/>
+              <w:left w:type="dxa" w:w="110"/>
+              <w:bottom w:type="dxa" w:w="90"/>
+              <w:right w:type="dxa" w:w="110"/>
+            </w:tcMar>
+            <w:vAlign w:val="center"/>
+          </w:tcPr>
+          <w:p>
+            <w:pPr>
+              <w:spacing w:after="0"/>
+            </w:pPr>
+            <w:r>
+              <w:rPr>
+                <w:sz w:val="20"/>
+                <w:szCs w:val="20"/>
+              </w:rPr>
+              <w:t xml:space="preserve"/>
+            </w:r>
+          </w:p>
+        </w:tc>
+      </w:tr>
+      <w:tr>
+        <w:tc>
+          <w:tcPr>
+            <w:tcW w:type="dxa" w:w="3050"/>
+            <w:shd w:fill="F5F2EE" w:color="auto" w:val="clear"/>
+            <w:tcMar>
+              <w:top w:type="dxa" w:w="90"/>
+              <w:left w:type="dxa" w:w="110"/>
+              <w:bottom w:type="dxa" w:w="90"/>
+              <w:right w:type="dxa" w:w="110"/>
+            </w:tcMar>
+            <w:vAlign w:val="center"/>
+          </w:tcPr>
+          <w:p>
+            <w:pPr>
+              <w:spacing w:after="30"/>
+            </w:pPr>
+            <w:r>
+              <w:rPr>
+                <w:rFonts w:ascii="Calibri" w:cs="Calibri" w:eastAsia="Calibri" w:hAnsi="Calibri"/>
+                <w:b/>
+                <w:bCs/>
+                <w:i/>
+                <w:iCs/>
+                <w:color w:val="1A1A1A"/>
+                <w:sz w:val="19"/>
+                <w:szCs w:val="19"/>
+              </w:rPr>
+              <w:t xml:space="preserve">Kuehneromyces mutabilis</w:t>
+            </w:r>
+          </w:p>
+          <w:p>
+            <w:pPr>
+              <w:spacing w:after="0"/>
+            </w:pPr>
+            <w:r>
+              <w:rPr>
+                <w:rFonts w:ascii="Calibri" w:cs="Calibri" w:eastAsia="Calibri" w:hAnsi="Calibri"/>
+                <w:color w:val="595959"/>
+                <w:sz w:val="16"/>
+                <w:szCs w:val="16"/>
+              </w:rPr>
+              <w:t xml:space="preserve">Sheathed Woodtuft</w:t>
+            </w:r>
+          </w:p>
+        </w:tc>
+        <w:tc>
+          <w:tcPr>
+            <w:tcW w:type="dxa" w:w="1050"/>
+            <w:shd w:fill="F5F2EE" w:color="auto" w:val="clear"/>
+            <w:tcMar>
+              <w:top w:type="dxa" w:w="90"/>
+              <w:left w:type="dxa" w:w="110"/>
+              <w:bottom w:type="dxa" w:w="90"/>
+              <w:right w:type="dxa" w:w="110"/>
+            </w:tcMar>
+            <w:vAlign w:val="center"/>
+          </w:tcPr>
+          <w:p>
+            <w:pPr>
+              <w:spacing w:after="0"/>
+            </w:pPr>
+            <w:r>
+              <w:rPr>
+                <w:rFonts w:ascii="Calibri" w:cs="Calibri" w:eastAsia="Calibri" w:hAnsi="Calibri"/>
+                <w:b w:val="false"/>
+                <w:bCs w:val="false"/>
+                <w:color w:val="595959"/>
+                <w:sz w:val="17"/>
+                <w:szCs w:val="17"/>
+              </w:rPr>
+              <w:t xml:space="preserve">NONE_RECORDED</w:t>
+            </w:r>
+          </w:p>
+        </w:tc>
+        <w:tc>
+          <w:tcPr>
+            <w:tcW w:type="dxa" w:w="3300"/>
+            <w:shd w:fill="F5F2EE" w:color="auto" w:val="clear"/>
+            <w:tcMar>
+              <w:top w:type="dxa" w:w="90"/>
+              <w:left w:type="dxa" w:w="110"/>
+              <w:bottom w:type="dxa" w:w="90"/>
+              <w:right w:type="dxa" w:w="110"/>
+            </w:tcMar>
+            <w:vAlign w:val="center"/>
+          </w:tcPr>
+          <w:p>
+            <w:pPr>
+              <w:spacing w:after="0"/>
+            </w:pPr>
+            <w:r>
+              <w:rPr>
+                <w:rFonts w:ascii="Calibri" w:cs="Calibri" w:eastAsia="Calibri" w:hAnsi="Calibri"/>
+                <w:i/>
+                <w:iCs/>
+                <w:color w:val="1A1A1A"/>
+                <w:sz w:val="16"/>
+                <w:szCs w:val="16"/>
+              </w:rPr>
+              <w:t xml:space="preserve">Galerina marginata</w:t>
+            </w:r>
+          </w:p>
+        </w:tc>
+        <w:tc>
+          <w:tcPr>
+            <w:tcW w:type="dxa" w:w="950"/>
+            <w:shd w:fill="F5F2EE" w:color="auto" w:val="clear"/>
+            <w:tcMar>
+              <w:top w:type="dxa" w:w="90"/>
+              <w:left w:type="dxa" w:w="110"/>
+              <w:bottom w:type="dxa" w:w="90"/>
+              <w:right w:type="dxa" w:w="110"/>
+            </w:tcMar>
+            <w:vAlign w:val="center"/>
+          </w:tcPr>
+          <w:p>
+            <w:pPr>
+              <w:spacing w:after="0"/>
+            </w:pPr>
+            <w:r>
+              <w:rPr>
+                <w:sz w:val="20"/>
+                <w:szCs w:val="20"/>
+              </w:rPr>
+              <w:t xml:space="preserve"/>
+            </w:r>
+          </w:p>
+        </w:tc>
+        <w:tc>
+          <w:tcPr>
+            <w:tcW w:type="dxa" w:w="1050"/>
+            <w:shd w:fill="F5F2EE" w:color="auto" w:val="clear"/>
+            <w:tcMar>
+              <w:top w:type="dxa" w:w="90"/>
+              <w:left w:type="dxa" w:w="110"/>
+              <w:bottom w:type="dxa" w:w="90"/>
+              <w:right w:type="dxa" w:w="110"/>
+            </w:tcMar>
+            <w:vAlign w:val="center"/>
+          </w:tcPr>
+          <w:p>
+            <w:pPr>
+              <w:spacing w:after="0"/>
+            </w:pPr>
+            <w:r>
+              <w:rPr>
+                <w:sz w:val="20"/>
+                <w:szCs w:val="20"/>
+              </w:rPr>
+              <w:t xml:space="preserve"/>
+            </w:r>
+          </w:p>
+        </w:tc>
+        <w:tc>
+          <w:tcPr>
+            <w:tcW w:type="dxa" w:w="1150"/>
+            <w:shd w:fill="F5F2EE" w:color="auto" w:val="clear"/>
+            <w:tcMar>
+              <w:top w:type="dxa" w:w="90"/>
+              <w:left w:type="dxa" w:w="110"/>
+              <w:bottom w:type="dxa" w:w="90"/>
+              <w:right w:type="dxa" w:w="110"/>
+            </w:tcMar>
+            <w:vAlign w:val="center"/>
+          </w:tcPr>
+          <w:p>
+            <w:pPr>
+              <w:spacing w:after="0"/>
+            </w:pPr>
+            <w:r>
+              <w:rPr>
+                <w:sz w:val="20"/>
+                <w:szCs w:val="20"/>
+              </w:rPr>
+              <w:t xml:space="preserve"/>
+            </w:r>
+          </w:p>
+        </w:tc>
+        <w:tc>
+          <w:tcPr>
+            <w:tcW w:type="dxa" w:w="4128"/>
+            <w:shd w:fill="F5F2EE" w:color="auto" w:val="clear"/>
+            <w:tcMar>
+              <w:top w:type="dxa" w:w="90"/>
+              <w:left w:type="dxa" w:w="110"/>
+              <w:bottom w:type="dxa" w:w="90"/>
+              <w:right w:type="dxa" w:w="110"/>
+            </w:tcMar>
+            <w:vAlign w:val="center"/>
+          </w:tcPr>
+          <w:p>
+            <w:pPr>
+              <w:spacing w:after="0"/>
+            </w:pPr>
+            <w:r>
+              <w:rPr>
+                <w:sz w:val="20"/>
+                <w:szCs w:val="20"/>
+              </w:rPr>
+              <w:t xml:space="preserve"/>
+            </w:r>
+          </w:p>
+        </w:tc>
+      </w:tr>
+      <w:tr>
+        <w:tc>
+          <w:tcPr>
+            <w:tcW w:type="dxa" w:w="3050"/>
+            <w:tcMar>
+              <w:top w:type="dxa" w:w="90"/>
+              <w:left w:type="dxa" w:w="110"/>
+              <w:bottom w:type="dxa" w:w="90"/>
+              <w:right w:type="dxa" w:w="110"/>
+            </w:tcMar>
+            <w:vAlign w:val="center"/>
+          </w:tcPr>
+          <w:p>
+            <w:pPr>
+              <w:spacing w:after="30"/>
+            </w:pPr>
+            <w:r>
+              <w:rPr>
+                <w:rFonts w:ascii="Calibri" w:cs="Calibri" w:eastAsia="Calibri" w:hAnsi="Calibri"/>
+                <w:b/>
+                <w:bCs/>
+                <w:i/>
+                <w:iCs/>
+                <w:color w:val="1A1A1A"/>
+                <w:sz w:val="19"/>
+                <w:szCs w:val="19"/>
+              </w:rPr>
+              <w:t xml:space="preserve">Lycoperdon perlatum</w:t>
+            </w:r>
+          </w:p>
+          <w:p>
+            <w:pPr>
+              <w:spacing w:after="0"/>
+            </w:pPr>
+            <w:r>
+              <w:rPr>
+                <w:rFonts w:ascii="Calibri" w:cs="Calibri" w:eastAsia="Calibri" w:hAnsi="Calibri"/>
+                <w:color w:val="595959"/>
+                <w:sz w:val="16"/>
+                <w:szCs w:val="16"/>
+              </w:rPr>
+              <w:t xml:space="preserve">Common Puffball</w:t>
+            </w:r>
+          </w:p>
+        </w:tc>
+        <w:tc>
+          <w:tcPr>
+            <w:tcW w:type="dxa" w:w="1050"/>
+            <w:tcMar>
+              <w:top w:type="dxa" w:w="90"/>
+              <w:left w:type="dxa" w:w="110"/>
+              <w:bottom w:type="dxa" w:w="90"/>
+              <w:right w:type="dxa" w:w="110"/>
+            </w:tcMar>
+            <w:vAlign w:val="center"/>
+          </w:tcPr>
+          <w:p>
+            <w:pPr>
+              <w:spacing w:after="0"/>
+            </w:pPr>
+            <w:r>
+              <w:rPr>
+                <w:rFonts w:ascii="Calibri" w:cs="Calibri" w:eastAsia="Calibri" w:hAnsi="Calibri"/>
+                <w:b w:val="false"/>
+                <w:bCs w:val="false"/>
+                <w:color w:val="595959"/>
+                <w:sz w:val="17"/>
+                <w:szCs w:val="17"/>
+              </w:rPr>
+              <w:t xml:space="preserve">NONE_RECORDED</w:t>
+            </w:r>
+          </w:p>
+        </w:tc>
+        <w:tc>
+          <w:tcPr>
+            <w:tcW w:type="dxa" w:w="3300"/>
+            <w:tcMar>
+              <w:top w:type="dxa" w:w="90"/>
+              <w:left w:type="dxa" w:w="110"/>
+              <w:bottom w:type="dxa" w:w="90"/>
+              <w:right w:type="dxa" w:w="110"/>
+            </w:tcMar>
+            <w:vAlign w:val="center"/>
+          </w:tcPr>
+          <w:p>
+            <w:pPr>
+              <w:spacing w:after="0"/>
+            </w:pPr>
+            <w:r>
+              <w:rPr>
+                <w:rFonts w:ascii="Calibri" w:cs="Calibri" w:eastAsia="Calibri" w:hAnsi="Calibri"/>
+                <w:i/>
+                <w:iCs/>
+                <w:color w:val="1A1A1A"/>
+                <w:sz w:val="16"/>
+                <w:szCs w:val="16"/>
+              </w:rPr>
+              <w:t xml:space="preserve">Amanita virosa</w:t>
+            </w:r>
+          </w:p>
+        </w:tc>
+        <w:tc>
+          <w:tcPr>
+            <w:tcW w:type="dxa" w:w="950"/>
+            <w:tcMar>
+              <w:top w:type="dxa" w:w="90"/>
+              <w:left w:type="dxa" w:w="110"/>
+              <w:bottom w:type="dxa" w:w="90"/>
+              <w:right w:type="dxa" w:w="110"/>
+            </w:tcMar>
+            <w:vAlign w:val="center"/>
+          </w:tcPr>
+          <w:p>
+            <w:pPr>
+              <w:spacing w:after="0"/>
+            </w:pPr>
+            <w:r>
+              <w:rPr>
+                <w:sz w:val="20"/>
+                <w:szCs w:val="20"/>
+              </w:rPr>
+              <w:t xml:space="preserve"/>
+            </w:r>
+          </w:p>
+        </w:tc>
+        <w:tc>
+          <w:tcPr>
+            <w:tcW w:type="dxa" w:w="1050"/>
+            <w:tcMar>
+              <w:top w:type="dxa" w:w="90"/>
+              <w:left w:type="dxa" w:w="110"/>
+              <w:bottom w:type="dxa" w:w="90"/>
+              <w:right w:type="dxa" w:w="110"/>
+            </w:tcMar>
+            <w:vAlign w:val="center"/>
+          </w:tcPr>
+          <w:p>
+            <w:pPr>
+              <w:spacing w:after="0"/>
+            </w:pPr>
+            <w:r>
+              <w:rPr>
+                <w:sz w:val="20"/>
+                <w:szCs w:val="20"/>
+              </w:rPr>
+              <w:t xml:space="preserve"/>
+            </w:r>
+          </w:p>
+        </w:tc>
+        <w:tc>
+          <w:tcPr>
+            <w:tcW w:type="dxa" w:w="1150"/>
+            <w:tcMar>
+              <w:top w:type="dxa" w:w="90"/>
+              <w:left w:type="dxa" w:w="110"/>
+              <w:bottom w:type="dxa" w:w="90"/>
+              <w:right w:type="dxa" w:w="110"/>
+            </w:tcMar>
+            <w:vAlign w:val="center"/>
+          </w:tcPr>
+          <w:p>
+            <w:pPr>
+              <w:spacing w:after="0"/>
+            </w:pPr>
+            <w:r>
+              <w:rPr>
+                <w:sz w:val="20"/>
+                <w:szCs w:val="20"/>
+              </w:rPr>
+              <w:t xml:space="preserve"/>
+            </w:r>
+          </w:p>
+        </w:tc>
+        <w:tc>
+          <w:tcPr>
+            <w:tcW w:type="dxa" w:w="4128"/>
+            <w:tcMar>
+              <w:top w:type="dxa" w:w="90"/>
+              <w:left w:type="dxa" w:w="110"/>
+              <w:bottom w:type="dxa" w:w="90"/>
+              <w:right w:type="dxa" w:w="110"/>
+            </w:tcMar>
+            <w:vAlign w:val="center"/>
+          </w:tcPr>
+          <w:p>
+            <w:pPr>
+              <w:spacing w:after="0"/>
+            </w:pPr>
+            <w:r>
+              <w:rPr>
+                <w:sz w:val="20"/>
+                <w:szCs w:val="20"/>
+              </w:rPr>
+              <w:t xml:space="preserve"/>
+            </w:r>
+          </w:p>
+        </w:tc>
+      </w:tr>
+      <w:tr>
+        <w:tc>
+          <w:tcPr>
+            <w:tcW w:type="dxa" w:w="3050"/>
+            <w:shd w:fill="F5F2EE" w:color="auto" w:val="clear"/>
+            <w:tcMar>
+              <w:top w:type="dxa" w:w="90"/>
+              <w:left w:type="dxa" w:w="110"/>
+              <w:bottom w:type="dxa" w:w="90"/>
+              <w:right w:type="dxa" w:w="110"/>
+            </w:tcMar>
+            <w:vAlign w:val="center"/>
+          </w:tcPr>
+          <w:p>
+            <w:pPr>
+              <w:spacing w:after="30"/>
+            </w:pPr>
+            <w:r>
+              <w:rPr>
+                <w:rFonts w:ascii="Calibri" w:cs="Calibri" w:eastAsia="Calibri" w:hAnsi="Calibri"/>
+                <w:b/>
+                <w:bCs/>
+                <w:i/>
+                <w:iCs/>
+                <w:color w:val="1A1A1A"/>
+                <w:sz w:val="19"/>
+                <w:szCs w:val="19"/>
+              </w:rPr>
+              <w:t xml:space="preserve">Morchella elata</w:t>
+            </w:r>
+          </w:p>
+          <w:p>
+            <w:pPr>
+              <w:spacing w:after="0"/>
+            </w:pPr>
+            <w:r>
+              <w:rPr>
+                <w:rFonts w:ascii="Calibri" w:cs="Calibri" w:eastAsia="Calibri" w:hAnsi="Calibri"/>
+                <w:color w:val="595959"/>
+                <w:sz w:val="16"/>
+                <w:szCs w:val="16"/>
+              </w:rPr>
+              <w:t xml:space="preserve">Black Morel</w:t>
+            </w:r>
+          </w:p>
+        </w:tc>
+        <w:tc>
+          <w:tcPr>
+            <w:tcW w:type="dxa" w:w="1050"/>
+            <w:shd w:fill="F5F2EE" w:color="auto" w:val="clear"/>
+            <w:tcMar>
+              <w:top w:type="dxa" w:w="90"/>
+              <w:left w:type="dxa" w:w="110"/>
+              <w:bottom w:type="dxa" w:w="90"/>
+              <w:right w:type="dxa" w:w="110"/>
+            </w:tcMar>
+            <w:vAlign w:val="center"/>
+          </w:tcPr>
+          <w:p>
+            <w:pPr>
+              <w:spacing w:after="0"/>
+            </w:pPr>
+            <w:r>
+              <w:rPr>
+                <w:rFonts w:ascii="Calibri" w:cs="Calibri" w:eastAsia="Calibri" w:hAnsi="Calibri"/>
+                <w:b w:val="false"/>
+                <w:bCs w:val="false"/>
+                <w:color w:val="595959"/>
+                <w:sz w:val="17"/>
+                <w:szCs w:val="17"/>
+              </w:rPr>
+              <w:t xml:space="preserve">TOXIC</w:t>
+            </w:r>
+          </w:p>
+        </w:tc>
+        <w:tc>
+          <w:tcPr>
+            <w:tcW w:type="dxa" w:w="3300"/>
+            <w:shd w:fill="F5F2EE" w:color="auto" w:val="clear"/>
+            <w:tcMar>
+              <w:top w:type="dxa" w:w="90"/>
+              <w:left w:type="dxa" w:w="110"/>
+              <w:bottom w:type="dxa" w:w="90"/>
+              <w:right w:type="dxa" w:w="110"/>
+            </w:tcMar>
+            <w:vAlign w:val="center"/>
+          </w:tcPr>
+          <w:p>
+            <w:pPr>
+              <w:spacing w:after="0"/>
+            </w:pPr>
+            <w:r>
+              <w:rPr>
+                <w:rFonts w:ascii="Calibri" w:cs="Calibri" w:eastAsia="Calibri" w:hAnsi="Calibri"/>
+                <w:i/>
+                <w:iCs/>
+                <w:color w:val="1A1A1A"/>
+                <w:sz w:val="16"/>
+                <w:szCs w:val="16"/>
+              </w:rPr>
               <w:t xml:space="preserve">Gyromitra esculenta</w:t>
+            </w:r>
+          </w:p>
+        </w:tc>
+        <w:tc>
+          <w:tcPr>
+            <w:tcW w:type="dxa" w:w="950"/>
+            <w:shd w:fill="F5F2EE" w:color="auto" w:val="clear"/>
+            <w:tcMar>
+              <w:top w:type="dxa" w:w="90"/>
+              <w:left w:type="dxa" w:w="110"/>
+              <w:bottom w:type="dxa" w:w="90"/>
+              <w:right w:type="dxa" w:w="110"/>
+            </w:tcMar>
+            <w:vAlign w:val="center"/>
+          </w:tcPr>
+          <w:p>
+            <w:pPr>
+              <w:spacing w:after="0"/>
+            </w:pPr>
+            <w:r>
+              <w:rPr>
+                <w:sz w:val="20"/>
+                <w:szCs w:val="20"/>
+              </w:rPr>
+              <w:t xml:space="preserve"/>
+            </w:r>
+          </w:p>
+        </w:tc>
+        <w:tc>
+          <w:tcPr>
+            <w:tcW w:type="dxa" w:w="1050"/>
+            <w:shd w:fill="F5F2EE" w:color="auto" w:val="clear"/>
+            <w:tcMar>
+              <w:top w:type="dxa" w:w="90"/>
+              <w:left w:type="dxa" w:w="110"/>
+              <w:bottom w:type="dxa" w:w="90"/>
+              <w:right w:type="dxa" w:w="110"/>
+            </w:tcMar>
+            <w:vAlign w:val="center"/>
+          </w:tcPr>
+          <w:p>
+            <w:pPr>
+              <w:spacing w:after="0"/>
+            </w:pPr>
+            <w:r>
+              <w:rPr>
+                <w:sz w:val="20"/>
+                <w:szCs w:val="20"/>
+              </w:rPr>
+              <w:t xml:space="preserve"/>
+            </w:r>
+          </w:p>
+        </w:tc>
+        <w:tc>
+          <w:tcPr>
+            <w:tcW w:type="dxa" w:w="1150"/>
+            <w:shd w:fill="F5F2EE" w:color="auto" w:val="clear"/>
+            <w:tcMar>
+              <w:top w:type="dxa" w:w="90"/>
+              <w:left w:type="dxa" w:w="110"/>
+              <w:bottom w:type="dxa" w:w="90"/>
+              <w:right w:type="dxa" w:w="110"/>
+            </w:tcMar>
+            <w:vAlign w:val="center"/>
+          </w:tcPr>
+          <w:p>
+            <w:pPr>
+              <w:spacing w:after="0"/>
+            </w:pPr>
+            <w:r>
+              <w:rPr>
+                <w:sz w:val="20"/>
+                <w:szCs w:val="20"/>
+              </w:rPr>
+              <w:t xml:space="preserve"/>
+            </w:r>
+          </w:p>
+        </w:tc>
+        <w:tc>
+          <w:tcPr>
+            <w:tcW w:type="dxa" w:w="4128"/>
+            <w:shd w:fill="F5F2EE" w:color="auto" w:val="clear"/>
+            <w:tcMar>
+              <w:top w:type="dxa" w:w="90"/>
+              <w:left w:type="dxa" w:w="110"/>
+              <w:bottom w:type="dxa" w:w="90"/>
+              <w:right w:type="dxa" w:w="110"/>
+            </w:tcMar>
+            <w:vAlign w:val="center"/>
+          </w:tcPr>
+          <w:p>
+            <w:pPr>
+              <w:spacing w:after="0"/>
+            </w:pPr>
+            <w:r>
+              <w:rPr>
+                <w:sz w:val="20"/>
+                <w:szCs w:val="20"/>
+              </w:rPr>
+              <w:t xml:space="preserve"/>
+            </w:r>
+          </w:p>
+        </w:tc>
+      </w:tr>
+      <w:tr>
+        <w:tc>
+          <w:tcPr>
+            <w:tcW w:type="dxa" w:w="3050"/>
+            <w:tcMar>
+              <w:top w:type="dxa" w:w="90"/>
+              <w:left w:type="dxa" w:w="110"/>
+              <w:bottom w:type="dxa" w:w="90"/>
+              <w:right w:type="dxa" w:w="110"/>
+            </w:tcMar>
+            <w:vAlign w:val="center"/>
+          </w:tcPr>
+          <w:p>
+            <w:pPr>
+              <w:spacing w:after="30"/>
+            </w:pPr>
+            <w:r>
+              <w:rPr>
+                <w:rFonts w:ascii="Calibri" w:cs="Calibri" w:eastAsia="Calibri" w:hAnsi="Calibri"/>
+                <w:b/>
+                <w:bCs/>
+                <w:i/>
+                <w:iCs/>
+                <w:color w:val="1A1A1A"/>
+                <w:sz w:val="19"/>
+                <w:szCs w:val="19"/>
+              </w:rPr>
+              <w:t xml:space="preserve">Morchella esculenta</w:t>
+            </w:r>
+          </w:p>
+          <w:p>
+            <w:pPr>
+              <w:spacing w:after="0"/>
+            </w:pPr>
+            <w:r>
+              <w:rPr>
+                <w:rFonts w:ascii="Calibri" w:cs="Calibri" w:eastAsia="Calibri" w:hAnsi="Calibri"/>
+                <w:color w:val="595959"/>
+                <w:sz w:val="16"/>
+                <w:szCs w:val="16"/>
+              </w:rPr>
+              <w:t xml:space="preserve">Morel</w:t>
+            </w:r>
+          </w:p>
+        </w:tc>
+        <w:tc>
+          <w:tcPr>
+            <w:tcW w:type="dxa" w:w="1050"/>
+            <w:tcMar>
+              <w:top w:type="dxa" w:w="90"/>
+              <w:left w:type="dxa" w:w="110"/>
+              <w:bottom w:type="dxa" w:w="90"/>
+              <w:right w:type="dxa" w:w="110"/>
+            </w:tcMar>
+            <w:vAlign w:val="center"/>
+          </w:tcPr>
+          <w:p>
+            <w:pPr>
+              <w:spacing w:after="0"/>
+            </w:pPr>
+            <w:r>
+              <w:rPr>
+                <w:rFonts w:ascii="Calibri" w:cs="Calibri" w:eastAsia="Calibri" w:hAnsi="Calibri"/>
+                <w:b w:val="false"/>
+                <w:bCs w:val="false"/>
+                <w:color w:val="595959"/>
+                <w:sz w:val="17"/>
+                <w:szCs w:val="17"/>
+              </w:rPr>
+              <w:t xml:space="preserve">NONE_RECORDED</w:t>
+            </w:r>
+          </w:p>
+        </w:tc>
+        <w:tc>
+          <w:tcPr>
+            <w:tcW w:type="dxa" w:w="3300"/>
+            <w:tcMar>
+              <w:top w:type="dxa" w:w="90"/>
+              <w:left w:type="dxa" w:w="110"/>
+              <w:bottom w:type="dxa" w:w="90"/>
+              <w:right w:type="dxa" w:w="110"/>
+            </w:tcMar>
+            <w:vAlign w:val="center"/>
+          </w:tcPr>
+          <w:p>
+            <w:pPr>
+              <w:spacing w:after="0"/>
+            </w:pPr>
+            <w:r>
+              <w:rPr>
+                <w:rFonts w:ascii="Calibri" w:cs="Calibri" w:eastAsia="Calibri" w:hAnsi="Calibri"/>
+                <w:i/>
+                <w:iCs/>
+                <w:color w:val="1A1A1A"/>
+                <w:sz w:val="16"/>
+                <w:szCs w:val="16"/>
+              </w:rPr>
+              <w:t xml:space="preserve">Gyromitra esculenta</w:t>
+            </w:r>
+          </w:p>
+        </w:tc>
+        <w:tc>
+          <w:tcPr>
+            <w:tcW w:type="dxa" w:w="950"/>
+            <w:tcMar>
+              <w:top w:type="dxa" w:w="90"/>
+              <w:left w:type="dxa" w:w="110"/>
+              <w:bottom w:type="dxa" w:w="90"/>
+              <w:right w:type="dxa" w:w="110"/>
+            </w:tcMar>
+            <w:vAlign w:val="center"/>
+          </w:tcPr>
+          <w:p>
+            <w:pPr>
+              <w:spacing w:after="0"/>
+            </w:pPr>
+            <w:r>
+              <w:rPr>
+                <w:sz w:val="20"/>
+                <w:szCs w:val="20"/>
+              </w:rPr>
+              <w:t xml:space="preserve"/>
+            </w:r>
+          </w:p>
+        </w:tc>
+        <w:tc>
+          <w:tcPr>
+            <w:tcW w:type="dxa" w:w="1050"/>
+            <w:tcMar>
+              <w:top w:type="dxa" w:w="90"/>
+              <w:left w:type="dxa" w:w="110"/>
+              <w:bottom w:type="dxa" w:w="90"/>
+              <w:right w:type="dxa" w:w="110"/>
+            </w:tcMar>
+            <w:vAlign w:val="center"/>
+          </w:tcPr>
+          <w:p>
+            <w:pPr>
+              <w:spacing w:after="0"/>
+            </w:pPr>
+            <w:r>
+              <w:rPr>
+                <w:sz w:val="20"/>
+                <w:szCs w:val="20"/>
+              </w:rPr>
+              <w:t xml:space="preserve"/>
+            </w:r>
+          </w:p>
+        </w:tc>
+        <w:tc>
+          <w:tcPr>
+            <w:tcW w:type="dxa" w:w="1150"/>
+            <w:tcMar>
+              <w:top w:type="dxa" w:w="90"/>
+              <w:left w:type="dxa" w:w="110"/>
+              <w:bottom w:type="dxa" w:w="90"/>
+              <w:right w:type="dxa" w:w="110"/>
+            </w:tcMar>
+            <w:vAlign w:val="center"/>
+          </w:tcPr>
+          <w:p>
+            <w:pPr>
+              <w:spacing w:after="0"/>
+            </w:pPr>
+            <w:r>
+              <w:rPr>
+                <w:sz w:val="20"/>
+                <w:szCs w:val="20"/>
+              </w:rPr>
+              <w:t xml:space="preserve"/>
+            </w:r>
+          </w:p>
+        </w:tc>
+        <w:tc>
+          <w:tcPr>
+            <w:tcW w:type="dxa" w:w="4128"/>
+            <w:tcMar>
+              <w:top w:type="dxa" w:w="90"/>
+              <w:left w:type="dxa" w:w="110"/>
+              <w:bottom w:type="dxa" w:w="90"/>
+              <w:right w:type="dxa" w:w="110"/>
+            </w:tcMar>
+            <w:vAlign w:val="center"/>
+          </w:tcPr>
+          <w:p>
+            <w:pPr>
+              <w:spacing w:after="0"/>
+            </w:pPr>
+            <w:r>
+              <w:rPr>
+                <w:sz w:val="20"/>
+                <w:szCs w:val="20"/>
+              </w:rPr>
+              <w:t xml:space="preserve"/>
+            </w:r>
+          </w:p>
+        </w:tc>
+      </w:tr>
+      <w:tr>
+        <w:tc>
+          <w:tcPr>
+            <w:tcW w:type="dxa" w:w="3050"/>
+            <w:shd w:fill="F5F2EE" w:color="auto" w:val="clear"/>
+            <w:tcMar>
+              <w:top w:type="dxa" w:w="90"/>
+              <w:left w:type="dxa" w:w="110"/>
+              <w:bottom w:type="dxa" w:w="90"/>
+              <w:right w:type="dxa" w:w="110"/>
+            </w:tcMar>
+            <w:vAlign w:val="center"/>
+          </w:tcPr>
+          <w:p>
+            <w:pPr>
+              <w:spacing w:after="30"/>
+            </w:pPr>
+            <w:r>
+              <w:rPr>
+                <w:rFonts w:ascii="Calibri" w:cs="Calibri" w:eastAsia="Calibri" w:hAnsi="Calibri"/>
+                <w:b/>
+                <w:bCs/>
+                <w:i/>
+                <w:iCs/>
+                <w:color w:val="1A1A1A"/>
+                <w:sz w:val="19"/>
+                <w:szCs w:val="19"/>
+              </w:rPr>
+              <w:t xml:space="preserve">Panaeolina foenisecii</w:t>
+            </w:r>
+          </w:p>
+          <w:p>
+            <w:pPr>
+              <w:spacing w:after="0"/>
+            </w:pPr>
+            <w:r>
+              <w:rPr>
+                <w:rFonts w:ascii="Calibri" w:cs="Calibri" w:eastAsia="Calibri" w:hAnsi="Calibri"/>
+                <w:color w:val="595959"/>
+                <w:sz w:val="16"/>
+                <w:szCs w:val="16"/>
+              </w:rPr>
+              <w:t xml:space="preserve">Brown Mottlegill</w:t>
+            </w:r>
+          </w:p>
+        </w:tc>
+        <w:tc>
+          <w:tcPr>
+            <w:tcW w:type="dxa" w:w="1050"/>
+            <w:shd w:fill="F5F2EE" w:color="auto" w:val="clear"/>
+            <w:tcMar>
+              <w:top w:type="dxa" w:w="90"/>
+              <w:left w:type="dxa" w:w="110"/>
+              <w:bottom w:type="dxa" w:w="90"/>
+              <w:right w:type="dxa" w:w="110"/>
+            </w:tcMar>
+            <w:vAlign w:val="center"/>
+          </w:tcPr>
+          <w:p>
+            <w:pPr>
+              <w:spacing w:after="0"/>
+            </w:pPr>
+            <w:r>
+              <w:rPr>
+                <w:rFonts w:ascii="Calibri" w:cs="Calibri" w:eastAsia="Calibri" w:hAnsi="Calibri"/>
+                <w:b w:val="false"/>
+                <w:bCs w:val="false"/>
+                <w:color w:val="595959"/>
+                <w:sz w:val="17"/>
+                <w:szCs w:val="17"/>
+              </w:rPr>
+              <w:t xml:space="preserve">TOXIC</w:t>
+            </w:r>
+          </w:p>
+        </w:tc>
+        <w:tc>
+          <w:tcPr>
+            <w:tcW w:type="dxa" w:w="3300"/>
+            <w:shd w:fill="F5F2EE" w:color="auto" w:val="clear"/>
+            <w:tcMar>
+              <w:top w:type="dxa" w:w="90"/>
+              <w:left w:type="dxa" w:w="110"/>
+              <w:bottom w:type="dxa" w:w="90"/>
+              <w:right w:type="dxa" w:w="110"/>
+            </w:tcMar>
+            <w:vAlign w:val="center"/>
+          </w:tcPr>
+          <w:p>
+            <w:pPr>
+              <w:spacing w:after="0"/>
+            </w:pPr>
+            <w:r>
+              <w:rPr>
+                <w:rFonts w:ascii="Calibri" w:cs="Calibri" w:eastAsia="Calibri" w:hAnsi="Calibri"/>
+                <w:i/>
+                <w:iCs/>
+                <w:color w:val="1A1A1A"/>
+                <w:sz w:val="16"/>
+                <w:szCs w:val="16"/>
+              </w:rPr>
+              <w:t xml:space="preserve">Pholiotina rugosa</w:t>
+            </w:r>
+          </w:p>
+        </w:tc>
+        <w:tc>
+          <w:tcPr>
+            <w:tcW w:type="dxa" w:w="950"/>
+            <w:shd w:fill="F5F2EE" w:color="auto" w:val="clear"/>
+            <w:tcMar>
+              <w:top w:type="dxa" w:w="90"/>
+              <w:left w:type="dxa" w:w="110"/>
+              <w:bottom w:type="dxa" w:w="90"/>
+              <w:right w:type="dxa" w:w="110"/>
+            </w:tcMar>
+            <w:vAlign w:val="center"/>
+          </w:tcPr>
+          <w:p>
+            <w:pPr>
+              <w:spacing w:after="0"/>
+            </w:pPr>
+            <w:r>
+              <w:rPr>
+                <w:sz w:val="20"/>
+                <w:szCs w:val="20"/>
+              </w:rPr>
+              <w:t xml:space="preserve"/>
+            </w:r>
+          </w:p>
+        </w:tc>
+        <w:tc>
+          <w:tcPr>
+            <w:tcW w:type="dxa" w:w="1050"/>
+            <w:shd w:fill="F5F2EE" w:color="auto" w:val="clear"/>
+            <w:tcMar>
+              <w:top w:type="dxa" w:w="90"/>
+              <w:left w:type="dxa" w:w="110"/>
+              <w:bottom w:type="dxa" w:w="90"/>
+              <w:right w:type="dxa" w:w="110"/>
+            </w:tcMar>
+            <w:vAlign w:val="center"/>
+          </w:tcPr>
+          <w:p>
+            <w:pPr>
+              <w:spacing w:after="0"/>
+            </w:pPr>
+            <w:r>
+              <w:rPr>
+                <w:sz w:val="20"/>
+                <w:szCs w:val="20"/>
+              </w:rPr>
+              <w:t xml:space="preserve"/>
+            </w:r>
+          </w:p>
+        </w:tc>
+        <w:tc>
+          <w:tcPr>
+            <w:tcW w:type="dxa" w:w="1150"/>
+            <w:shd w:fill="F5F2EE" w:color="auto" w:val="clear"/>
+            <w:tcMar>
+              <w:top w:type="dxa" w:w="90"/>
+              <w:left w:type="dxa" w:w="110"/>
+              <w:bottom w:type="dxa" w:w="90"/>
+              <w:right w:type="dxa" w:w="110"/>
+            </w:tcMar>
+            <w:vAlign w:val="center"/>
+          </w:tcPr>
+          <w:p>
+            <w:pPr>
+              <w:spacing w:after="0"/>
+            </w:pPr>
+            <w:r>
+              <w:rPr>
+                <w:sz w:val="20"/>
+                <w:szCs w:val="20"/>
+              </w:rPr>
+              <w:t xml:space="preserve"/>
+            </w:r>
+          </w:p>
+        </w:tc>
+        <w:tc>
+          <w:tcPr>
+            <w:tcW w:type="dxa" w:w="4128"/>
+            <w:shd w:fill="F5F2EE" w:color="auto" w:val="clear"/>
+            <w:tcMar>
+              <w:top w:type="dxa" w:w="90"/>
+              <w:left w:type="dxa" w:w="110"/>
+              <w:bottom w:type="dxa" w:w="90"/>
+              <w:right w:type="dxa" w:w="110"/>
+            </w:tcMar>
+            <w:vAlign w:val="center"/>
+          </w:tcPr>
+          <w:p>
+            <w:pPr>
+              <w:spacing w:after="0"/>
+            </w:pPr>
+            <w:r>
+              <w:rPr>
+                <w:sz w:val="20"/>
+                <w:szCs w:val="20"/>
+              </w:rPr>
+              <w:t xml:space="preserve"/>
+            </w:r>
+          </w:p>
+        </w:tc>
+      </w:tr>
+      <w:tr>
+        <w:tc>
+          <w:tcPr>
+            <w:tcW w:type="dxa" w:w="3050"/>
+            <w:tcMar>
+              <w:top w:type="dxa" w:w="90"/>
+              <w:left w:type="dxa" w:w="110"/>
+              <w:bottom w:type="dxa" w:w="90"/>
+              <w:right w:type="dxa" w:w="110"/>
+            </w:tcMar>
+            <w:vAlign w:val="center"/>
+          </w:tcPr>
+          <w:p>
+            <w:pPr>
+              <w:spacing w:after="30"/>
+            </w:pPr>
+            <w:r>
+              <w:rPr>
+                <w:rFonts w:ascii="Calibri" w:cs="Calibri" w:eastAsia="Calibri" w:hAnsi="Calibri"/>
+                <w:b/>
+                <w:bCs/>
+                <w:i/>
+                <w:iCs/>
+                <w:color w:val="1A1A1A"/>
+                <w:sz w:val="19"/>
+                <w:szCs w:val="19"/>
+              </w:rPr>
+              <w:t xml:space="preserve">Pholiota squarrosa</w:t>
+            </w:r>
+          </w:p>
+          <w:p>
+            <w:pPr>
+              <w:spacing w:after="0"/>
+            </w:pPr>
+            <w:r>
+              <w:rPr>
+                <w:rFonts w:ascii="Calibri" w:cs="Calibri" w:eastAsia="Calibri" w:hAnsi="Calibri"/>
+                <w:color w:val="595959"/>
+                <w:sz w:val="16"/>
+                <w:szCs w:val="16"/>
+              </w:rPr>
+              <w:t xml:space="preserve">Shaggy Scalycap</w:t>
+            </w:r>
+          </w:p>
+        </w:tc>
+        <w:tc>
+          <w:tcPr>
+            <w:tcW w:type="dxa" w:w="1050"/>
+            <w:tcMar>
+              <w:top w:type="dxa" w:w="90"/>
+              <w:left w:type="dxa" w:w="110"/>
+              <w:bottom w:type="dxa" w:w="90"/>
+              <w:right w:type="dxa" w:w="110"/>
+            </w:tcMar>
+            <w:vAlign w:val="center"/>
+          </w:tcPr>
+          <w:p>
+            <w:pPr>
+              <w:spacing w:after="0"/>
+            </w:pPr>
+            <w:r>
+              <w:rPr>
+                <w:rFonts w:ascii="Calibri" w:cs="Calibri" w:eastAsia="Calibri" w:hAnsi="Calibri"/>
+                <w:b w:val="false"/>
+                <w:bCs w:val="false"/>
+                <w:color w:val="595959"/>
+                <w:sz w:val="17"/>
+                <w:szCs w:val="17"/>
+              </w:rPr>
+              <w:t xml:space="preserve">TOXIC</w:t>
+            </w:r>
+          </w:p>
+        </w:tc>
+        <w:tc>
+          <w:tcPr>
+            <w:tcW w:type="dxa" w:w="3300"/>
+            <w:tcMar>
+              <w:top w:type="dxa" w:w="90"/>
+              <w:left w:type="dxa" w:w="110"/>
+              <w:bottom w:type="dxa" w:w="90"/>
+              <w:right w:type="dxa" w:w="110"/>
+            </w:tcMar>
+            <w:vAlign w:val="center"/>
+          </w:tcPr>
+          <w:p>
+            <w:pPr>
+              <w:spacing w:after="0"/>
+            </w:pPr>
+            <w:r>
+              <w:rPr>
+                <w:rFonts w:ascii="Calibri" w:cs="Calibri" w:eastAsia="Calibri" w:hAnsi="Calibri"/>
+                <w:i/>
+                <w:iCs/>
+                <w:color w:val="1A1A1A"/>
+                <w:sz w:val="16"/>
+                <w:szCs w:val="16"/>
+              </w:rPr>
+              <w:t xml:space="preserve">Galerina marginata</w:t>
+            </w:r>
+          </w:p>
+        </w:tc>
+        <w:tc>
+          <w:tcPr>
+            <w:tcW w:type="dxa" w:w="950"/>
+            <w:tcMar>
+              <w:top w:type="dxa" w:w="90"/>
+              <w:left w:type="dxa" w:w="110"/>
+              <w:bottom w:type="dxa" w:w="90"/>
+              <w:right w:type="dxa" w:w="110"/>
+            </w:tcMar>
+            <w:vAlign w:val="center"/>
+          </w:tcPr>
+          <w:p>
+            <w:pPr>
+              <w:spacing w:after="0"/>
+            </w:pPr>
+            <w:r>
+              <w:rPr>
+                <w:sz w:val="20"/>
+                <w:szCs w:val="20"/>
+              </w:rPr>
+              <w:t xml:space="preserve"/>
+            </w:r>
+          </w:p>
+        </w:tc>
+        <w:tc>
+          <w:tcPr>
+            <w:tcW w:type="dxa" w:w="1050"/>
+            <w:tcMar>
+              <w:top w:type="dxa" w:w="90"/>
+              <w:left w:type="dxa" w:w="110"/>
+              <w:bottom w:type="dxa" w:w="90"/>
+              <w:right w:type="dxa" w:w="110"/>
+            </w:tcMar>
+            <w:vAlign w:val="center"/>
+          </w:tcPr>
+          <w:p>
+            <w:pPr>
+              <w:spacing w:after="0"/>
+            </w:pPr>
+            <w:r>
+              <w:rPr>
+                <w:sz w:val="20"/>
+                <w:szCs w:val="20"/>
+              </w:rPr>
+              <w:t xml:space="preserve"/>
+            </w:r>
+          </w:p>
+        </w:tc>
+        <w:tc>
+          <w:tcPr>
+            <w:tcW w:type="dxa" w:w="1150"/>
+            <w:tcMar>
+              <w:top w:type="dxa" w:w="90"/>
+              <w:left w:type="dxa" w:w="110"/>
+              <w:bottom w:type="dxa" w:w="90"/>
+              <w:right w:type="dxa" w:w="110"/>
+            </w:tcMar>
+            <w:vAlign w:val="center"/>
+          </w:tcPr>
+          <w:p>
+            <w:pPr>
+              <w:spacing w:after="0"/>
+            </w:pPr>
+            <w:r>
+              <w:rPr>
+                <w:sz w:val="20"/>
+                <w:szCs w:val="20"/>
+              </w:rPr>
+              <w:t xml:space="preserve"/>
+            </w:r>
+          </w:p>
+        </w:tc>
+        <w:tc>
+          <w:tcPr>
+            <w:tcW w:type="dxa" w:w="4128"/>
+            <w:tcMar>
+              <w:top w:type="dxa" w:w="90"/>
+              <w:left w:type="dxa" w:w="110"/>
+              <w:bottom w:type="dxa" w:w="90"/>
+              <w:right w:type="dxa" w:w="110"/>
+            </w:tcMar>
+            <w:vAlign w:val="center"/>
+          </w:tcPr>
+          <w:p>
+            <w:pPr>
+              <w:spacing w:after="0"/>
+            </w:pPr>
+            <w:r>
+              <w:rPr>
+                <w:sz w:val="20"/>
+                <w:szCs w:val="20"/>
+              </w:rPr>
+              <w:t xml:space="preserve"/>
+            </w:r>
+          </w:p>
+        </w:tc>
+      </w:tr>
+      <w:tr>
+        <w:tc>
+          <w:tcPr>
+            <w:tcW w:type="dxa" w:w="3050"/>
+            <w:shd w:fill="F5F2EE" w:color="auto" w:val="clear"/>
+            <w:tcMar>
+              <w:top w:type="dxa" w:w="90"/>
+              <w:left w:type="dxa" w:w="110"/>
+              <w:bottom w:type="dxa" w:w="90"/>
+              <w:right w:type="dxa" w:w="110"/>
+            </w:tcMar>
+            <w:vAlign w:val="center"/>
+          </w:tcPr>
+          <w:p>
+            <w:pPr>
+              <w:spacing w:after="30"/>
+            </w:pPr>
+            <w:r>
+              <w:rPr>
+                <w:rFonts w:ascii="Calibri" w:cs="Calibri" w:eastAsia="Calibri" w:hAnsi="Calibri"/>
+                <w:b/>
+                <w:bCs/>
+                <w:i/>
+                <w:iCs/>
+                <w:color w:val="1A1A1A"/>
+                <w:sz w:val="19"/>
+                <w:szCs w:val="19"/>
+              </w:rPr>
+              <w:t xml:space="preserve">Russula cyanoxantha</w:t>
+            </w:r>
+          </w:p>
+          <w:p>
+            <w:pPr>
+              <w:spacing w:after="0"/>
+            </w:pPr>
+            <w:r>
+              <w:rPr>
+                <w:rFonts w:ascii="Calibri" w:cs="Calibri" w:eastAsia="Calibri" w:hAnsi="Calibri"/>
+                <w:color w:val="595959"/>
+                <w:sz w:val="16"/>
+                <w:szCs w:val="16"/>
+              </w:rPr>
+              <w:t xml:space="preserve">Charcoal Burner</w:t>
+            </w:r>
+          </w:p>
+        </w:tc>
+        <w:tc>
+          <w:tcPr>
+            <w:tcW w:type="dxa" w:w="1050"/>
+            <w:shd w:fill="F5F2EE" w:color="auto" w:val="clear"/>
+            <w:tcMar>
+              <w:top w:type="dxa" w:w="90"/>
+              <w:left w:type="dxa" w:w="110"/>
+              <w:bottom w:type="dxa" w:w="90"/>
+              <w:right w:type="dxa" w:w="110"/>
+            </w:tcMar>
+            <w:vAlign w:val="center"/>
+          </w:tcPr>
+          <w:p>
+            <w:pPr>
+              <w:spacing w:after="0"/>
+            </w:pPr>
+            <w:r>
+              <w:rPr>
+                <w:rFonts w:ascii="Calibri" w:cs="Calibri" w:eastAsia="Calibri" w:hAnsi="Calibri"/>
+                <w:b w:val="false"/>
+                <w:bCs w:val="false"/>
+                <w:color w:val="595959"/>
+                <w:sz w:val="17"/>
+                <w:szCs w:val="17"/>
+              </w:rPr>
+              <w:t xml:space="preserve">NONE_RECORDED</w:t>
+            </w:r>
+          </w:p>
+        </w:tc>
+        <w:tc>
+          <w:tcPr>
+            <w:tcW w:type="dxa" w:w="3300"/>
+            <w:shd w:fill="F5F2EE" w:color="auto" w:val="clear"/>
+            <w:tcMar>
+              <w:top w:type="dxa" w:w="90"/>
+              <w:left w:type="dxa" w:w="110"/>
+              <w:bottom w:type="dxa" w:w="90"/>
+              <w:right w:type="dxa" w:w="110"/>
+            </w:tcMar>
+            <w:vAlign w:val="center"/>
+          </w:tcPr>
+          <w:p>
+            <w:pPr>
+              <w:spacing w:after="0"/>
+            </w:pPr>
+            <w:r>
+              <w:rPr>
+                <w:rFonts w:ascii="Calibri" w:cs="Calibri" w:eastAsia="Calibri" w:hAnsi="Calibri"/>
+                <w:i/>
+                <w:iCs/>
+                <w:color w:val="1A1A1A"/>
+                <w:sz w:val="16"/>
+                <w:szCs w:val="16"/>
+              </w:rPr>
+              <w:t xml:space="preserve">Amanita phalloides</w:t>
             </w:r>
           </w:p>
         </w:tc>
@@ -8787,7 +10802,7 @@
           <w:sz w:val="19"/>
           <w:szCs w:val="19"/>
         </w:rPr>
-        <w:t xml:space="preserve">24 species</w:t>
+        <w:t xml:space="preserve">33 species</w:t>
       </w:r>
     </w:p>
     <w:p>
@@ -9108,7 +11123,7 @@
                 <w:sz w:val="19"/>
                 <w:szCs w:val="19"/>
               </w:rPr>
-              <w:t xml:space="preserve">Agaricus xanthodermus</w:t>
+              <w:t xml:space="preserve">Agaricus bisporus</w:t>
             </w:r>
           </w:p>
           <w:p>
@@ -9122,7 +11137,7 @@
                 <w:sz w:val="16"/>
                 <w:szCs w:val="16"/>
               </w:rPr>
-              <w:t xml:space="preserve">Yellow Stainer</w:t>
+              <w:t xml:space="preserve">Commercial Button Mushroom</w:t>
             </w:r>
           </w:p>
         </w:tc>
@@ -9150,7 +11165,7 @@
                 <w:sz w:val="17"/>
                 <w:szCs w:val="17"/>
               </w:rPr>
-              <w:t xml:space="preserve">TOXIC</w:t>
+              <w:t xml:space="preserve">NONE_RECORDED</w:t>
             </w:r>
           </w:p>
         </w:tc>
@@ -9307,7 +11322,7 @@
                 <w:sz w:val="19"/>
                 <w:szCs w:val="19"/>
               </w:rPr>
-              <w:t xml:space="preserve">Auricularia auricula-judae</w:t>
+              <w:t xml:space="preserve">Agaricus bitorquis</w:t>
             </w:r>
           </w:p>
           <w:p>
@@ -9321,7 +11336,7 @@
                 <w:sz w:val="16"/>
                 <w:szCs w:val="16"/>
               </w:rPr>
-              <w:t xml:space="preserve">Jelly Ear, Wood Ear</w:t>
+              <w:t xml:space="preserve">Pavement Mushroom</w:t>
             </w:r>
           </w:p>
         </w:tc>
@@ -9511,7 +11526,7 @@
                 <w:sz w:val="19"/>
                 <w:szCs w:val="19"/>
               </w:rPr>
-              <w:t xml:space="preserve">Boletus edulis</w:t>
+              <w:t xml:space="preserve">Agaricus moelleri</w:t>
             </w:r>
           </w:p>
           <w:p>
@@ -9525,7 +11540,7 @@
                 <w:sz w:val="16"/>
                 <w:szCs w:val="16"/>
               </w:rPr>
-              <w:t xml:space="preserve">Penny Bun, Cep, Porcini</w:t>
+              <w:t xml:space="preserve">Inky Mushroom</w:t>
             </w:r>
           </w:p>
         </w:tc>
@@ -9553,7 +11568,7 @@
                 <w:sz w:val="17"/>
                 <w:szCs w:val="17"/>
               </w:rPr>
-              <w:t xml:space="preserve">NONE_RECORDED</w:t>
+              <w:t xml:space="preserve">TOXIC</w:t>
             </w:r>
           </w:p>
         </w:tc>
@@ -9710,7 +11725,7 @@
                 <w:sz w:val="19"/>
                 <w:szCs w:val="19"/>
               </w:rPr>
-              <w:t xml:space="preserve">Calvatia gigantea</w:t>
+              <w:t xml:space="preserve">Agaricus xanthodermus</w:t>
             </w:r>
           </w:p>
           <w:p>
@@ -9724,7 +11739,7 @@
                 <w:sz w:val="16"/>
                 <w:szCs w:val="16"/>
               </w:rPr>
-              <w:t xml:space="preserve">Giant Puffball</w:t>
+              <w:t xml:space="preserve">Yellow Stainer</w:t>
             </w:r>
           </w:p>
         </w:tc>
@@ -9753,7 +11768,7 @@
                 <w:sz w:val="17"/>
                 <w:szCs w:val="17"/>
               </w:rPr>
-              <w:t xml:space="preserve">NONE_RECORDED</w:t>
+              <w:t xml:space="preserve">TOXIC</w:t>
             </w:r>
           </w:p>
         </w:tc>
@@ -9914,7 +11929,7 @@
                 <w:sz w:val="19"/>
                 <w:szCs w:val="19"/>
               </w:rPr>
-              <w:t xml:space="preserve">Coprinopsis atramentaria</w:t>
+              <w:t xml:space="preserve">Auricularia auricula-judae</w:t>
             </w:r>
           </w:p>
           <w:p>
@@ -9928,7 +11943,7 @@
                 <w:sz w:val="16"/>
                 <w:szCs w:val="16"/>
               </w:rPr>
-              <w:t xml:space="preserve">Common Inkcap</w:t>
+              <w:t xml:space="preserve">Jelly Ear, Wood Ear</w:t>
             </w:r>
           </w:p>
         </w:tc>
@@ -9956,7 +11971,7 @@
                 <w:sz w:val="17"/>
                 <w:szCs w:val="17"/>
               </w:rPr>
-              <w:t xml:space="preserve">TOXIC</w:t>
+              <w:t xml:space="preserve">NONE_RECORDED</w:t>
             </w:r>
           </w:p>
         </w:tc>
@@ -10113,7 +12128,7 @@
                 <w:sz w:val="19"/>
                 <w:szCs w:val="19"/>
               </w:rPr>
-              <w:t xml:space="preserve">Coprinus comatus</w:t>
+              <w:t xml:space="preserve">Boletus edulis</w:t>
             </w:r>
           </w:p>
           <w:p>
@@ -10127,7 +12142,7 @@
                 <w:sz w:val="16"/>
                 <w:szCs w:val="16"/>
               </w:rPr>
-              <w:t xml:space="preserve">Shaggy Inkcap, Lawyer's Wig</w:t>
+              <w:t xml:space="preserve">Cep, Penny Bun</w:t>
             </w:r>
           </w:p>
         </w:tc>
@@ -10317,7 +12332,7 @@
                 <w:sz w:val="19"/>
                 <w:szCs w:val="19"/>
               </w:rPr>
-              <w:t xml:space="preserve">Craterellus cornucopioides</w:t>
+              <w:t xml:space="preserve">Calvatia gigantea</w:t>
             </w:r>
           </w:p>
           <w:p>
@@ -10331,7 +12346,7 @@
                 <w:sz w:val="16"/>
                 <w:szCs w:val="16"/>
               </w:rPr>
-              <w:t xml:space="preserve">Horn of Plenty, Black Trumpet</w:t>
+              <w:t xml:space="preserve">Giant Puffball</w:t>
             </w:r>
           </w:p>
         </w:tc>
@@ -10516,7 +12531,7 @@
                 <w:sz w:val="19"/>
                 <w:szCs w:val="19"/>
               </w:rPr>
-              <w:t xml:space="preserve">Crepidotus mollis</w:t>
+              <w:t xml:space="preserve">Cantharellus tubaeformis</w:t>
             </w:r>
           </w:p>
           <w:p>
@@ -10530,7 +12545,7 @@
                 <w:sz w:val="16"/>
                 <w:szCs w:val="16"/>
               </w:rPr>
-              <w:t xml:space="preserve">Peeling Oysterling</w:t>
+              <w:t xml:space="preserve">Trumpet Chanterelle</w:t>
             </w:r>
           </w:p>
         </w:tc>
@@ -10720,7 +12735,7 @@
                 <w:sz w:val="19"/>
                 <w:szCs w:val="19"/>
               </w:rPr>
-              <w:t xml:space="preserve">Fistulina hepatica</w:t>
+              <w:t xml:space="preserve">Coprinopsis atramentaria</w:t>
             </w:r>
           </w:p>
           <w:p>
@@ -10734,7 +12749,7 @@
                 <w:sz w:val="16"/>
                 <w:szCs w:val="16"/>
               </w:rPr>
-              <w:t xml:space="preserve">Beefsteak Fungus</w:t>
+              <w:t xml:space="preserve">Common Inkcap</w:t>
             </w:r>
           </w:p>
         </w:tc>
@@ -10762,7 +12777,7 @@
                 <w:sz w:val="17"/>
                 <w:szCs w:val="17"/>
               </w:rPr>
-              <w:t xml:space="preserve">NONE_RECORDED</w:t>
+              <w:t xml:space="preserve">TOXIC</w:t>
             </w:r>
           </w:p>
         </w:tc>
@@ -10919,7 +12934,7 @@
                 <w:sz w:val="19"/>
                 <w:szCs w:val="19"/>
               </w:rPr>
-              <w:t xml:space="preserve">Hydnum repandum</w:t>
+              <w:t xml:space="preserve">Coprinopsis picacea</w:t>
             </w:r>
           </w:p>
           <w:p>
@@ -10933,7 +12948,7 @@
                 <w:sz w:val="16"/>
                 <w:szCs w:val="16"/>
               </w:rPr>
-              <w:t xml:space="preserve">Hedgehog Fungus, Wood Hedgehog</w:t>
+              <w:t xml:space="preserve">Magpie Inkcap</w:t>
             </w:r>
           </w:p>
         </w:tc>
@@ -10962,7 +12977,7 @@
                 <w:sz w:val="17"/>
                 <w:szCs w:val="17"/>
               </w:rPr>
-              <w:t xml:space="preserve">NONE_RECORDED</w:t>
+              <w:t xml:space="preserve">TOXIC</w:t>
             </w:r>
           </w:p>
         </w:tc>
@@ -11123,7 +13138,7 @@
                 <w:sz w:val="19"/>
                 <w:szCs w:val="19"/>
               </w:rPr>
-              <w:t xml:space="preserve">Hygrophoropsis aurantiaca</w:t>
+              <w:t xml:space="preserve">Coprinus comatus</w:t>
             </w:r>
           </w:p>
           <w:p>
@@ -11137,7 +13152,7 @@
                 <w:sz w:val="16"/>
                 <w:szCs w:val="16"/>
               </w:rPr>
-              <w:t xml:space="preserve">False Chanterelle</w:t>
+              <w:t xml:space="preserve">Shaggy Inkcap, Lawyer's Wig</w:t>
             </w:r>
           </w:p>
         </w:tc>
@@ -11165,7 +13180,7 @@
                 <w:sz w:val="17"/>
                 <w:szCs w:val="17"/>
               </w:rPr>
-              <w:t xml:space="preserve">TOXIC</w:t>
+              <w:t xml:space="preserve">NONE_RECORDED</w:t>
             </w:r>
           </w:p>
         </w:tc>
@@ -11322,7 +13337,7 @@
                 <w:sz w:val="19"/>
                 <w:szCs w:val="19"/>
               </w:rPr>
-              <w:t xml:space="preserve">Lactarius torminosus</w:t>
+              <w:t xml:space="preserve">Craterellus cornucopioides</w:t>
             </w:r>
           </w:p>
           <w:p>
@@ -11336,7 +13351,7 @@
                 <w:sz w:val="16"/>
                 <w:szCs w:val="16"/>
               </w:rPr>
-              <w:t xml:space="preserve">Woolly Milkcap</w:t>
+              <w:t xml:space="preserve">Horn of Plenty, Black Trumpet</w:t>
             </w:r>
           </w:p>
         </w:tc>
@@ -11365,7 +13380,7 @@
                 <w:sz w:val="17"/>
                 <w:szCs w:val="17"/>
               </w:rPr>
-              <w:t xml:space="preserve">TOXIC</w:t>
+              <w:t xml:space="preserve">NONE_RECORDED</w:t>
             </w:r>
           </w:p>
         </w:tc>
@@ -11526,7 +13541,7 @@
                 <w:sz w:val="19"/>
                 <w:szCs w:val="19"/>
               </w:rPr>
-              <w:t xml:space="preserve">Laetiporus sulphureus</w:t>
+              <w:t xml:space="preserve">Crepidotus mollis</w:t>
             </w:r>
           </w:p>
           <w:p>
@@ -11540,7 +13555,7 @@
                 <w:sz w:val="16"/>
                 <w:szCs w:val="16"/>
               </w:rPr>
-              <w:t xml:space="preserve">Chicken of the Woods</w:t>
+              <w:t xml:space="preserve">Peeling Oysterling</w:t>
             </w:r>
           </w:p>
         </w:tc>
@@ -11568,7 +13583,7 @@
                 <w:sz w:val="17"/>
                 <w:szCs w:val="17"/>
               </w:rPr>
-              <w:t xml:space="preserve">TOXIC</w:t>
+              <w:t xml:space="preserve">NONE_RECORDED</w:t>
             </w:r>
           </w:p>
         </w:tc>
@@ -11725,7 +13740,7 @@
                 <w:sz w:val="19"/>
                 <w:szCs w:val="19"/>
               </w:rPr>
-              <w:t xml:space="preserve">Leccinum scabrum</w:t>
+              <w:t xml:space="preserve">Fistulina hepatica</w:t>
             </w:r>
           </w:p>
           <w:p>
@@ -11739,7 +13754,7 @@
                 <w:sz w:val="16"/>
                 <w:szCs w:val="16"/>
               </w:rPr>
-              <w:t xml:space="preserve">Brown Birch Bolete</w:t>
+              <w:t xml:space="preserve">Beefsteak Fungus</w:t>
             </w:r>
           </w:p>
         </w:tc>
@@ -11929,7 +13944,7 @@
                 <w:sz w:val="19"/>
                 <w:szCs w:val="19"/>
               </w:rPr>
-              <w:t xml:space="preserve">Lepista nuda</w:t>
+              <w:t xml:space="preserve">Hebeloma crustuliniforme</w:t>
             </w:r>
           </w:p>
           <w:p>
@@ -11943,7 +13958,7 @@
                 <w:sz w:val="16"/>
                 <w:szCs w:val="16"/>
               </w:rPr>
-              <w:t xml:space="preserve">Wood Blewit</w:t>
+              <w:t xml:space="preserve">Poisonpie</w:t>
             </w:r>
           </w:p>
         </w:tc>
@@ -12128,7 +14143,7 @@
                 <w:sz w:val="19"/>
                 <w:szCs w:val="19"/>
               </w:rPr>
-              <w:t xml:space="preserve">Omphalotus olearius</w:t>
+              <w:t xml:space="preserve">Hydnum repandum</w:t>
             </w:r>
           </w:p>
           <w:p>
@@ -12142,7 +14157,7 @@
                 <w:sz w:val="16"/>
                 <w:szCs w:val="16"/>
               </w:rPr>
-              <w:t xml:space="preserve">Jack-o'-Lantern</w:t>
+              <w:t xml:space="preserve">Wood Hedgehog</w:t>
             </w:r>
           </w:p>
         </w:tc>
@@ -12171,7 +14186,7 @@
                 <w:sz w:val="17"/>
                 <w:szCs w:val="17"/>
               </w:rPr>
-              <w:t xml:space="preserve">TOXIC</w:t>
+              <w:t xml:space="preserve">NONE_RECORDED</w:t>
             </w:r>
           </w:p>
         </w:tc>
@@ -12332,7 +14347,7 @@
                 <w:sz w:val="19"/>
                 <w:szCs w:val="19"/>
               </w:rPr>
-              <w:t xml:space="preserve">Pleurotus ostreatus</w:t>
+              <w:t xml:space="preserve">Hygrophoropsis aurantiaca</w:t>
             </w:r>
           </w:p>
           <w:p>
@@ -12346,7 +14361,7 @@
                 <w:sz w:val="16"/>
                 <w:szCs w:val="16"/>
               </w:rPr>
-              <w:t xml:space="preserve">Oyster Mushroom</w:t>
+              <w:t xml:space="preserve">False Chanterelle</w:t>
             </w:r>
           </w:p>
         </w:tc>
@@ -12374,7 +14389,7 @@
                 <w:sz w:val="17"/>
                 <w:szCs w:val="17"/>
               </w:rPr>
-              <w:t xml:space="preserve">NONE_RECORDED</w:t>
+              <w:t xml:space="preserve">TOXIC</w:t>
             </w:r>
           </w:p>
         </w:tc>
@@ -12531,7 +14546,7 @@
                 <w:sz w:val="19"/>
                 <w:szCs w:val="19"/>
               </w:rPr>
-              <w:t xml:space="preserve">Russula emetica</w:t>
+              <w:t xml:space="preserve">Lactarius torminosus</w:t>
             </w:r>
           </w:p>
           <w:p>
@@ -12545,7 +14560,7 @@
                 <w:sz w:val="16"/>
                 <w:szCs w:val="16"/>
               </w:rPr>
-              <w:t xml:space="preserve">The Sickener</w:t>
+              <w:t xml:space="preserve">Woolly Milkcap</w:t>
             </w:r>
           </w:p>
         </w:tc>
@@ -12735,7 +14750,7 @@
                 <w:sz w:val="19"/>
                 <w:szCs w:val="19"/>
               </w:rPr>
-              <w:t xml:space="preserve">Russula ochroleuca</w:t>
+              <w:t xml:space="preserve">Laetiporus sulphureus</w:t>
             </w:r>
           </w:p>
           <w:p>
@@ -12749,7 +14764,7 @@
                 <w:sz w:val="16"/>
                 <w:szCs w:val="16"/>
               </w:rPr>
-              <w:t xml:space="preserve">Ochre Brittlegill</w:t>
+              <w:t xml:space="preserve">Chicken of the Woods</w:t>
             </w:r>
           </w:p>
         </w:tc>
@@ -12777,7 +14792,7 @@
                 <w:sz w:val="17"/>
                 <w:szCs w:val="17"/>
               </w:rPr>
-              <w:t xml:space="preserve">NONE_RECORDED</w:t>
+              <w:t xml:space="preserve">TOXIC</w:t>
             </w:r>
           </w:p>
         </w:tc>
@@ -12934,7 +14949,7 @@
                 <w:sz w:val="19"/>
                 <w:szCs w:val="19"/>
               </w:rPr>
-              <w:t xml:space="preserve">Scleroderma citrinum</w:t>
+              <w:t xml:space="preserve">Leccinum scabrum</w:t>
             </w:r>
           </w:p>
           <w:p>
@@ -12948,7 +14963,7 @@
                 <w:sz w:val="16"/>
                 <w:szCs w:val="16"/>
               </w:rPr>
-              <w:t xml:space="preserve">Common Earthball</w:t>
+              <w:t xml:space="preserve">Birch Bolete</w:t>
             </w:r>
           </w:p>
         </w:tc>
@@ -12977,7 +14992,7 @@
                 <w:sz w:val="17"/>
                 <w:szCs w:val="17"/>
               </w:rPr>
-              <w:t xml:space="preserve">TOXIC</w:t>
+              <w:t xml:space="preserve">NONE_RECORDED</w:t>
             </w:r>
           </w:p>
         </w:tc>
@@ -13138,7 +15153,7 @@
                 <w:sz w:val="19"/>
                 <w:szCs w:val="19"/>
               </w:rPr>
-              <w:t xml:space="preserve">Sparassis crispa</w:t>
+              <w:t xml:space="preserve">Lepista nuda</w:t>
             </w:r>
           </w:p>
           <w:p>
@@ -13152,7 +15167,7 @@
                 <w:sz w:val="16"/>
                 <w:szCs w:val="16"/>
               </w:rPr>
-              <w:t xml:space="preserve">Wood Cauliflower</w:t>
+              <w:t xml:space="preserve">Wood Blewit</w:t>
             </w:r>
           </w:p>
         </w:tc>
@@ -13180,7 +15195,7 @@
                 <w:sz w:val="17"/>
                 <w:szCs w:val="17"/>
               </w:rPr>
-              <w:t xml:space="preserve">NONE_RECORDED</w:t>
+              <w:t xml:space="preserve">TOXIC</w:t>
             </w:r>
           </w:p>
         </w:tc>
@@ -13337,7 +15352,7 @@
                 <w:sz w:val="19"/>
                 <w:szCs w:val="19"/>
               </w:rPr>
-              <w:t xml:space="preserve">Suillus granulatus</w:t>
+              <w:t xml:space="preserve">Lepista saeva</w:t>
             </w:r>
           </w:p>
           <w:p>
@@ -13351,7 +15366,7 @@
                 <w:sz w:val="16"/>
                 <w:szCs w:val="16"/>
               </w:rPr>
-              <w:t xml:space="preserve">Weeping Bolete</w:t>
+              <w:t xml:space="preserve">Field Blewit</w:t>
             </w:r>
           </w:p>
         </w:tc>
@@ -13380,7 +15395,7 @@
                 <w:sz w:val="17"/>
                 <w:szCs w:val="17"/>
               </w:rPr>
-              <w:t xml:space="preserve">NONE_RECORDED</w:t>
+              <w:t xml:space="preserve">TOXIC</w:t>
             </w:r>
           </w:p>
         </w:tc>
@@ -13541,7 +15556,7 @@
                 <w:sz w:val="19"/>
                 <w:szCs w:val="19"/>
               </w:rPr>
-              <w:t xml:space="preserve">Suillus luteus</w:t>
+              <w:t xml:space="preserve">Omphalotus illudens</w:t>
             </w:r>
           </w:p>
           <w:p>
@@ -13555,7 +15570,7 @@
                 <w:sz w:val="16"/>
                 <w:szCs w:val="16"/>
               </w:rPr>
-              <w:t xml:space="preserve">Slippery Jack</w:t>
+              <w:t xml:space="preserve">Jack o' Lantern</w:t>
             </w:r>
           </w:p>
         </w:tc>
@@ -13583,7 +15598,7 @@
                 <w:sz w:val="17"/>
                 <w:szCs w:val="17"/>
               </w:rPr>
-              <w:t xml:space="preserve">NONE_RECORDED</w:t>
+              <w:t xml:space="preserve">TOXIC</w:t>
             </w:r>
           </w:p>
         </w:tc>
@@ -13740,7 +15755,7 @@
                 <w:sz w:val="19"/>
                 <w:szCs w:val="19"/>
               </w:rPr>
-              <w:t xml:space="preserve">Tylopilus felleus</w:t>
+              <w:t xml:space="preserve">Pleurotus ostreatus</w:t>
             </w:r>
           </w:p>
           <w:p>
@@ -13754,7 +15769,7 @@
                 <w:sz w:val="16"/>
                 <w:szCs w:val="16"/>
               </w:rPr>
-              <w:t xml:space="preserve">Bitter Bolete</w:t>
+              <w:t xml:space="preserve">Oyster Mushroom</w:t>
             </w:r>
           </w:p>
         </w:tc>
@@ -13895,6 +15910,1816 @@
           <w:tcPr>
             <w:tcW w:type="dxa" w:w="4128"/>
             <w:shd w:fill="F5F2EE" w:color="auto" w:val="clear"/>
+            <w:tcMar>
+              <w:top w:type="dxa" w:w="90"/>
+              <w:left w:type="dxa" w:w="110"/>
+              <w:bottom w:type="dxa" w:w="90"/>
+              <w:right w:type="dxa" w:w="110"/>
+            </w:tcMar>
+            <w:vAlign w:val="center"/>
+          </w:tcPr>
+          <w:p>
+            <w:pPr>
+              <w:spacing w:after="0"/>
+            </w:pPr>
+            <w:r>
+              <w:rPr>
+                <w:sz w:val="20"/>
+                <w:szCs w:val="20"/>
+              </w:rPr>
+              <w:t xml:space="preserve"/>
+            </w:r>
+          </w:p>
+        </w:tc>
+      </w:tr>
+      <w:tr>
+        <w:tc>
+          <w:tcPr>
+            <w:tcW w:type="dxa" w:w="3050"/>
+            <w:tcMar>
+              <w:top w:type="dxa" w:w="90"/>
+              <w:left w:type="dxa" w:w="110"/>
+              <w:bottom w:type="dxa" w:w="90"/>
+              <w:right w:type="dxa" w:w="110"/>
+            </w:tcMar>
+            <w:vAlign w:val="center"/>
+          </w:tcPr>
+          <w:p>
+            <w:pPr>
+              <w:spacing w:after="30"/>
+            </w:pPr>
+            <w:r>
+              <w:rPr>
+                <w:rFonts w:ascii="Calibri" w:cs="Calibri" w:eastAsia="Calibri" w:hAnsi="Calibri"/>
+                <w:b/>
+                <w:bCs/>
+                <w:i/>
+                <w:iCs/>
+                <w:color w:val="1A1A1A"/>
+                <w:sz w:val="19"/>
+                <w:szCs w:val="19"/>
+              </w:rPr>
+              <w:t xml:space="preserve">Russula emetica</w:t>
+            </w:r>
+          </w:p>
+          <w:p>
+            <w:pPr>
+              <w:spacing w:after="0"/>
+            </w:pPr>
+            <w:r>
+              <w:rPr>
+                <w:rFonts w:ascii="Calibri" w:cs="Calibri" w:eastAsia="Calibri" w:hAnsi="Calibri"/>
+                <w:color w:val="595959"/>
+                <w:sz w:val="16"/>
+                <w:szCs w:val="16"/>
+              </w:rPr>
+              <w:t xml:space="preserve">Sickener</w:t>
+            </w:r>
+          </w:p>
+        </w:tc>
+        <w:tc>
+          <w:tcPr>
+            <w:tcW w:type="dxa" w:w="1050"/>
+            <w:tcMar>
+              <w:top w:type="dxa" w:w="90"/>
+              <w:left w:type="dxa" w:w="110"/>
+              <w:bottom w:type="dxa" w:w="90"/>
+              <w:right w:type="dxa" w:w="110"/>
+            </w:tcMar>
+            <w:vAlign w:val="center"/>
+          </w:tcPr>
+          <w:p>
+            <w:pPr>
+              <w:spacing w:after="0"/>
+            </w:pPr>
+            <w:r>
+              <w:rPr>
+                <w:rFonts w:ascii="Calibri" w:cs="Calibri" w:eastAsia="Calibri" w:hAnsi="Calibri"/>
+                <w:b w:val="false"/>
+                <w:bCs w:val="false"/>
+                <w:color w:val="595959"/>
+                <w:sz w:val="17"/>
+                <w:szCs w:val="17"/>
+              </w:rPr>
+              <w:t xml:space="preserve">TOXIC</w:t>
+            </w:r>
+          </w:p>
+        </w:tc>
+        <w:tc>
+          <w:tcPr>
+            <w:tcW w:type="dxa" w:w="3300"/>
+            <w:tcMar>
+              <w:top w:type="dxa" w:w="90"/>
+              <w:left w:type="dxa" w:w="110"/>
+              <w:bottom w:type="dxa" w:w="90"/>
+              <w:right w:type="dxa" w:w="110"/>
+            </w:tcMar>
+            <w:vAlign w:val="center"/>
+          </w:tcPr>
+          <w:p>
+            <w:pPr>
+              <w:spacing w:after="0"/>
+            </w:pPr>
+            <w:r>
+              <w:rPr>
+                <w:rFonts w:ascii="Calibri" w:cs="Calibri" w:eastAsia="Calibri" w:hAnsi="Calibri"/>
+                <w:i w:val="false"/>
+                <w:iCs w:val="false"/>
+                <w:color w:val="595959"/>
+                <w:sz w:val="16"/>
+                <w:szCs w:val="16"/>
+              </w:rPr>
+              <w:t xml:space="preserve">—</w:t>
+            </w:r>
+          </w:p>
+        </w:tc>
+        <w:tc>
+          <w:tcPr>
+            <w:tcW w:type="dxa" w:w="950"/>
+            <w:tcMar>
+              <w:top w:type="dxa" w:w="90"/>
+              <w:left w:type="dxa" w:w="110"/>
+              <w:bottom w:type="dxa" w:w="90"/>
+              <w:right w:type="dxa" w:w="110"/>
+            </w:tcMar>
+            <w:vAlign w:val="center"/>
+          </w:tcPr>
+          <w:p>
+            <w:pPr>
+              <w:spacing w:after="0"/>
+            </w:pPr>
+            <w:r>
+              <w:rPr>
+                <w:sz w:val="20"/>
+                <w:szCs w:val="20"/>
+              </w:rPr>
+              <w:t xml:space="preserve"/>
+            </w:r>
+          </w:p>
+        </w:tc>
+        <w:tc>
+          <w:tcPr>
+            <w:tcW w:type="dxa" w:w="1050"/>
+            <w:tcMar>
+              <w:top w:type="dxa" w:w="90"/>
+              <w:left w:type="dxa" w:w="110"/>
+              <w:bottom w:type="dxa" w:w="90"/>
+              <w:right w:type="dxa" w:w="110"/>
+            </w:tcMar>
+            <w:vAlign w:val="center"/>
+          </w:tcPr>
+          <w:p>
+            <w:pPr>
+              <w:spacing w:after="0"/>
+            </w:pPr>
+            <w:r>
+              <w:rPr>
+                <w:sz w:val="20"/>
+                <w:szCs w:val="20"/>
+              </w:rPr>
+              <w:t xml:space="preserve"/>
+            </w:r>
+          </w:p>
+        </w:tc>
+        <w:tc>
+          <w:tcPr>
+            <w:tcW w:type="dxa" w:w="1150"/>
+            <w:tcMar>
+              <w:top w:type="dxa" w:w="90"/>
+              <w:left w:type="dxa" w:w="110"/>
+              <w:bottom w:type="dxa" w:w="90"/>
+              <w:right w:type="dxa" w:w="110"/>
+            </w:tcMar>
+            <w:vAlign w:val="center"/>
+          </w:tcPr>
+          <w:p>
+            <w:pPr>
+              <w:spacing w:after="0"/>
+            </w:pPr>
+            <w:r>
+              <w:rPr>
+                <w:sz w:val="20"/>
+                <w:szCs w:val="20"/>
+              </w:rPr>
+              <w:t xml:space="preserve"/>
+            </w:r>
+          </w:p>
+        </w:tc>
+        <w:tc>
+          <w:tcPr>
+            <w:tcW w:type="dxa" w:w="4128"/>
+            <w:tcMar>
+              <w:top w:type="dxa" w:w="90"/>
+              <w:left w:type="dxa" w:w="110"/>
+              <w:bottom w:type="dxa" w:w="90"/>
+              <w:right w:type="dxa" w:w="110"/>
+            </w:tcMar>
+            <w:vAlign w:val="center"/>
+          </w:tcPr>
+          <w:p>
+            <w:pPr>
+              <w:spacing w:after="0"/>
+            </w:pPr>
+            <w:r>
+              <w:rPr>
+                <w:sz w:val="20"/>
+                <w:szCs w:val="20"/>
+              </w:rPr>
+              <w:t xml:space="preserve"/>
+            </w:r>
+          </w:p>
+        </w:tc>
+      </w:tr>
+      <w:tr>
+        <w:tc>
+          <w:tcPr>
+            <w:tcW w:type="dxa" w:w="3050"/>
+            <w:shd w:fill="F5F2EE" w:color="auto" w:val="clear"/>
+            <w:tcMar>
+              <w:top w:type="dxa" w:w="90"/>
+              <w:left w:type="dxa" w:w="110"/>
+              <w:bottom w:type="dxa" w:w="90"/>
+              <w:right w:type="dxa" w:w="110"/>
+            </w:tcMar>
+            <w:vAlign w:val="center"/>
+          </w:tcPr>
+          <w:p>
+            <w:pPr>
+              <w:spacing w:after="30"/>
+            </w:pPr>
+            <w:r>
+              <w:rPr>
+                <w:rFonts w:ascii="Calibri" w:cs="Calibri" w:eastAsia="Calibri" w:hAnsi="Calibri"/>
+                <w:b/>
+                <w:bCs/>
+                <w:i/>
+                <w:iCs/>
+                <w:color w:val="1A1A1A"/>
+                <w:sz w:val="19"/>
+                <w:szCs w:val="19"/>
+              </w:rPr>
+              <w:t xml:space="preserve">Russula nobilis</w:t>
+            </w:r>
+          </w:p>
+          <w:p>
+            <w:pPr>
+              <w:spacing w:after="0"/>
+            </w:pPr>
+            <w:r>
+              <w:rPr>
+                <w:rFonts w:ascii="Calibri" w:cs="Calibri" w:eastAsia="Calibri" w:hAnsi="Calibri"/>
+                <w:color w:val="595959"/>
+                <w:sz w:val="16"/>
+                <w:szCs w:val="16"/>
+              </w:rPr>
+              <w:t xml:space="preserve">Beechwood Sickener</w:t>
+            </w:r>
+          </w:p>
+        </w:tc>
+        <w:tc>
+          <w:tcPr>
+            <w:tcW w:type="dxa" w:w="1050"/>
+            <w:shd w:fill="F5F2EE" w:color="auto" w:val="clear"/>
+            <w:tcMar>
+              <w:top w:type="dxa" w:w="90"/>
+              <w:left w:type="dxa" w:w="110"/>
+              <w:bottom w:type="dxa" w:w="90"/>
+              <w:right w:type="dxa" w:w="110"/>
+            </w:tcMar>
+            <w:vAlign w:val="center"/>
+          </w:tcPr>
+          <w:p>
+            <w:pPr>
+              <w:spacing w:after="0"/>
+            </w:pPr>
+            <w:r>
+              <w:rPr>
+                <w:rFonts w:ascii="Calibri" w:cs="Calibri" w:eastAsia="Calibri" w:hAnsi="Calibri"/>
+                <w:b w:val="false"/>
+                <w:bCs w:val="false"/>
+                <w:color w:val="595959"/>
+                <w:sz w:val="17"/>
+                <w:szCs w:val="17"/>
+              </w:rPr>
+              <w:t xml:space="preserve">TOXIC</w:t>
+            </w:r>
+          </w:p>
+        </w:tc>
+        <w:tc>
+          <w:tcPr>
+            <w:tcW w:type="dxa" w:w="3300"/>
+            <w:shd w:fill="F5F2EE" w:color="auto" w:val="clear"/>
+            <w:tcMar>
+              <w:top w:type="dxa" w:w="90"/>
+              <w:left w:type="dxa" w:w="110"/>
+              <w:bottom w:type="dxa" w:w="90"/>
+              <w:right w:type="dxa" w:w="110"/>
+            </w:tcMar>
+            <w:vAlign w:val="center"/>
+          </w:tcPr>
+          <w:p>
+            <w:pPr>
+              <w:spacing w:after="0"/>
+            </w:pPr>
+            <w:r>
+              <w:rPr>
+                <w:rFonts w:ascii="Calibri" w:cs="Calibri" w:eastAsia="Calibri" w:hAnsi="Calibri"/>
+                <w:i w:val="false"/>
+                <w:iCs w:val="false"/>
+                <w:color w:val="595959"/>
+                <w:sz w:val="16"/>
+                <w:szCs w:val="16"/>
+              </w:rPr>
+              <w:t xml:space="preserve">—</w:t>
+            </w:r>
+          </w:p>
+        </w:tc>
+        <w:tc>
+          <w:tcPr>
+            <w:tcW w:type="dxa" w:w="950"/>
+            <w:shd w:fill="F5F2EE" w:color="auto" w:val="clear"/>
+            <w:tcMar>
+              <w:top w:type="dxa" w:w="90"/>
+              <w:left w:type="dxa" w:w="110"/>
+              <w:bottom w:type="dxa" w:w="90"/>
+              <w:right w:type="dxa" w:w="110"/>
+            </w:tcMar>
+            <w:vAlign w:val="center"/>
+          </w:tcPr>
+          <w:p>
+            <w:pPr>
+              <w:spacing w:after="0"/>
+            </w:pPr>
+            <w:r>
+              <w:rPr>
+                <w:sz w:val="20"/>
+                <w:szCs w:val="20"/>
+              </w:rPr>
+              <w:t xml:space="preserve"/>
+            </w:r>
+          </w:p>
+        </w:tc>
+        <w:tc>
+          <w:tcPr>
+            <w:tcW w:type="dxa" w:w="1050"/>
+            <w:shd w:fill="F5F2EE" w:color="auto" w:val="clear"/>
+            <w:tcMar>
+              <w:top w:type="dxa" w:w="90"/>
+              <w:left w:type="dxa" w:w="110"/>
+              <w:bottom w:type="dxa" w:w="90"/>
+              <w:right w:type="dxa" w:w="110"/>
+            </w:tcMar>
+            <w:vAlign w:val="center"/>
+          </w:tcPr>
+          <w:p>
+            <w:pPr>
+              <w:spacing w:after="0"/>
+            </w:pPr>
+            <w:r>
+              <w:rPr>
+                <w:sz w:val="20"/>
+                <w:szCs w:val="20"/>
+              </w:rPr>
+              <w:t xml:space="preserve"/>
+            </w:r>
+          </w:p>
+        </w:tc>
+        <w:tc>
+          <w:tcPr>
+            <w:tcW w:type="dxa" w:w="1150"/>
+            <w:shd w:fill="F5F2EE" w:color="auto" w:val="clear"/>
+            <w:tcMar>
+              <w:top w:type="dxa" w:w="90"/>
+              <w:left w:type="dxa" w:w="110"/>
+              <w:bottom w:type="dxa" w:w="90"/>
+              <w:right w:type="dxa" w:w="110"/>
+            </w:tcMar>
+            <w:vAlign w:val="center"/>
+          </w:tcPr>
+          <w:p>
+            <w:pPr>
+              <w:spacing w:after="0"/>
+            </w:pPr>
+            <w:r>
+              <w:rPr>
+                <w:sz w:val="20"/>
+                <w:szCs w:val="20"/>
+              </w:rPr>
+              <w:t xml:space="preserve"/>
+            </w:r>
+          </w:p>
+        </w:tc>
+        <w:tc>
+          <w:tcPr>
+            <w:tcW w:type="dxa" w:w="4128"/>
+            <w:shd w:fill="F5F2EE" w:color="auto" w:val="clear"/>
+            <w:tcMar>
+              <w:top w:type="dxa" w:w="90"/>
+              <w:left w:type="dxa" w:w="110"/>
+              <w:bottom w:type="dxa" w:w="90"/>
+              <w:right w:type="dxa" w:w="110"/>
+            </w:tcMar>
+            <w:vAlign w:val="center"/>
+          </w:tcPr>
+          <w:p>
+            <w:pPr>
+              <w:spacing w:after="0"/>
+            </w:pPr>
+            <w:r>
+              <w:rPr>
+                <w:sz w:val="20"/>
+                <w:szCs w:val="20"/>
+              </w:rPr>
+              <w:t xml:space="preserve"/>
+            </w:r>
+          </w:p>
+        </w:tc>
+      </w:tr>
+      <w:tr>
+        <w:tc>
+          <w:tcPr>
+            <w:tcW w:type="dxa" w:w="3050"/>
+            <w:tcMar>
+              <w:top w:type="dxa" w:w="90"/>
+              <w:left w:type="dxa" w:w="110"/>
+              <w:bottom w:type="dxa" w:w="90"/>
+              <w:right w:type="dxa" w:w="110"/>
+            </w:tcMar>
+            <w:vAlign w:val="center"/>
+          </w:tcPr>
+          <w:p>
+            <w:pPr>
+              <w:spacing w:after="30"/>
+            </w:pPr>
+            <w:r>
+              <w:rPr>
+                <w:rFonts w:ascii="Calibri" w:cs="Calibri" w:eastAsia="Calibri" w:hAnsi="Calibri"/>
+                <w:b/>
+                <w:bCs/>
+                <w:i/>
+                <w:iCs/>
+                <w:color w:val="1A1A1A"/>
+                <w:sz w:val="19"/>
+                <w:szCs w:val="19"/>
+              </w:rPr>
+              <w:t xml:space="preserve">Russula ochroleuca</w:t>
+            </w:r>
+          </w:p>
+          <w:p>
+            <w:pPr>
+              <w:spacing w:after="0"/>
+            </w:pPr>
+            <w:r>
+              <w:rPr>
+                <w:rFonts w:ascii="Calibri" w:cs="Calibri" w:eastAsia="Calibri" w:hAnsi="Calibri"/>
+                <w:color w:val="595959"/>
+                <w:sz w:val="16"/>
+                <w:szCs w:val="16"/>
+              </w:rPr>
+              <w:t xml:space="preserve">Ochre Brittlegill</w:t>
+            </w:r>
+          </w:p>
+        </w:tc>
+        <w:tc>
+          <w:tcPr>
+            <w:tcW w:type="dxa" w:w="1050"/>
+            <w:tcMar>
+              <w:top w:type="dxa" w:w="90"/>
+              <w:left w:type="dxa" w:w="110"/>
+              <w:bottom w:type="dxa" w:w="90"/>
+              <w:right w:type="dxa" w:w="110"/>
+            </w:tcMar>
+            <w:vAlign w:val="center"/>
+          </w:tcPr>
+          <w:p>
+            <w:pPr>
+              <w:spacing w:after="0"/>
+            </w:pPr>
+            <w:r>
+              <w:rPr>
+                <w:rFonts w:ascii="Calibri" w:cs="Calibri" w:eastAsia="Calibri" w:hAnsi="Calibri"/>
+                <w:b w:val="false"/>
+                <w:bCs w:val="false"/>
+                <w:color w:val="595959"/>
+                <w:sz w:val="17"/>
+                <w:szCs w:val="17"/>
+              </w:rPr>
+              <w:t xml:space="preserve">NONE_RECORDED</w:t>
+            </w:r>
+          </w:p>
+        </w:tc>
+        <w:tc>
+          <w:tcPr>
+            <w:tcW w:type="dxa" w:w="3300"/>
+            <w:tcMar>
+              <w:top w:type="dxa" w:w="90"/>
+              <w:left w:type="dxa" w:w="110"/>
+              <w:bottom w:type="dxa" w:w="90"/>
+              <w:right w:type="dxa" w:w="110"/>
+            </w:tcMar>
+            <w:vAlign w:val="center"/>
+          </w:tcPr>
+          <w:p>
+            <w:pPr>
+              <w:spacing w:after="0"/>
+            </w:pPr>
+            <w:r>
+              <w:rPr>
+                <w:rFonts w:ascii="Calibri" w:cs="Calibri" w:eastAsia="Calibri" w:hAnsi="Calibri"/>
+                <w:i w:val="false"/>
+                <w:iCs w:val="false"/>
+                <w:color w:val="595959"/>
+                <w:sz w:val="16"/>
+                <w:szCs w:val="16"/>
+              </w:rPr>
+              <w:t xml:space="preserve">—</w:t>
+            </w:r>
+          </w:p>
+        </w:tc>
+        <w:tc>
+          <w:tcPr>
+            <w:tcW w:type="dxa" w:w="950"/>
+            <w:tcMar>
+              <w:top w:type="dxa" w:w="90"/>
+              <w:left w:type="dxa" w:w="110"/>
+              <w:bottom w:type="dxa" w:w="90"/>
+              <w:right w:type="dxa" w:w="110"/>
+            </w:tcMar>
+            <w:vAlign w:val="center"/>
+          </w:tcPr>
+          <w:p>
+            <w:pPr>
+              <w:spacing w:after="0"/>
+            </w:pPr>
+            <w:r>
+              <w:rPr>
+                <w:sz w:val="20"/>
+                <w:szCs w:val="20"/>
+              </w:rPr>
+              <w:t xml:space="preserve"/>
+            </w:r>
+          </w:p>
+        </w:tc>
+        <w:tc>
+          <w:tcPr>
+            <w:tcW w:type="dxa" w:w="1050"/>
+            <w:tcMar>
+              <w:top w:type="dxa" w:w="90"/>
+              <w:left w:type="dxa" w:w="110"/>
+              <w:bottom w:type="dxa" w:w="90"/>
+              <w:right w:type="dxa" w:w="110"/>
+            </w:tcMar>
+            <w:vAlign w:val="center"/>
+          </w:tcPr>
+          <w:p>
+            <w:pPr>
+              <w:spacing w:after="0"/>
+            </w:pPr>
+            <w:r>
+              <w:rPr>
+                <w:sz w:val="20"/>
+                <w:szCs w:val="20"/>
+              </w:rPr>
+              <w:t xml:space="preserve"/>
+            </w:r>
+          </w:p>
+        </w:tc>
+        <w:tc>
+          <w:tcPr>
+            <w:tcW w:type="dxa" w:w="1150"/>
+            <w:tcMar>
+              <w:top w:type="dxa" w:w="90"/>
+              <w:left w:type="dxa" w:w="110"/>
+              <w:bottom w:type="dxa" w:w="90"/>
+              <w:right w:type="dxa" w:w="110"/>
+            </w:tcMar>
+            <w:vAlign w:val="center"/>
+          </w:tcPr>
+          <w:p>
+            <w:pPr>
+              <w:spacing w:after="0"/>
+            </w:pPr>
+            <w:r>
+              <w:rPr>
+                <w:sz w:val="20"/>
+                <w:szCs w:val="20"/>
+              </w:rPr>
+              <w:t xml:space="preserve"/>
+            </w:r>
+          </w:p>
+        </w:tc>
+        <w:tc>
+          <w:tcPr>
+            <w:tcW w:type="dxa" w:w="4128"/>
+            <w:tcMar>
+              <w:top w:type="dxa" w:w="90"/>
+              <w:left w:type="dxa" w:w="110"/>
+              <w:bottom w:type="dxa" w:w="90"/>
+              <w:right w:type="dxa" w:w="110"/>
+            </w:tcMar>
+            <w:vAlign w:val="center"/>
+          </w:tcPr>
+          <w:p>
+            <w:pPr>
+              <w:spacing w:after="0"/>
+            </w:pPr>
+            <w:r>
+              <w:rPr>
+                <w:sz w:val="20"/>
+                <w:szCs w:val="20"/>
+              </w:rPr>
+              <w:t xml:space="preserve"/>
+            </w:r>
+          </w:p>
+        </w:tc>
+      </w:tr>
+      <w:tr>
+        <w:tc>
+          <w:tcPr>
+            <w:tcW w:type="dxa" w:w="3050"/>
+            <w:shd w:fill="F5F2EE" w:color="auto" w:val="clear"/>
+            <w:tcMar>
+              <w:top w:type="dxa" w:w="90"/>
+              <w:left w:type="dxa" w:w="110"/>
+              <w:bottom w:type="dxa" w:w="90"/>
+              <w:right w:type="dxa" w:w="110"/>
+            </w:tcMar>
+            <w:vAlign w:val="center"/>
+          </w:tcPr>
+          <w:p>
+            <w:pPr>
+              <w:spacing w:after="30"/>
+            </w:pPr>
+            <w:r>
+              <w:rPr>
+                <w:rFonts w:ascii="Calibri" w:cs="Calibri" w:eastAsia="Calibri" w:hAnsi="Calibri"/>
+                <w:b/>
+                <w:bCs/>
+                <w:i/>
+                <w:iCs/>
+                <w:color w:val="1A1A1A"/>
+                <w:sz w:val="19"/>
+                <w:szCs w:val="19"/>
+              </w:rPr>
+              <w:t xml:space="preserve">Scleroderma citrinum</w:t>
+            </w:r>
+          </w:p>
+          <w:p>
+            <w:pPr>
+              <w:spacing w:after="0"/>
+            </w:pPr>
+            <w:r>
+              <w:rPr>
+                <w:rFonts w:ascii="Calibri" w:cs="Calibri" w:eastAsia="Calibri" w:hAnsi="Calibri"/>
+                <w:color w:val="595959"/>
+                <w:sz w:val="16"/>
+                <w:szCs w:val="16"/>
+              </w:rPr>
+              <w:t xml:space="preserve">Common Earthball</w:t>
+            </w:r>
+          </w:p>
+        </w:tc>
+        <w:tc>
+          <w:tcPr>
+            <w:tcW w:type="dxa" w:w="1050"/>
+            <w:shd w:fill="F5F2EE" w:color="auto" w:val="clear"/>
+            <w:tcMar>
+              <w:top w:type="dxa" w:w="90"/>
+              <w:left w:type="dxa" w:w="110"/>
+              <w:bottom w:type="dxa" w:w="90"/>
+              <w:right w:type="dxa" w:w="110"/>
+            </w:tcMar>
+            <w:vAlign w:val="center"/>
+          </w:tcPr>
+          <w:p>
+            <w:pPr>
+              <w:spacing w:after="0"/>
+            </w:pPr>
+            <w:r>
+              <w:rPr>
+                <w:rFonts w:ascii="Calibri" w:cs="Calibri" w:eastAsia="Calibri" w:hAnsi="Calibri"/>
+                <w:b w:val="false"/>
+                <w:bCs w:val="false"/>
+                <w:color w:val="595959"/>
+                <w:sz w:val="17"/>
+                <w:szCs w:val="17"/>
+              </w:rPr>
+              <w:t xml:space="preserve">TOXIC</w:t>
+            </w:r>
+          </w:p>
+        </w:tc>
+        <w:tc>
+          <w:tcPr>
+            <w:tcW w:type="dxa" w:w="3300"/>
+            <w:shd w:fill="F5F2EE" w:color="auto" w:val="clear"/>
+            <w:tcMar>
+              <w:top w:type="dxa" w:w="90"/>
+              <w:left w:type="dxa" w:w="110"/>
+              <w:bottom w:type="dxa" w:w="90"/>
+              <w:right w:type="dxa" w:w="110"/>
+            </w:tcMar>
+            <w:vAlign w:val="center"/>
+          </w:tcPr>
+          <w:p>
+            <w:pPr>
+              <w:spacing w:after="0"/>
+            </w:pPr>
+            <w:r>
+              <w:rPr>
+                <w:rFonts w:ascii="Calibri" w:cs="Calibri" w:eastAsia="Calibri" w:hAnsi="Calibri"/>
+                <w:i w:val="false"/>
+                <w:iCs w:val="false"/>
+                <w:color w:val="595959"/>
+                <w:sz w:val="16"/>
+                <w:szCs w:val="16"/>
+              </w:rPr>
+              <w:t xml:space="preserve">—</w:t>
+            </w:r>
+          </w:p>
+        </w:tc>
+        <w:tc>
+          <w:tcPr>
+            <w:tcW w:type="dxa" w:w="950"/>
+            <w:shd w:fill="F5F2EE" w:color="auto" w:val="clear"/>
+            <w:tcMar>
+              <w:top w:type="dxa" w:w="90"/>
+              <w:left w:type="dxa" w:w="110"/>
+              <w:bottom w:type="dxa" w:w="90"/>
+              <w:right w:type="dxa" w:w="110"/>
+            </w:tcMar>
+            <w:vAlign w:val="center"/>
+          </w:tcPr>
+          <w:p>
+            <w:pPr>
+              <w:spacing w:after="0"/>
+            </w:pPr>
+            <w:r>
+              <w:rPr>
+                <w:sz w:val="20"/>
+                <w:szCs w:val="20"/>
+              </w:rPr>
+              <w:t xml:space="preserve"/>
+            </w:r>
+          </w:p>
+        </w:tc>
+        <w:tc>
+          <w:tcPr>
+            <w:tcW w:type="dxa" w:w="1050"/>
+            <w:shd w:fill="F5F2EE" w:color="auto" w:val="clear"/>
+            <w:tcMar>
+              <w:top w:type="dxa" w:w="90"/>
+              <w:left w:type="dxa" w:w="110"/>
+              <w:bottom w:type="dxa" w:w="90"/>
+              <w:right w:type="dxa" w:w="110"/>
+            </w:tcMar>
+            <w:vAlign w:val="center"/>
+          </w:tcPr>
+          <w:p>
+            <w:pPr>
+              <w:spacing w:after="0"/>
+            </w:pPr>
+            <w:r>
+              <w:rPr>
+                <w:sz w:val="20"/>
+                <w:szCs w:val="20"/>
+              </w:rPr>
+              <w:t xml:space="preserve"/>
+            </w:r>
+          </w:p>
+        </w:tc>
+        <w:tc>
+          <w:tcPr>
+            <w:tcW w:type="dxa" w:w="1150"/>
+            <w:shd w:fill="F5F2EE" w:color="auto" w:val="clear"/>
+            <w:tcMar>
+              <w:top w:type="dxa" w:w="90"/>
+              <w:left w:type="dxa" w:w="110"/>
+              <w:bottom w:type="dxa" w:w="90"/>
+              <w:right w:type="dxa" w:w="110"/>
+            </w:tcMar>
+            <w:vAlign w:val="center"/>
+          </w:tcPr>
+          <w:p>
+            <w:pPr>
+              <w:spacing w:after="0"/>
+            </w:pPr>
+            <w:r>
+              <w:rPr>
+                <w:sz w:val="20"/>
+                <w:szCs w:val="20"/>
+              </w:rPr>
+              <w:t xml:space="preserve"/>
+            </w:r>
+          </w:p>
+        </w:tc>
+        <w:tc>
+          <w:tcPr>
+            <w:tcW w:type="dxa" w:w="4128"/>
+            <w:shd w:fill="F5F2EE" w:color="auto" w:val="clear"/>
+            <w:tcMar>
+              <w:top w:type="dxa" w:w="90"/>
+              <w:left w:type="dxa" w:w="110"/>
+              <w:bottom w:type="dxa" w:w="90"/>
+              <w:right w:type="dxa" w:w="110"/>
+            </w:tcMar>
+            <w:vAlign w:val="center"/>
+          </w:tcPr>
+          <w:p>
+            <w:pPr>
+              <w:spacing w:after="0"/>
+            </w:pPr>
+            <w:r>
+              <w:rPr>
+                <w:sz w:val="20"/>
+                <w:szCs w:val="20"/>
+              </w:rPr>
+              <w:t xml:space="preserve"/>
+            </w:r>
+          </w:p>
+        </w:tc>
+      </w:tr>
+      <w:tr>
+        <w:tc>
+          <w:tcPr>
+            <w:tcW w:type="dxa" w:w="3050"/>
+            <w:tcMar>
+              <w:top w:type="dxa" w:w="90"/>
+              <w:left w:type="dxa" w:w="110"/>
+              <w:bottom w:type="dxa" w:w="90"/>
+              <w:right w:type="dxa" w:w="110"/>
+            </w:tcMar>
+            <w:vAlign w:val="center"/>
+          </w:tcPr>
+          <w:p>
+            <w:pPr>
+              <w:spacing w:after="30"/>
+            </w:pPr>
+            <w:r>
+              <w:rPr>
+                <w:rFonts w:ascii="Calibri" w:cs="Calibri" w:eastAsia="Calibri" w:hAnsi="Calibri"/>
+                <w:b/>
+                <w:bCs/>
+                <w:i/>
+                <w:iCs/>
+                <w:color w:val="1A1A1A"/>
+                <w:sz w:val="19"/>
+                <w:szCs w:val="19"/>
+              </w:rPr>
+              <w:t xml:space="preserve">Sparassis crispa</w:t>
+            </w:r>
+          </w:p>
+          <w:p>
+            <w:pPr>
+              <w:spacing w:after="0"/>
+            </w:pPr>
+            <w:r>
+              <w:rPr>
+                <w:rFonts w:ascii="Calibri" w:cs="Calibri" w:eastAsia="Calibri" w:hAnsi="Calibri"/>
+                <w:color w:val="595959"/>
+                <w:sz w:val="16"/>
+                <w:szCs w:val="16"/>
+              </w:rPr>
+              <w:t xml:space="preserve">Wood Cauliflower</w:t>
+            </w:r>
+          </w:p>
+        </w:tc>
+        <w:tc>
+          <w:tcPr>
+            <w:tcW w:type="dxa" w:w="1050"/>
+            <w:tcMar>
+              <w:top w:type="dxa" w:w="90"/>
+              <w:left w:type="dxa" w:w="110"/>
+              <w:bottom w:type="dxa" w:w="90"/>
+              <w:right w:type="dxa" w:w="110"/>
+            </w:tcMar>
+            <w:vAlign w:val="center"/>
+          </w:tcPr>
+          <w:p>
+            <w:pPr>
+              <w:spacing w:after="0"/>
+            </w:pPr>
+            <w:r>
+              <w:rPr>
+                <w:rFonts w:ascii="Calibri" w:cs="Calibri" w:eastAsia="Calibri" w:hAnsi="Calibri"/>
+                <w:b w:val="false"/>
+                <w:bCs w:val="false"/>
+                <w:color w:val="595959"/>
+                <w:sz w:val="17"/>
+                <w:szCs w:val="17"/>
+              </w:rPr>
+              <w:t xml:space="preserve">NONE_RECORDED</w:t>
+            </w:r>
+          </w:p>
+        </w:tc>
+        <w:tc>
+          <w:tcPr>
+            <w:tcW w:type="dxa" w:w="3300"/>
+            <w:tcMar>
+              <w:top w:type="dxa" w:w="90"/>
+              <w:left w:type="dxa" w:w="110"/>
+              <w:bottom w:type="dxa" w:w="90"/>
+              <w:right w:type="dxa" w:w="110"/>
+            </w:tcMar>
+            <w:vAlign w:val="center"/>
+          </w:tcPr>
+          <w:p>
+            <w:pPr>
+              <w:spacing w:after="0"/>
+            </w:pPr>
+            <w:r>
+              <w:rPr>
+                <w:rFonts w:ascii="Calibri" w:cs="Calibri" w:eastAsia="Calibri" w:hAnsi="Calibri"/>
+                <w:i w:val="false"/>
+                <w:iCs w:val="false"/>
+                <w:color w:val="595959"/>
+                <w:sz w:val="16"/>
+                <w:szCs w:val="16"/>
+              </w:rPr>
+              <w:t xml:space="preserve">—</w:t>
+            </w:r>
+          </w:p>
+        </w:tc>
+        <w:tc>
+          <w:tcPr>
+            <w:tcW w:type="dxa" w:w="950"/>
+            <w:tcMar>
+              <w:top w:type="dxa" w:w="90"/>
+              <w:left w:type="dxa" w:w="110"/>
+              <w:bottom w:type="dxa" w:w="90"/>
+              <w:right w:type="dxa" w:w="110"/>
+            </w:tcMar>
+            <w:vAlign w:val="center"/>
+          </w:tcPr>
+          <w:p>
+            <w:pPr>
+              <w:spacing w:after="0"/>
+            </w:pPr>
+            <w:r>
+              <w:rPr>
+                <w:sz w:val="20"/>
+                <w:szCs w:val="20"/>
+              </w:rPr>
+              <w:t xml:space="preserve"/>
+            </w:r>
+          </w:p>
+        </w:tc>
+        <w:tc>
+          <w:tcPr>
+            <w:tcW w:type="dxa" w:w="1050"/>
+            <w:tcMar>
+              <w:top w:type="dxa" w:w="90"/>
+              <w:left w:type="dxa" w:w="110"/>
+              <w:bottom w:type="dxa" w:w="90"/>
+              <w:right w:type="dxa" w:w="110"/>
+            </w:tcMar>
+            <w:vAlign w:val="center"/>
+          </w:tcPr>
+          <w:p>
+            <w:pPr>
+              <w:spacing w:after="0"/>
+            </w:pPr>
+            <w:r>
+              <w:rPr>
+                <w:sz w:val="20"/>
+                <w:szCs w:val="20"/>
+              </w:rPr>
+              <w:t xml:space="preserve"/>
+            </w:r>
+          </w:p>
+        </w:tc>
+        <w:tc>
+          <w:tcPr>
+            <w:tcW w:type="dxa" w:w="1150"/>
+            <w:tcMar>
+              <w:top w:type="dxa" w:w="90"/>
+              <w:left w:type="dxa" w:w="110"/>
+              <w:bottom w:type="dxa" w:w="90"/>
+              <w:right w:type="dxa" w:w="110"/>
+            </w:tcMar>
+            <w:vAlign w:val="center"/>
+          </w:tcPr>
+          <w:p>
+            <w:pPr>
+              <w:spacing w:after="0"/>
+            </w:pPr>
+            <w:r>
+              <w:rPr>
+                <w:sz w:val="20"/>
+                <w:szCs w:val="20"/>
+              </w:rPr>
+              <w:t xml:space="preserve"/>
+            </w:r>
+          </w:p>
+        </w:tc>
+        <w:tc>
+          <w:tcPr>
+            <w:tcW w:type="dxa" w:w="4128"/>
+            <w:tcMar>
+              <w:top w:type="dxa" w:w="90"/>
+              <w:left w:type="dxa" w:w="110"/>
+              <w:bottom w:type="dxa" w:w="90"/>
+              <w:right w:type="dxa" w:w="110"/>
+            </w:tcMar>
+            <w:vAlign w:val="center"/>
+          </w:tcPr>
+          <w:p>
+            <w:pPr>
+              <w:spacing w:after="0"/>
+            </w:pPr>
+            <w:r>
+              <w:rPr>
+                <w:sz w:val="20"/>
+                <w:szCs w:val="20"/>
+              </w:rPr>
+              <w:t xml:space="preserve"/>
+            </w:r>
+          </w:p>
+        </w:tc>
+      </w:tr>
+      <w:tr>
+        <w:tc>
+          <w:tcPr>
+            <w:tcW w:type="dxa" w:w="3050"/>
+            <w:shd w:fill="F5F2EE" w:color="auto" w:val="clear"/>
+            <w:tcMar>
+              <w:top w:type="dxa" w:w="90"/>
+              <w:left w:type="dxa" w:w="110"/>
+              <w:bottom w:type="dxa" w:w="90"/>
+              <w:right w:type="dxa" w:w="110"/>
+            </w:tcMar>
+            <w:vAlign w:val="center"/>
+          </w:tcPr>
+          <w:p>
+            <w:pPr>
+              <w:spacing w:after="30"/>
+            </w:pPr>
+            <w:r>
+              <w:rPr>
+                <w:rFonts w:ascii="Calibri" w:cs="Calibri" w:eastAsia="Calibri" w:hAnsi="Calibri"/>
+                <w:b/>
+                <w:bCs/>
+                <w:i/>
+                <w:iCs/>
+                <w:color w:val="1A1A1A"/>
+                <w:sz w:val="19"/>
+                <w:szCs w:val="19"/>
+              </w:rPr>
+              <w:t xml:space="preserve">Suillus granulatus</w:t>
+            </w:r>
+          </w:p>
+          <w:p>
+            <w:pPr>
+              <w:spacing w:after="0"/>
+            </w:pPr>
+            <w:r>
+              <w:rPr>
+                <w:rFonts w:ascii="Calibri" w:cs="Calibri" w:eastAsia="Calibri" w:hAnsi="Calibri"/>
+                <w:color w:val="595959"/>
+                <w:sz w:val="16"/>
+                <w:szCs w:val="16"/>
+              </w:rPr>
+              <w:t xml:space="preserve">Weeping Bolete</w:t>
+            </w:r>
+          </w:p>
+        </w:tc>
+        <w:tc>
+          <w:tcPr>
+            <w:tcW w:type="dxa" w:w="1050"/>
+            <w:shd w:fill="F5F2EE" w:color="auto" w:val="clear"/>
+            <w:tcMar>
+              <w:top w:type="dxa" w:w="90"/>
+              <w:left w:type="dxa" w:w="110"/>
+              <w:bottom w:type="dxa" w:w="90"/>
+              <w:right w:type="dxa" w:w="110"/>
+            </w:tcMar>
+            <w:vAlign w:val="center"/>
+          </w:tcPr>
+          <w:p>
+            <w:pPr>
+              <w:spacing w:after="0"/>
+            </w:pPr>
+            <w:r>
+              <w:rPr>
+                <w:rFonts w:ascii="Calibri" w:cs="Calibri" w:eastAsia="Calibri" w:hAnsi="Calibri"/>
+                <w:b w:val="false"/>
+                <w:bCs w:val="false"/>
+                <w:color w:val="595959"/>
+                <w:sz w:val="17"/>
+                <w:szCs w:val="17"/>
+              </w:rPr>
+              <w:t xml:space="preserve">NONE_RECORDED</w:t>
+            </w:r>
+          </w:p>
+        </w:tc>
+        <w:tc>
+          <w:tcPr>
+            <w:tcW w:type="dxa" w:w="3300"/>
+            <w:shd w:fill="F5F2EE" w:color="auto" w:val="clear"/>
+            <w:tcMar>
+              <w:top w:type="dxa" w:w="90"/>
+              <w:left w:type="dxa" w:w="110"/>
+              <w:bottom w:type="dxa" w:w="90"/>
+              <w:right w:type="dxa" w:w="110"/>
+            </w:tcMar>
+            <w:vAlign w:val="center"/>
+          </w:tcPr>
+          <w:p>
+            <w:pPr>
+              <w:spacing w:after="0"/>
+            </w:pPr>
+            <w:r>
+              <w:rPr>
+                <w:rFonts w:ascii="Calibri" w:cs="Calibri" w:eastAsia="Calibri" w:hAnsi="Calibri"/>
+                <w:i w:val="false"/>
+                <w:iCs w:val="false"/>
+                <w:color w:val="595959"/>
+                <w:sz w:val="16"/>
+                <w:szCs w:val="16"/>
+              </w:rPr>
+              <w:t xml:space="preserve">—</w:t>
+            </w:r>
+          </w:p>
+        </w:tc>
+        <w:tc>
+          <w:tcPr>
+            <w:tcW w:type="dxa" w:w="950"/>
+            <w:shd w:fill="F5F2EE" w:color="auto" w:val="clear"/>
+            <w:tcMar>
+              <w:top w:type="dxa" w:w="90"/>
+              <w:left w:type="dxa" w:w="110"/>
+              <w:bottom w:type="dxa" w:w="90"/>
+              <w:right w:type="dxa" w:w="110"/>
+            </w:tcMar>
+            <w:vAlign w:val="center"/>
+          </w:tcPr>
+          <w:p>
+            <w:pPr>
+              <w:spacing w:after="0"/>
+            </w:pPr>
+            <w:r>
+              <w:rPr>
+                <w:sz w:val="20"/>
+                <w:szCs w:val="20"/>
+              </w:rPr>
+              <w:t xml:space="preserve"/>
+            </w:r>
+          </w:p>
+        </w:tc>
+        <w:tc>
+          <w:tcPr>
+            <w:tcW w:type="dxa" w:w="1050"/>
+            <w:shd w:fill="F5F2EE" w:color="auto" w:val="clear"/>
+            <w:tcMar>
+              <w:top w:type="dxa" w:w="90"/>
+              <w:left w:type="dxa" w:w="110"/>
+              <w:bottom w:type="dxa" w:w="90"/>
+              <w:right w:type="dxa" w:w="110"/>
+            </w:tcMar>
+            <w:vAlign w:val="center"/>
+          </w:tcPr>
+          <w:p>
+            <w:pPr>
+              <w:spacing w:after="0"/>
+            </w:pPr>
+            <w:r>
+              <w:rPr>
+                <w:sz w:val="20"/>
+                <w:szCs w:val="20"/>
+              </w:rPr>
+              <w:t xml:space="preserve"/>
+            </w:r>
+          </w:p>
+        </w:tc>
+        <w:tc>
+          <w:tcPr>
+            <w:tcW w:type="dxa" w:w="1150"/>
+            <w:shd w:fill="F5F2EE" w:color="auto" w:val="clear"/>
+            <w:tcMar>
+              <w:top w:type="dxa" w:w="90"/>
+              <w:left w:type="dxa" w:w="110"/>
+              <w:bottom w:type="dxa" w:w="90"/>
+              <w:right w:type="dxa" w:w="110"/>
+            </w:tcMar>
+            <w:vAlign w:val="center"/>
+          </w:tcPr>
+          <w:p>
+            <w:pPr>
+              <w:spacing w:after="0"/>
+            </w:pPr>
+            <w:r>
+              <w:rPr>
+                <w:sz w:val="20"/>
+                <w:szCs w:val="20"/>
+              </w:rPr>
+              <w:t xml:space="preserve"/>
+            </w:r>
+          </w:p>
+        </w:tc>
+        <w:tc>
+          <w:tcPr>
+            <w:tcW w:type="dxa" w:w="4128"/>
+            <w:shd w:fill="F5F2EE" w:color="auto" w:val="clear"/>
+            <w:tcMar>
+              <w:top w:type="dxa" w:w="90"/>
+              <w:left w:type="dxa" w:w="110"/>
+              <w:bottom w:type="dxa" w:w="90"/>
+              <w:right w:type="dxa" w:w="110"/>
+            </w:tcMar>
+            <w:vAlign w:val="center"/>
+          </w:tcPr>
+          <w:p>
+            <w:pPr>
+              <w:spacing w:after="0"/>
+            </w:pPr>
+            <w:r>
+              <w:rPr>
+                <w:sz w:val="20"/>
+                <w:szCs w:val="20"/>
+              </w:rPr>
+              <w:t xml:space="preserve"/>
+            </w:r>
+          </w:p>
+        </w:tc>
+      </w:tr>
+      <w:tr>
+        <w:tc>
+          <w:tcPr>
+            <w:tcW w:type="dxa" w:w="3050"/>
+            <w:tcMar>
+              <w:top w:type="dxa" w:w="90"/>
+              <w:left w:type="dxa" w:w="110"/>
+              <w:bottom w:type="dxa" w:w="90"/>
+              <w:right w:type="dxa" w:w="110"/>
+            </w:tcMar>
+            <w:vAlign w:val="center"/>
+          </w:tcPr>
+          <w:p>
+            <w:pPr>
+              <w:spacing w:after="30"/>
+            </w:pPr>
+            <w:r>
+              <w:rPr>
+                <w:rFonts w:ascii="Calibri" w:cs="Calibri" w:eastAsia="Calibri" w:hAnsi="Calibri"/>
+                <w:b/>
+                <w:bCs/>
+                <w:i/>
+                <w:iCs/>
+                <w:color w:val="1A1A1A"/>
+                <w:sz w:val="19"/>
+                <w:szCs w:val="19"/>
+              </w:rPr>
+              <w:t xml:space="preserve">Suillus luteus</w:t>
+            </w:r>
+          </w:p>
+          <w:p>
+            <w:pPr>
+              <w:spacing w:after="0"/>
+            </w:pPr>
+            <w:r>
+              <w:rPr>
+                <w:rFonts w:ascii="Calibri" w:cs="Calibri" w:eastAsia="Calibri" w:hAnsi="Calibri"/>
+                <w:color w:val="595959"/>
+                <w:sz w:val="16"/>
+                <w:szCs w:val="16"/>
+              </w:rPr>
+              <w:t xml:space="preserve">Slippery Jack</w:t>
+            </w:r>
+          </w:p>
+        </w:tc>
+        <w:tc>
+          <w:tcPr>
+            <w:tcW w:type="dxa" w:w="1050"/>
+            <w:tcMar>
+              <w:top w:type="dxa" w:w="90"/>
+              <w:left w:type="dxa" w:w="110"/>
+              <w:bottom w:type="dxa" w:w="90"/>
+              <w:right w:type="dxa" w:w="110"/>
+            </w:tcMar>
+            <w:vAlign w:val="center"/>
+          </w:tcPr>
+          <w:p>
+            <w:pPr>
+              <w:spacing w:after="0"/>
+            </w:pPr>
+            <w:r>
+              <w:rPr>
+                <w:rFonts w:ascii="Calibri" w:cs="Calibri" w:eastAsia="Calibri" w:hAnsi="Calibri"/>
+                <w:b w:val="false"/>
+                <w:bCs w:val="false"/>
+                <w:color w:val="595959"/>
+                <w:sz w:val="17"/>
+                <w:szCs w:val="17"/>
+              </w:rPr>
+              <w:t xml:space="preserve">NONE_RECORDED</w:t>
+            </w:r>
+          </w:p>
+        </w:tc>
+        <w:tc>
+          <w:tcPr>
+            <w:tcW w:type="dxa" w:w="3300"/>
+            <w:tcMar>
+              <w:top w:type="dxa" w:w="90"/>
+              <w:left w:type="dxa" w:w="110"/>
+              <w:bottom w:type="dxa" w:w="90"/>
+              <w:right w:type="dxa" w:w="110"/>
+            </w:tcMar>
+            <w:vAlign w:val="center"/>
+          </w:tcPr>
+          <w:p>
+            <w:pPr>
+              <w:spacing w:after="0"/>
+            </w:pPr>
+            <w:r>
+              <w:rPr>
+                <w:rFonts w:ascii="Calibri" w:cs="Calibri" w:eastAsia="Calibri" w:hAnsi="Calibri"/>
+                <w:i w:val="false"/>
+                <w:iCs w:val="false"/>
+                <w:color w:val="595959"/>
+                <w:sz w:val="16"/>
+                <w:szCs w:val="16"/>
+              </w:rPr>
+              <w:t xml:space="preserve">—</w:t>
+            </w:r>
+          </w:p>
+        </w:tc>
+        <w:tc>
+          <w:tcPr>
+            <w:tcW w:type="dxa" w:w="950"/>
+            <w:tcMar>
+              <w:top w:type="dxa" w:w="90"/>
+              <w:left w:type="dxa" w:w="110"/>
+              <w:bottom w:type="dxa" w:w="90"/>
+              <w:right w:type="dxa" w:w="110"/>
+            </w:tcMar>
+            <w:vAlign w:val="center"/>
+          </w:tcPr>
+          <w:p>
+            <w:pPr>
+              <w:spacing w:after="0"/>
+            </w:pPr>
+            <w:r>
+              <w:rPr>
+                <w:sz w:val="20"/>
+                <w:szCs w:val="20"/>
+              </w:rPr>
+              <w:t xml:space="preserve"/>
+            </w:r>
+          </w:p>
+        </w:tc>
+        <w:tc>
+          <w:tcPr>
+            <w:tcW w:type="dxa" w:w="1050"/>
+            <w:tcMar>
+              <w:top w:type="dxa" w:w="90"/>
+              <w:left w:type="dxa" w:w="110"/>
+              <w:bottom w:type="dxa" w:w="90"/>
+              <w:right w:type="dxa" w:w="110"/>
+            </w:tcMar>
+            <w:vAlign w:val="center"/>
+          </w:tcPr>
+          <w:p>
+            <w:pPr>
+              <w:spacing w:after="0"/>
+            </w:pPr>
+            <w:r>
+              <w:rPr>
+                <w:sz w:val="20"/>
+                <w:szCs w:val="20"/>
+              </w:rPr>
+              <w:t xml:space="preserve"/>
+            </w:r>
+          </w:p>
+        </w:tc>
+        <w:tc>
+          <w:tcPr>
+            <w:tcW w:type="dxa" w:w="1150"/>
+            <w:tcMar>
+              <w:top w:type="dxa" w:w="90"/>
+              <w:left w:type="dxa" w:w="110"/>
+              <w:bottom w:type="dxa" w:w="90"/>
+              <w:right w:type="dxa" w:w="110"/>
+            </w:tcMar>
+            <w:vAlign w:val="center"/>
+          </w:tcPr>
+          <w:p>
+            <w:pPr>
+              <w:spacing w:after="0"/>
+            </w:pPr>
+            <w:r>
+              <w:rPr>
+                <w:sz w:val="20"/>
+                <w:szCs w:val="20"/>
+              </w:rPr>
+              <w:t xml:space="preserve"/>
+            </w:r>
+          </w:p>
+        </w:tc>
+        <w:tc>
+          <w:tcPr>
+            <w:tcW w:type="dxa" w:w="4128"/>
+            <w:tcMar>
+              <w:top w:type="dxa" w:w="90"/>
+              <w:left w:type="dxa" w:w="110"/>
+              <w:bottom w:type="dxa" w:w="90"/>
+              <w:right w:type="dxa" w:w="110"/>
+            </w:tcMar>
+            <w:vAlign w:val="center"/>
+          </w:tcPr>
+          <w:p>
+            <w:pPr>
+              <w:spacing w:after="0"/>
+            </w:pPr>
+            <w:r>
+              <w:rPr>
+                <w:sz w:val="20"/>
+                <w:szCs w:val="20"/>
+              </w:rPr>
+              <w:t xml:space="preserve"/>
+            </w:r>
+          </w:p>
+        </w:tc>
+      </w:tr>
+      <w:tr>
+        <w:tc>
+          <w:tcPr>
+            <w:tcW w:type="dxa" w:w="3050"/>
+            <w:shd w:fill="F5F2EE" w:color="auto" w:val="clear"/>
+            <w:tcMar>
+              <w:top w:type="dxa" w:w="90"/>
+              <w:left w:type="dxa" w:w="110"/>
+              <w:bottom w:type="dxa" w:w="90"/>
+              <w:right w:type="dxa" w:w="110"/>
+            </w:tcMar>
+            <w:vAlign w:val="center"/>
+          </w:tcPr>
+          <w:p>
+            <w:pPr>
+              <w:spacing w:after="30"/>
+            </w:pPr>
+            <w:r>
+              <w:rPr>
+                <w:rFonts w:ascii="Calibri" w:cs="Calibri" w:eastAsia="Calibri" w:hAnsi="Calibri"/>
+                <w:b/>
+                <w:bCs/>
+                <w:i/>
+                <w:iCs/>
+                <w:color w:val="1A1A1A"/>
+                <w:sz w:val="19"/>
+                <w:szCs w:val="19"/>
+              </w:rPr>
+              <w:t xml:space="preserve">Tricholoma sulphureum</w:t>
+            </w:r>
+          </w:p>
+          <w:p>
+            <w:pPr>
+              <w:spacing w:after="0"/>
+            </w:pPr>
+            <w:r>
+              <w:rPr>
+                <w:rFonts w:ascii="Calibri" w:cs="Calibri" w:eastAsia="Calibri" w:hAnsi="Calibri"/>
+                <w:color w:val="595959"/>
+                <w:sz w:val="16"/>
+                <w:szCs w:val="16"/>
+              </w:rPr>
+              <w:t xml:space="preserve">Sulphur Knight</w:t>
+            </w:r>
+          </w:p>
+        </w:tc>
+        <w:tc>
+          <w:tcPr>
+            <w:tcW w:type="dxa" w:w="1050"/>
+            <w:shd w:fill="F5F2EE" w:color="auto" w:val="clear"/>
+            <w:tcMar>
+              <w:top w:type="dxa" w:w="90"/>
+              <w:left w:type="dxa" w:w="110"/>
+              <w:bottom w:type="dxa" w:w="90"/>
+              <w:right w:type="dxa" w:w="110"/>
+            </w:tcMar>
+            <w:vAlign w:val="center"/>
+          </w:tcPr>
+          <w:p>
+            <w:pPr>
+              <w:spacing w:after="0"/>
+            </w:pPr>
+            <w:r>
+              <w:rPr>
+                <w:rFonts w:ascii="Calibri" w:cs="Calibri" w:eastAsia="Calibri" w:hAnsi="Calibri"/>
+                <w:b w:val="false"/>
+                <w:bCs w:val="false"/>
+                <w:color w:val="595959"/>
+                <w:sz w:val="17"/>
+                <w:szCs w:val="17"/>
+              </w:rPr>
+              <w:t xml:space="preserve">TOXIC</w:t>
+            </w:r>
+          </w:p>
+        </w:tc>
+        <w:tc>
+          <w:tcPr>
+            <w:tcW w:type="dxa" w:w="3300"/>
+            <w:shd w:fill="F5F2EE" w:color="auto" w:val="clear"/>
+            <w:tcMar>
+              <w:top w:type="dxa" w:w="90"/>
+              <w:left w:type="dxa" w:w="110"/>
+              <w:bottom w:type="dxa" w:w="90"/>
+              <w:right w:type="dxa" w:w="110"/>
+            </w:tcMar>
+            <w:vAlign w:val="center"/>
+          </w:tcPr>
+          <w:p>
+            <w:pPr>
+              <w:spacing w:after="0"/>
+            </w:pPr>
+            <w:r>
+              <w:rPr>
+                <w:rFonts w:ascii="Calibri" w:cs="Calibri" w:eastAsia="Calibri" w:hAnsi="Calibri"/>
+                <w:i w:val="false"/>
+                <w:iCs w:val="false"/>
+                <w:color w:val="595959"/>
+                <w:sz w:val="16"/>
+                <w:szCs w:val="16"/>
+              </w:rPr>
+              <w:t xml:space="preserve">—</w:t>
+            </w:r>
+          </w:p>
+        </w:tc>
+        <w:tc>
+          <w:tcPr>
+            <w:tcW w:type="dxa" w:w="950"/>
+            <w:shd w:fill="F5F2EE" w:color="auto" w:val="clear"/>
+            <w:tcMar>
+              <w:top w:type="dxa" w:w="90"/>
+              <w:left w:type="dxa" w:w="110"/>
+              <w:bottom w:type="dxa" w:w="90"/>
+              <w:right w:type="dxa" w:w="110"/>
+            </w:tcMar>
+            <w:vAlign w:val="center"/>
+          </w:tcPr>
+          <w:p>
+            <w:pPr>
+              <w:spacing w:after="0"/>
+            </w:pPr>
+            <w:r>
+              <w:rPr>
+                <w:sz w:val="20"/>
+                <w:szCs w:val="20"/>
+              </w:rPr>
+              <w:t xml:space="preserve"/>
+            </w:r>
+          </w:p>
+        </w:tc>
+        <w:tc>
+          <w:tcPr>
+            <w:tcW w:type="dxa" w:w="1050"/>
+            <w:shd w:fill="F5F2EE" w:color="auto" w:val="clear"/>
+            <w:tcMar>
+              <w:top w:type="dxa" w:w="90"/>
+              <w:left w:type="dxa" w:w="110"/>
+              <w:bottom w:type="dxa" w:w="90"/>
+              <w:right w:type="dxa" w:w="110"/>
+            </w:tcMar>
+            <w:vAlign w:val="center"/>
+          </w:tcPr>
+          <w:p>
+            <w:pPr>
+              <w:spacing w:after="0"/>
+            </w:pPr>
+            <w:r>
+              <w:rPr>
+                <w:sz w:val="20"/>
+                <w:szCs w:val="20"/>
+              </w:rPr>
+              <w:t xml:space="preserve"/>
+            </w:r>
+          </w:p>
+        </w:tc>
+        <w:tc>
+          <w:tcPr>
+            <w:tcW w:type="dxa" w:w="1150"/>
+            <w:shd w:fill="F5F2EE" w:color="auto" w:val="clear"/>
+            <w:tcMar>
+              <w:top w:type="dxa" w:w="90"/>
+              <w:left w:type="dxa" w:w="110"/>
+              <w:bottom w:type="dxa" w:w="90"/>
+              <w:right w:type="dxa" w:w="110"/>
+            </w:tcMar>
+            <w:vAlign w:val="center"/>
+          </w:tcPr>
+          <w:p>
+            <w:pPr>
+              <w:spacing w:after="0"/>
+            </w:pPr>
+            <w:r>
+              <w:rPr>
+                <w:sz w:val="20"/>
+                <w:szCs w:val="20"/>
+              </w:rPr>
+              <w:t xml:space="preserve"/>
+            </w:r>
+          </w:p>
+        </w:tc>
+        <w:tc>
+          <w:tcPr>
+            <w:tcW w:type="dxa" w:w="4128"/>
+            <w:shd w:fill="F5F2EE" w:color="auto" w:val="clear"/>
+            <w:tcMar>
+              <w:top w:type="dxa" w:w="90"/>
+              <w:left w:type="dxa" w:w="110"/>
+              <w:bottom w:type="dxa" w:w="90"/>
+              <w:right w:type="dxa" w:w="110"/>
+            </w:tcMar>
+            <w:vAlign w:val="center"/>
+          </w:tcPr>
+          <w:p>
+            <w:pPr>
+              <w:spacing w:after="0"/>
+            </w:pPr>
+            <w:r>
+              <w:rPr>
+                <w:sz w:val="20"/>
+                <w:szCs w:val="20"/>
+              </w:rPr>
+              <w:t xml:space="preserve"/>
+            </w:r>
+          </w:p>
+        </w:tc>
+      </w:tr>
+      <w:tr>
+        <w:tc>
+          <w:tcPr>
+            <w:tcW w:type="dxa" w:w="3050"/>
+            <w:tcMar>
+              <w:top w:type="dxa" w:w="90"/>
+              <w:left w:type="dxa" w:w="110"/>
+              <w:bottom w:type="dxa" w:w="90"/>
+              <w:right w:type="dxa" w:w="110"/>
+            </w:tcMar>
+            <w:vAlign w:val="center"/>
+          </w:tcPr>
+          <w:p>
+            <w:pPr>
+              <w:spacing w:after="30"/>
+            </w:pPr>
+            <w:r>
+              <w:rPr>
+                <w:rFonts w:ascii="Calibri" w:cs="Calibri" w:eastAsia="Calibri" w:hAnsi="Calibri"/>
+                <w:b/>
+                <w:bCs/>
+                <w:i/>
+                <w:iCs/>
+                <w:color w:val="1A1A1A"/>
+                <w:sz w:val="19"/>
+                <w:szCs w:val="19"/>
+              </w:rPr>
+              <w:t xml:space="preserve">Tylopilus felleus</w:t>
+            </w:r>
+          </w:p>
+          <w:p>
+            <w:pPr>
+              <w:spacing w:after="0"/>
+            </w:pPr>
+            <w:r>
+              <w:rPr>
+                <w:rFonts w:ascii="Calibri" w:cs="Calibri" w:eastAsia="Calibri" w:hAnsi="Calibri"/>
+                <w:color w:val="595959"/>
+                <w:sz w:val="16"/>
+                <w:szCs w:val="16"/>
+              </w:rPr>
+              <w:t xml:space="preserve">Bitter Bolete</w:t>
+            </w:r>
+          </w:p>
+        </w:tc>
+        <w:tc>
+          <w:tcPr>
+            <w:tcW w:type="dxa" w:w="1050"/>
+            <w:tcMar>
+              <w:top w:type="dxa" w:w="90"/>
+              <w:left w:type="dxa" w:w="110"/>
+              <w:bottom w:type="dxa" w:w="90"/>
+              <w:right w:type="dxa" w:w="110"/>
+            </w:tcMar>
+            <w:vAlign w:val="center"/>
+          </w:tcPr>
+          <w:p>
+            <w:pPr>
+              <w:spacing w:after="0"/>
+            </w:pPr>
+            <w:r>
+              <w:rPr>
+                <w:rFonts w:ascii="Calibri" w:cs="Calibri" w:eastAsia="Calibri" w:hAnsi="Calibri"/>
+                <w:b w:val="false"/>
+                <w:bCs w:val="false"/>
+                <w:color w:val="595959"/>
+                <w:sz w:val="17"/>
+                <w:szCs w:val="17"/>
+              </w:rPr>
+              <w:t xml:space="preserve">NONE_RECORDED</w:t>
+            </w:r>
+          </w:p>
+        </w:tc>
+        <w:tc>
+          <w:tcPr>
+            <w:tcW w:type="dxa" w:w="3300"/>
+            <w:tcMar>
+              <w:top w:type="dxa" w:w="90"/>
+              <w:left w:type="dxa" w:w="110"/>
+              <w:bottom w:type="dxa" w:w="90"/>
+              <w:right w:type="dxa" w:w="110"/>
+            </w:tcMar>
+            <w:vAlign w:val="center"/>
+          </w:tcPr>
+          <w:p>
+            <w:pPr>
+              <w:spacing w:after="0"/>
+            </w:pPr>
+            <w:r>
+              <w:rPr>
+                <w:rFonts w:ascii="Calibri" w:cs="Calibri" w:eastAsia="Calibri" w:hAnsi="Calibri"/>
+                <w:i w:val="false"/>
+                <w:iCs w:val="false"/>
+                <w:color w:val="595959"/>
+                <w:sz w:val="16"/>
+                <w:szCs w:val="16"/>
+              </w:rPr>
+              <w:t xml:space="preserve">—</w:t>
+            </w:r>
+          </w:p>
+        </w:tc>
+        <w:tc>
+          <w:tcPr>
+            <w:tcW w:type="dxa" w:w="950"/>
+            <w:tcMar>
+              <w:top w:type="dxa" w:w="90"/>
+              <w:left w:type="dxa" w:w="110"/>
+              <w:bottom w:type="dxa" w:w="90"/>
+              <w:right w:type="dxa" w:w="110"/>
+            </w:tcMar>
+            <w:vAlign w:val="center"/>
+          </w:tcPr>
+          <w:p>
+            <w:pPr>
+              <w:spacing w:after="0"/>
+            </w:pPr>
+            <w:r>
+              <w:rPr>
+                <w:sz w:val="20"/>
+                <w:szCs w:val="20"/>
+              </w:rPr>
+              <w:t xml:space="preserve"/>
+            </w:r>
+          </w:p>
+        </w:tc>
+        <w:tc>
+          <w:tcPr>
+            <w:tcW w:type="dxa" w:w="1050"/>
+            <w:tcMar>
+              <w:top w:type="dxa" w:w="90"/>
+              <w:left w:type="dxa" w:w="110"/>
+              <w:bottom w:type="dxa" w:w="90"/>
+              <w:right w:type="dxa" w:w="110"/>
+            </w:tcMar>
+            <w:vAlign w:val="center"/>
+          </w:tcPr>
+          <w:p>
+            <w:pPr>
+              <w:spacing w:after="0"/>
+            </w:pPr>
+            <w:r>
+              <w:rPr>
+                <w:sz w:val="20"/>
+                <w:szCs w:val="20"/>
+              </w:rPr>
+              <w:t xml:space="preserve"/>
+            </w:r>
+          </w:p>
+        </w:tc>
+        <w:tc>
+          <w:tcPr>
+            <w:tcW w:type="dxa" w:w="1150"/>
+            <w:tcMar>
+              <w:top w:type="dxa" w:w="90"/>
+              <w:left w:type="dxa" w:w="110"/>
+              <w:bottom w:type="dxa" w:w="90"/>
+              <w:right w:type="dxa" w:w="110"/>
+            </w:tcMar>
+            <w:vAlign w:val="center"/>
+          </w:tcPr>
+          <w:p>
+            <w:pPr>
+              <w:spacing w:after="0"/>
+            </w:pPr>
+            <w:r>
+              <w:rPr>
+                <w:sz w:val="20"/>
+                <w:szCs w:val="20"/>
+              </w:rPr>
+              <w:t xml:space="preserve"/>
+            </w:r>
+          </w:p>
+        </w:tc>
+        <w:tc>
+          <w:tcPr>
+            <w:tcW w:type="dxa" w:w="4128"/>
             <w:tcMar>
               <w:top w:type="dxa" w:w="90"/>
               <w:left w:type="dxa" w:w="110"/>
@@ -13994,48 +17819,6 @@
           <w:sz w:val="20"/>
           <w:szCs w:val="20"/>
         </w:rPr>
-        <w:t xml:space="preserve">Clitocybe rivulosa and Clitocybe dealbata are both listed as separate DEADLY species.</w:t>
-      </w:r>
-    </w:p>
-    <w:p>
-      <w:pPr>
-        <w:spacing w:after="0"/>
-        <w:ind w:left="340"/>
-      </w:pPr>
-      <w:r>
-        <w:rPr>
-          <w:rFonts w:ascii="Calibri" w:cs="Calibri" w:eastAsia="Calibri" w:hAnsi="Calibri"/>
-          <w:color w:val="595959"/>
-          <w:sz w:val="19"/>
-          <w:szCs w:val="19"/>
-        </w:rPr>
-        <w:t xml:space="preserve">These are taxonomically entangled, and several authorities treat dealbata as a synonym of rivulosa. Should they be merged? Carrying both may encode a "dangerous pair" between two names for the same fungus.</w:t>
-      </w:r>
-    </w:p>
-    <w:p>
-      <w:pPr>
-        <w:spacing w:after="40" w:before="180"/>
-      </w:pPr>
-      <w:r>
-        <w:rPr>
-          <w:rFonts w:ascii="Calibri" w:cs="Calibri" w:eastAsia="Calibri" w:hAnsi="Calibri"/>
-          <w:b/>
-          <w:bCs/>
-          <w:color w:val="1A1A1A"/>
-          <w:sz w:val="20"/>
-          <w:szCs w:val="20"/>
-        </w:rPr>
-        <w:t xml:space="preserve">2. </w:t>
-      </w:r>
-      <w:r>
-        <w:rPr>
-          <w:rFonts w:ascii="Calibri" w:cs="Calibri" w:eastAsia="Calibri" w:hAnsi="Calibri"/>
-          <w:b/>
-          <w:bCs/>
-          <w:color w:val="1A1A1A"/>
-          <w:sz w:val="20"/>
-          <w:szCs w:val="20"/>
-        </w:rPr>
         <w:t xml:space="preserve">Paxillus involutus is recorded as SERIOUS.</w:t>
       </w:r>
     </w:p>
@@ -14067,7 +17850,7 @@
           <w:sz w:val="20"/>
           <w:szCs w:val="20"/>
         </w:rPr>
-        <w:t xml:space="preserve">3. </w:t>
+        <w:t xml:space="preserve">2. </w:t>
       </w:r>
       <w:r>
         <w:rPr>
@@ -14109,7 +17892,7 @@
           <w:sz w:val="20"/>
           <w:szCs w:val="20"/>
         </w:rPr>
-        <w:t xml:space="preserve">4. </w:t>
+        <w:t xml:space="preserve">3. </w:t>
       </w:r>
       <w:r>
         <w:rPr>
@@ -14151,7 +17934,7 @@
           <w:sz w:val="20"/>
           <w:szCs w:val="20"/>
         </w:rPr>
-        <w:t xml:space="preserve">5. </w:t>
+        <w:t xml:space="preserve">4. </w:t>
       </w:r>
       <w:r>
         <w:rPr>
@@ -14193,7 +17976,7 @@
           <w:sz w:val="20"/>
           <w:szCs w:val="20"/>
         </w:rPr>
-        <w:t xml:space="preserve">6. </w:t>
+        <w:t xml:space="preserve">5. </w:t>
       </w:r>
       <w:r>
         <w:rPr>
@@ -14235,7 +18018,7 @@
           <w:sz w:val="20"/>
           <w:szCs w:val="20"/>
         </w:rPr>
-        <w:t xml:space="preserve">7. </w:t>
+        <w:t xml:space="preserve">6. </w:t>
       </w:r>
       <w:r>
         <w:rPr>
@@ -14262,6 +18045,48 @@
           <w:szCs w:val="19"/>
         </w:rPr>
         <w:t xml:space="preserve">The older Inocybe patouillardii appears in some references.</w:t>
+      </w:r>
+    </w:p>
+    <w:p>
+      <w:pPr>
+        <w:spacing w:after="40" w:before="180"/>
+      </w:pPr>
+      <w:r>
+        <w:rPr>
+          <w:rFonts w:ascii="Calibri" w:cs="Calibri" w:eastAsia="Calibri" w:hAnsi="Calibri"/>
+          <w:b/>
+          <w:bCs/>
+          <w:color w:val="1A1A1A"/>
+          <w:sz w:val="20"/>
+          <w:szCs w:val="20"/>
+        </w:rPr>
+        <w:t xml:space="preserve">7. </w:t>
+      </w:r>
+      <w:r>
+        <w:rPr>
+          <w:rFonts w:ascii="Calibri" w:cs="Calibri" w:eastAsia="Calibri" w:hAnsi="Calibri"/>
+          <w:b/>
+          <w:bCs/>
+          <w:color w:val="1A1A1A"/>
+          <w:sz w:val="20"/>
+          <w:szCs w:val="20"/>
+        </w:rPr>
+        <w:t xml:space="preserve">Morchella elata is recorded as TOXIC but Morchella esculenta as NONE_RECORDED.</w:t>
+      </w:r>
+    </w:p>
+    <w:p>
+      <w:pPr>
+        <w:spacing w:after="0"/>
+        <w:ind w:left="340"/>
+      </w:pPr>
+      <w:r>
+        <w:rPr>
+          <w:rFonts w:ascii="Calibri" w:cs="Calibri" w:eastAsia="Calibri" w:hAnsi="Calibri"/>
+          <w:color w:val="595959"/>
+          <w:sz w:val="19"/>
+          <w:szCs w:val="19"/>
+        </w:rPr>
+        <w:t xml:space="preserve">Both morels are toxic raw, so the two entries are inconsistent. Which way should they be settled?</w:t>
       </w:r>
     </w:p>
     <w:p>
@@ -14304,7 +18129,7 @@
           <w:sz w:val="20"/>
           <w:szCs w:val="20"/>
         </w:rPr>
-        <w:t xml:space="preserve">Omphalotus olearius is included, but is rare or absent in the UK.</w:t>
+        <w:t xml:space="preserve">Lepiota castanea has been kept although it is absent from the supplied UK list.</w:t>
       </w:r>
     </w:p>
     <w:p>
@@ -14319,7 +18144,7 @@
           <w:sz w:val="19"/>
           <w:szCs w:val="19"/>
         </w:rPr>
-        <w:t xml:space="preserve">For a UK-first list, should it be excluded, or replaced with a species that actually occurs here?</w:t>
+        <w:t xml:space="preserve">It is a recognised European species with amatoxins recorded, and absence from one list is not evidence against it. Should it stay?</w:t>
       </w:r>
     </w:p>
     <w:p>
@@ -14346,7 +18171,7 @@
           <w:sz w:val="20"/>
           <w:szCs w:val="20"/>
         </w:rPr>
-        <w:t xml:space="preserve">Verpa bohemica — is this genuinely present in the UK?</w:t>
+        <w:t xml:space="preserve">Pholiotina rugosa is carried under that name.</w:t>
       </w:r>
     </w:p>
     <w:p>
@@ -14361,7 +18186,133 @@
           <w:sz w:val="19"/>
           <w:szCs w:val="19"/>
         </w:rPr>
-        <w:t xml:space="preserve">Or has it been carried over from North American references?</w:t>
+        <w:t xml:space="preserve">It also appears as Conocybe rugosa and Conocybe filaris, and the supplied list uses Conocybe rugosa. Which name should the app use?</w:t>
+      </w:r>
+    </w:p>
+    <w:p>
+      <w:pPr>
+        <w:spacing w:after="40" w:before="180"/>
+      </w:pPr>
+      <w:r>
+        <w:rPr>
+          <w:rFonts w:ascii="Calibri" w:cs="Calibri" w:eastAsia="Calibri" w:hAnsi="Calibri"/>
+          <w:b/>
+          <w:bCs/>
+          <w:color w:val="1A1A1A"/>
+          <w:sz w:val="20"/>
+          <w:szCs w:val="20"/>
+        </w:rPr>
+        <w:t xml:space="preserve">10. </w:t>
+      </w:r>
+      <w:r>
+        <w:rPr>
+          <w:rFonts w:ascii="Calibri" w:cs="Calibri" w:eastAsia="Calibri" w:hAnsi="Calibri"/>
+          <w:b/>
+          <w:bCs/>
+          <w:color w:val="1A1A1A"/>
+          <w:sz w:val="20"/>
+          <w:szCs w:val="20"/>
+        </w:rPr>
+        <w:t xml:space="preserve">Chlorophyllum rhacodes has replaced C. brunneum.</w:t>
+      </w:r>
+    </w:p>
+    <w:p>
+      <w:pPr>
+        <w:spacing w:after="0"/>
+        <w:ind w:left="340"/>
+      </w:pPr>
+      <w:r>
+        <w:rPr>
+          <w:rFonts w:ascii="Calibri" w:cs="Calibri" w:eastAsia="Calibri" w:hAnsi="Calibri"/>
+          <w:color w:val="595959"/>
+          <w:sz w:val="19"/>
+          <w:szCs w:val="19"/>
+        </w:rPr>
+        <w:t xml:space="preserve">Both occur in Europe and both are called Shaggy Parasol. Is rhacodes the right one for a UK list, or should both be carried?</w:t>
+      </w:r>
+    </w:p>
+    <w:p>
+      <w:pPr>
+        <w:spacing w:after="40" w:before="180"/>
+      </w:pPr>
+      <w:r>
+        <w:rPr>
+          <w:rFonts w:ascii="Calibri" w:cs="Calibri" w:eastAsia="Calibri" w:hAnsi="Calibri"/>
+          <w:b/>
+          <w:bCs/>
+          <w:color w:val="1A1A1A"/>
+          <w:sz w:val="20"/>
+          <w:szCs w:val="20"/>
+        </w:rPr>
+        <w:t xml:space="preserve">11. </w:t>
+      </w:r>
+      <w:r>
+        <w:rPr>
+          <w:rFonts w:ascii="Calibri" w:cs="Calibri" w:eastAsia="Calibri" w:hAnsi="Calibri"/>
+          <w:b/>
+          <w:bCs/>
+          <w:color w:val="1A1A1A"/>
+          <w:sz w:val="20"/>
+          <w:szCs w:val="20"/>
+        </w:rPr>
+        <w:t xml:space="preserve">Omphalotus illudens has replaced O. olearius.</w:t>
+      </w:r>
+    </w:p>
+    <w:p>
+      <w:pPr>
+        <w:spacing w:after="0"/>
+        <w:ind w:left="340"/>
+      </w:pPr>
+      <w:r>
+        <w:rPr>
+          <w:rFonts w:ascii="Calibri" w:cs="Calibri" w:eastAsia="Calibri" w:hAnsi="Calibri"/>
+          <w:color w:val="595959"/>
+          <w:sz w:val="19"/>
+          <w:szCs w:val="19"/>
+        </w:rPr>
+        <w:t xml:space="preserve">The supplied list names illudens as Jack o' Lantern and leaves olearius unnamed. Which occurs in Britain?</w:t>
+      </w:r>
+    </w:p>
+    <w:p>
+      <w:pPr>
+        <w:spacing w:after="40" w:before="180"/>
+      </w:pPr>
+      <w:r>
+        <w:rPr>
+          <w:rFonts w:ascii="Calibri" w:cs="Calibri" w:eastAsia="Calibri" w:hAnsi="Calibri"/>
+          <w:b/>
+          <w:bCs/>
+          <w:color w:val="1A1A1A"/>
+          <w:sz w:val="20"/>
+          <w:szCs w:val="20"/>
+        </w:rPr>
+        <w:t xml:space="preserve">12. </w:t>
+      </w:r>
+      <w:r>
+        <w:rPr>
+          <w:rFonts w:ascii="Calibri" w:cs="Calibri" w:eastAsia="Calibri" w:hAnsi="Calibri"/>
+          <w:b/>
+          <w:bCs/>
+          <w:color w:val="1A1A1A"/>
+          <w:sz w:val="20"/>
+          <w:szCs w:val="20"/>
+        </w:rPr>
+        <w:t xml:space="preserve">Cortinarius violaceus carries no recorded toxicity.</w:t>
+      </w:r>
+    </w:p>
+    <w:p>
+      <w:pPr>
+        <w:spacing w:after="0"/>
+        <w:ind w:left="340"/>
+      </w:pPr>
+      <w:r>
+        <w:rPr>
+          <w:rFonts w:ascii="Calibri" w:cs="Calibri" w:eastAsia="Calibri" w:hAnsi="Calibri"/>
+          <w:color w:val="595959"/>
+          <w:sz w:val="19"/>
+          <w:szCs w:val="19"/>
+        </w:rPr>
+        <w:t xml:space="preserve">It now sits in a genus holding two deadly species, C. rubellus and C. orellanus. Is no recorded toxicity still right?</w:t>
       </w:r>
     </w:p>
     <w:p>
@@ -14418,7 +18369,7 @@
           <w:sz w:val="20"/>
           <w:szCs w:val="20"/>
         </w:rPr>
-        <w:t xml:space="preserve">Lepiota brunneoincarnata and the small brown Lepiota species</w:t>
+        <w:t xml:space="preserve">The spore colour legend</w:t>
       </w:r>
     </w:p>
     <w:p>
@@ -14433,7 +18384,7 @@
           <w:sz w:val="19"/>
           <w:szCs w:val="19"/>
         </w:rPr>
-        <w:t xml:space="preserve">Contain amatoxins, occur in the UK, and are genuinely lethal. This appears to be the most significant gap.</w:t>
+        <w:t xml:space="preserve">The supplied list carries a numeric colour code from 01 to 12, understood to be spore print colour. The legend has not been supplied, so the codes are stored verbatim and are deliberately not mapped onto the spore print character. Please give the mapping and it will be wired through.</w:t>
       </w:r>
     </w:p>
     <w:p>
@@ -14460,7 +18411,7 @@
           <w:sz w:val="20"/>
           <w:szCs w:val="20"/>
         </w:rPr>
-        <w:t xml:space="preserve">Amanita pantherina — Panther Cap</w:t>
+        <w:t xml:space="preserve">Family data for three species</w:t>
       </w:r>
     </w:p>
     <w:p>
@@ -14475,7 +18426,7 @@
           <w:sz w:val="19"/>
           <w:szCs w:val="19"/>
         </w:rPr>
-        <w:t xml:space="preserve">Present in the UK and seriously toxic.</w:t>
+        <w:t xml:space="preserve">Family has been taken from the supplied list where the species appears on it. Three entries are not on that list and have no family recorded.</w:t>
       </w:r>
     </w:p>
     <w:p>
@@ -14502,48 +18453,6 @@
           <w:sz w:val="20"/>
           <w:szCs w:val="20"/>
         </w:rPr>
-        <w:t xml:space="preserve">Cortinarius orellanus</w:t>
-      </w:r>
-    </w:p>
-    <w:p>
-      <w:pPr>
-        <w:spacing w:after="0"/>
-        <w:ind w:left="340"/>
-      </w:pPr>
-      <w:r>
-        <w:rPr>
-          <w:rFonts w:ascii="Calibri" w:cs="Calibri" w:eastAsia="Calibri" w:hAnsi="Calibri"/>
-          <w:color w:val="595959"/>
-          <w:sz w:val="19"/>
-          <w:szCs w:val="19"/>
-        </w:rPr>
-        <w:t xml:space="preserve">The other orellanine-containing webcap; only C. rubellus is currently included.</w:t>
-      </w:r>
-    </w:p>
-    <w:p>
-      <w:pPr>
-        <w:spacing w:after="40" w:before="180"/>
-      </w:pPr>
-      <w:r>
-        <w:rPr>
-          <w:rFonts w:ascii="Calibri" w:cs="Calibri" w:eastAsia="Calibri" w:hAnsi="Calibri"/>
-          <w:b/>
-          <w:bCs/>
-          <w:color w:val="1A1A1A"/>
-          <w:sz w:val="20"/>
-          <w:szCs w:val="20"/>
-        </w:rPr>
-        <w:t xml:space="preserve">13. </w:t>
-      </w:r>
-      <w:r>
-        <w:rPr>
-          <w:rFonts w:ascii="Calibri" w:cs="Calibri" w:eastAsia="Calibri" w:hAnsi="Calibri"/>
-          <w:b/>
-          <w:bCs/>
-          <w:color w:val="1A1A1A"/>
-          <w:sz w:val="20"/>
-          <w:szCs w:val="20"/>
-        </w:rPr>
         <w:t xml:space="preserve">Anything else</w:t>
       </w:r>
     </w:p>
@@ -14559,7 +18468,7 @@
           <w:sz w:val="19"/>
           <w:szCs w:val="19"/>
         </w:rPr>
-        <w:t xml:space="preserve">Any UK species you consider a common cause of poisoning that is missing from this list.</w:t>
+        <w:t xml:space="preserve">Any UK species you consider a common cause of poisoning that is still missing from this list.</w:t>
       </w:r>
     </w:p>
     <w:p>
